--- a/docs/bao_cao_project_hose_stock_prediction_REVISED.docx
+++ b/docs/bao_cao_project_hose_stock_prediction_REVISED.docx
@@ -37,7 +37,7 @@
           <w:noProof/>
         </w:rPr>
         <w:drawing>
-          <wp:inline distT="0" distB="0" distL="0" distR="0" wp14:anchorId="0CAA3510" wp14:editId="78C25DE2">
+          <wp:inline distT="0" distB="0" distL="0" distR="0" wp14:anchorId="120C907B" wp14:editId="070F8858">
             <wp:extent cx="1368000" cy="1368000"/>
             <wp:effectExtent l="0" t="0" r="0" b="0"/>
             <wp:docPr id="1" name="Picture 1" descr="Hình minh họa 1"/>
@@ -236,7 +236,7 @@
           <w:noProof/>
         </w:rPr>
         <w:drawing>
-          <wp:inline distT="0" distB="0" distL="0" distR="0" wp14:anchorId="53989459" wp14:editId="1F7FEDE1">
+          <wp:inline distT="0" distB="0" distL="0" distR="0" wp14:anchorId="79EE3A48" wp14:editId="433EE3B4">
             <wp:extent cx="1368000" cy="1368000"/>
             <wp:effectExtent l="0" t="0" r="0" b="0"/>
             <wp:docPr id="2" name="Picture 2" descr="Hình minh họa 2"/>
@@ -407,7 +407,7 @@
       <w:pPr>
         <w:pStyle w:val="Heading1"/>
       </w:pPr>
-      <w:bookmarkStart w:id="0" w:name="_Toc237261870"/>
+      <w:bookmarkStart w:id="0" w:name="_Toc237264088"/>
       <w:r>
         <w:lastRenderedPageBreak/>
         <w:t>TÓM TẮT</w:t>
@@ -436,7 +436,7 @@
       <w:pPr>
         <w:pStyle w:val="Heading1"/>
       </w:pPr>
-      <w:bookmarkStart w:id="1" w:name="_Toc237261871"/>
+      <w:bookmarkStart w:id="1" w:name="_Toc237264089"/>
       <w:r>
         <w:lastRenderedPageBreak/>
         <w:t>MỤC LỤC</w:t>
@@ -470,7 +470,7 @@
       <w:r>
         <w:fldChar w:fldCharType="separate"/>
       </w:r>
-      <w:hyperlink w:anchor="_Toc237261870" w:history="1">
+      <w:hyperlink w:anchor="_Toc237264088" w:history="1">
         <w:r>
           <w:rPr>
             <w:rStyle w:val="Hyperlink"/>
@@ -497,7 +497,7 @@
             <w:noProof/>
             <w:webHidden/>
           </w:rPr>
-          <w:instrText xml:space="preserve"> PAGEREF _Toc237261870 \h </w:instrText>
+          <w:instrText xml:space="preserve"> PAGEREF _Toc237264088 \h </w:instrText>
         </w:r>
         <w:r>
           <w:rPr>
@@ -546,7 +546,7 @@
           <w14:ligatures w14:val="standardContextual"/>
         </w:rPr>
       </w:pPr>
-      <w:hyperlink w:anchor="_Toc237261871" w:history="1">
+      <w:hyperlink w:anchor="_Toc237264089" w:history="1">
         <w:r>
           <w:rPr>
             <w:rStyle w:val="Hyperlink"/>
@@ -573,7 +573,7 @@
             <w:noProof/>
             <w:webHidden/>
           </w:rPr>
-          <w:instrText xml:space="preserve"> PAGEREF _Toc237261871 \h </w:instrText>
+          <w:instrText xml:space="preserve"> PAGEREF _Toc237264089 \h </w:instrText>
         </w:r>
         <w:r>
           <w:rPr>
@@ -622,7 +622,7 @@
           <w14:ligatures w14:val="standardContextual"/>
         </w:rPr>
       </w:pPr>
-      <w:hyperlink w:anchor="_Toc237261872" w:history="1">
+      <w:hyperlink w:anchor="_Toc237264090" w:history="1">
         <w:r>
           <w:rPr>
             <w:rStyle w:val="Hyperlink"/>
@@ -649,7 +649,7 @@
             <w:noProof/>
             <w:webHidden/>
           </w:rPr>
-          <w:instrText xml:space="preserve"> PAGEREF _Toc237261872 \h </w:instrText>
+          <w:instrText xml:space="preserve"> PAGEREF _Toc237264090 \h </w:instrText>
         </w:r>
         <w:r>
           <w:rPr>
@@ -669,7 +669,7 @@
             <w:noProof/>
             <w:webHidden/>
           </w:rPr>
-          <w:t>5</w:t>
+          <w:t>4</w:t>
         </w:r>
         <w:r>
           <w:rPr>
@@ -698,7 +698,7 @@
           <w14:ligatures w14:val="standardContextual"/>
         </w:rPr>
       </w:pPr>
-      <w:hyperlink w:anchor="_Toc237261873" w:history="1">
+      <w:hyperlink w:anchor="_Toc237264091" w:history="1">
         <w:r>
           <w:rPr>
             <w:rStyle w:val="Hyperlink"/>
@@ -725,7 +725,7 @@
             <w:noProof/>
             <w:webHidden/>
           </w:rPr>
-          <w:instrText xml:space="preserve"> PAGEREF _Toc237261873 \h </w:instrText>
+          <w:instrText xml:space="preserve"> PAGEREF _Toc237264091 \h </w:instrText>
         </w:r>
         <w:r>
           <w:rPr>
@@ -745,7 +745,7 @@
             <w:noProof/>
             <w:webHidden/>
           </w:rPr>
-          <w:t>6</w:t>
+          <w:t>5</w:t>
         </w:r>
         <w:r>
           <w:rPr>
@@ -774,7 +774,7 @@
           <w14:ligatures w14:val="standardContextual"/>
         </w:rPr>
       </w:pPr>
-      <w:hyperlink w:anchor="_Toc237261874" w:history="1">
+      <w:hyperlink w:anchor="_Toc237264092" w:history="1">
         <w:r>
           <w:rPr>
             <w:rStyle w:val="Hyperlink"/>
@@ -801,7 +801,7 @@
             <w:noProof/>
             <w:webHidden/>
           </w:rPr>
-          <w:instrText xml:space="preserve"> PAGEREF _Toc237261874 \h </w:instrText>
+          <w:instrText xml:space="preserve"> PAGEREF _Toc237264092 \h </w:instrText>
         </w:r>
         <w:r>
           <w:rPr>
@@ -821,7 +821,7 @@
             <w:noProof/>
             <w:webHidden/>
           </w:rPr>
-          <w:t>7</w:t>
+          <w:t>6</w:t>
         </w:r>
         <w:r>
           <w:rPr>
@@ -850,7 +850,7 @@
           <w14:ligatures w14:val="standardContextual"/>
         </w:rPr>
       </w:pPr>
-      <w:hyperlink w:anchor="_Toc237261875" w:history="1">
+      <w:hyperlink w:anchor="_Toc237264093" w:history="1">
         <w:r>
           <w:rPr>
             <w:rStyle w:val="Hyperlink"/>
@@ -877,7 +877,7 @@
             <w:noProof/>
             <w:webHidden/>
           </w:rPr>
-          <w:instrText xml:space="preserve"> PAGEREF _Toc237261875 \h </w:instrText>
+          <w:instrText xml:space="preserve"> PAGEREF _Toc237264093 \h </w:instrText>
         </w:r>
         <w:r>
           <w:rPr>
@@ -897,7 +897,7 @@
             <w:noProof/>
             <w:webHidden/>
           </w:rPr>
-          <w:t>8</w:t>
+          <w:t>7</w:t>
         </w:r>
         <w:r>
           <w:rPr>
@@ -926,7 +926,7 @@
           <w14:ligatures w14:val="standardContextual"/>
         </w:rPr>
       </w:pPr>
-      <w:hyperlink w:anchor="_Toc237261876" w:history="1">
+      <w:hyperlink w:anchor="_Toc237264094" w:history="1">
         <w:r>
           <w:rPr>
             <w:rStyle w:val="Hyperlink"/>
@@ -953,7 +953,7 @@
             <w:noProof/>
             <w:webHidden/>
           </w:rPr>
-          <w:instrText xml:space="preserve"> PAGEREF _Toc237261876 \h </w:instrText>
+          <w:instrText xml:space="preserve"> PAGEREF _Toc237264094 \h </w:instrText>
         </w:r>
         <w:r>
           <w:rPr>
@@ -973,7 +973,7 @@
             <w:noProof/>
             <w:webHidden/>
           </w:rPr>
-          <w:t>9</w:t>
+          <w:t>8</w:t>
         </w:r>
         <w:r>
           <w:rPr>
@@ -1001,7 +1001,7 @@
           <w14:ligatures w14:val="standardContextual"/>
         </w:rPr>
       </w:pPr>
-      <w:hyperlink w:anchor="_Toc237261877" w:history="1">
+      <w:hyperlink w:anchor="_Toc237264095" w:history="1">
         <w:r>
           <w:rPr>
             <w:rStyle w:val="Hyperlink"/>
@@ -1028,7 +1028,7 @@
             <w:noProof/>
             <w:webHidden/>
           </w:rPr>
-          <w:instrText xml:space="preserve"> PAGEREF _Toc237261877 \h </w:instrText>
+          <w:instrText xml:space="preserve"> PAGEREF _Toc237264095 \h </w:instrText>
         </w:r>
         <w:r>
           <w:rPr>
@@ -1048,7 +1048,7 @@
             <w:noProof/>
             <w:webHidden/>
           </w:rPr>
-          <w:t>9</w:t>
+          <w:t>8</w:t>
         </w:r>
         <w:r>
           <w:rPr>
@@ -1076,7 +1076,7 @@
           <w14:ligatures w14:val="standardContextual"/>
         </w:rPr>
       </w:pPr>
-      <w:hyperlink w:anchor="_Toc237261878" w:history="1">
+      <w:hyperlink w:anchor="_Toc237264096" w:history="1">
         <w:r>
           <w:rPr>
             <w:rStyle w:val="Hyperlink"/>
@@ -1103,7 +1103,7 @@
             <w:noProof/>
             <w:webHidden/>
           </w:rPr>
-          <w:instrText xml:space="preserve"> PAGEREF _Toc237261878 \h </w:instrText>
+          <w:instrText xml:space="preserve"> PAGEREF _Toc237264096 \h </w:instrText>
         </w:r>
         <w:r>
           <w:rPr>
@@ -1123,7 +1123,7 @@
             <w:noProof/>
             <w:webHidden/>
           </w:rPr>
-          <w:t>9</w:t>
+          <w:t>8</w:t>
         </w:r>
         <w:r>
           <w:rPr>
@@ -1151,7 +1151,7 @@
           <w14:ligatures w14:val="standardContextual"/>
         </w:rPr>
       </w:pPr>
-      <w:hyperlink w:anchor="_Toc237261879" w:history="1">
+      <w:hyperlink w:anchor="_Toc237264097" w:history="1">
         <w:r>
           <w:rPr>
             <w:rStyle w:val="Hyperlink"/>
@@ -1178,7 +1178,7 @@
             <w:noProof/>
             <w:webHidden/>
           </w:rPr>
-          <w:instrText xml:space="preserve"> PAGEREF _Toc237261879 \h </w:instrText>
+          <w:instrText xml:space="preserve"> PAGEREF _Toc237264097 \h </w:instrText>
         </w:r>
         <w:r>
           <w:rPr>
@@ -1198,7 +1198,7 @@
             <w:noProof/>
             <w:webHidden/>
           </w:rPr>
-          <w:t>10</w:t>
+          <w:t>9</w:t>
         </w:r>
         <w:r>
           <w:rPr>
@@ -1226,7 +1226,7 @@
           <w14:ligatures w14:val="standardContextual"/>
         </w:rPr>
       </w:pPr>
-      <w:hyperlink w:anchor="_Toc237261880" w:history="1">
+      <w:hyperlink w:anchor="_Toc237264098" w:history="1">
         <w:r>
           <w:rPr>
             <w:rStyle w:val="Hyperlink"/>
@@ -1253,7 +1253,7 @@
             <w:noProof/>
             <w:webHidden/>
           </w:rPr>
-          <w:instrText xml:space="preserve"> PAGEREF _Toc237261880 \h </w:instrText>
+          <w:instrText xml:space="preserve"> PAGEREF _Toc237264098 \h </w:instrText>
         </w:r>
         <w:r>
           <w:rPr>
@@ -1273,7 +1273,7 @@
             <w:noProof/>
             <w:webHidden/>
           </w:rPr>
-          <w:t>10</w:t>
+          <w:t>9</w:t>
         </w:r>
         <w:r>
           <w:rPr>
@@ -1301,7 +1301,7 @@
           <w14:ligatures w14:val="standardContextual"/>
         </w:rPr>
       </w:pPr>
-      <w:hyperlink w:anchor="_Toc237261881" w:history="1">
+      <w:hyperlink w:anchor="_Toc237264099" w:history="1">
         <w:r>
           <w:rPr>
             <w:rStyle w:val="Hyperlink"/>
@@ -1328,7 +1328,7 @@
             <w:noProof/>
             <w:webHidden/>
           </w:rPr>
-          <w:instrText xml:space="preserve"> PAGEREF _Toc237261881 \h </w:instrText>
+          <w:instrText xml:space="preserve"> PAGEREF _Toc237264099 \h </w:instrText>
         </w:r>
         <w:r>
           <w:rPr>
@@ -1348,7 +1348,7 @@
             <w:noProof/>
             <w:webHidden/>
           </w:rPr>
-          <w:t>10</w:t>
+          <w:t>9</w:t>
         </w:r>
         <w:r>
           <w:rPr>
@@ -1376,7 +1376,7 @@
           <w14:ligatures w14:val="standardContextual"/>
         </w:rPr>
       </w:pPr>
-      <w:hyperlink w:anchor="_Toc237261882" w:history="1">
+      <w:hyperlink w:anchor="_Toc237264100" w:history="1">
         <w:r>
           <w:rPr>
             <w:rStyle w:val="Hyperlink"/>
@@ -1403,7 +1403,7 @@
             <w:noProof/>
             <w:webHidden/>
           </w:rPr>
-          <w:instrText xml:space="preserve"> PAGEREF _Toc237261882 \h </w:instrText>
+          <w:instrText xml:space="preserve"> PAGEREF _Toc237264100 \h </w:instrText>
         </w:r>
         <w:r>
           <w:rPr>
@@ -1423,7 +1423,7 @@
             <w:noProof/>
             <w:webHidden/>
           </w:rPr>
-          <w:t>11</w:t>
+          <w:t>10</w:t>
         </w:r>
         <w:r>
           <w:rPr>
@@ -1452,7 +1452,7 @@
           <w14:ligatures w14:val="standardContextual"/>
         </w:rPr>
       </w:pPr>
-      <w:hyperlink w:anchor="_Toc237261883" w:history="1">
+      <w:hyperlink w:anchor="_Toc237264101" w:history="1">
         <w:r>
           <w:rPr>
             <w:rStyle w:val="Hyperlink"/>
@@ -1479,7 +1479,7 @@
             <w:noProof/>
             <w:webHidden/>
           </w:rPr>
-          <w:instrText xml:space="preserve"> PAGEREF _Toc237261883 \h </w:instrText>
+          <w:instrText xml:space="preserve"> PAGEREF _Toc237264101 \h </w:instrText>
         </w:r>
         <w:r>
           <w:rPr>
@@ -1499,7 +1499,7 @@
             <w:noProof/>
             <w:webHidden/>
           </w:rPr>
-          <w:t>12</w:t>
+          <w:t>11</w:t>
         </w:r>
         <w:r>
           <w:rPr>
@@ -1527,7 +1527,7 @@
           <w14:ligatures w14:val="standardContextual"/>
         </w:rPr>
       </w:pPr>
-      <w:hyperlink w:anchor="_Toc237261884" w:history="1">
+      <w:hyperlink w:anchor="_Toc237264102" w:history="1">
         <w:r>
           <w:rPr>
             <w:rStyle w:val="Hyperlink"/>
@@ -1554,7 +1554,7 @@
             <w:noProof/>
             <w:webHidden/>
           </w:rPr>
-          <w:instrText xml:space="preserve"> PAGEREF _Toc237261884 \h </w:instrText>
+          <w:instrText xml:space="preserve"> PAGEREF _Toc237264102 \h </w:instrText>
         </w:r>
         <w:r>
           <w:rPr>
@@ -1574,7 +1574,7 @@
             <w:noProof/>
             <w:webHidden/>
           </w:rPr>
-          <w:t>12</w:t>
+          <w:t>11</w:t>
         </w:r>
         <w:r>
           <w:rPr>
@@ -1602,7 +1602,7 @@
           <w14:ligatures w14:val="standardContextual"/>
         </w:rPr>
       </w:pPr>
-      <w:hyperlink w:anchor="_Toc237261885" w:history="1">
+      <w:hyperlink w:anchor="_Toc237264103" w:history="1">
         <w:r>
           <w:rPr>
             <w:rStyle w:val="Hyperlink"/>
@@ -1629,7 +1629,7 @@
             <w:noProof/>
             <w:webHidden/>
           </w:rPr>
-          <w:instrText xml:space="preserve"> PAGEREF _Toc237261885 \h </w:instrText>
+          <w:instrText xml:space="preserve"> PAGEREF _Toc237264103 \h </w:instrText>
         </w:r>
         <w:r>
           <w:rPr>
@@ -1649,7 +1649,7 @@
             <w:noProof/>
             <w:webHidden/>
           </w:rPr>
-          <w:t>12</w:t>
+          <w:t>11</w:t>
         </w:r>
         <w:r>
           <w:rPr>
@@ -1677,7 +1677,7 @@
           <w14:ligatures w14:val="standardContextual"/>
         </w:rPr>
       </w:pPr>
-      <w:hyperlink w:anchor="_Toc237261886" w:history="1">
+      <w:hyperlink w:anchor="_Toc237264104" w:history="1">
         <w:r>
           <w:rPr>
             <w:rStyle w:val="Hyperlink"/>
@@ -1704,7 +1704,7 @@
             <w:noProof/>
             <w:webHidden/>
           </w:rPr>
-          <w:instrText xml:space="preserve"> PAGEREF _Toc237261886 \h </w:instrText>
+          <w:instrText xml:space="preserve"> PAGEREF _Toc237264104 \h </w:instrText>
         </w:r>
         <w:r>
           <w:rPr>
@@ -1724,7 +1724,7 @@
             <w:noProof/>
             <w:webHidden/>
           </w:rPr>
-          <w:t>13</w:t>
+          <w:t>12</w:t>
         </w:r>
         <w:r>
           <w:rPr>
@@ -1752,7 +1752,7 @@
           <w14:ligatures w14:val="standardContextual"/>
         </w:rPr>
       </w:pPr>
-      <w:hyperlink w:anchor="_Toc237261887" w:history="1">
+      <w:hyperlink w:anchor="_Toc237264105" w:history="1">
         <w:r>
           <w:rPr>
             <w:rStyle w:val="Hyperlink"/>
@@ -1779,7 +1779,7 @@
             <w:noProof/>
             <w:webHidden/>
           </w:rPr>
-          <w:instrText xml:space="preserve"> PAGEREF _Toc237261887 \h </w:instrText>
+          <w:instrText xml:space="preserve"> PAGEREF _Toc237264105 \h </w:instrText>
         </w:r>
         <w:r>
           <w:rPr>
@@ -1799,7 +1799,7 @@
             <w:noProof/>
             <w:webHidden/>
           </w:rPr>
-          <w:t>13</w:t>
+          <w:t>12</w:t>
         </w:r>
         <w:r>
           <w:rPr>
@@ -1827,7 +1827,7 @@
           <w14:ligatures w14:val="standardContextual"/>
         </w:rPr>
       </w:pPr>
-      <w:hyperlink w:anchor="_Toc237261888" w:history="1">
+      <w:hyperlink w:anchor="_Toc237264106" w:history="1">
         <w:r>
           <w:rPr>
             <w:rStyle w:val="Hyperlink"/>
@@ -1854,7 +1854,7 @@
             <w:noProof/>
             <w:webHidden/>
           </w:rPr>
-          <w:instrText xml:space="preserve"> PAGEREF _Toc237261888 \h </w:instrText>
+          <w:instrText xml:space="preserve"> PAGEREF _Toc237264106 \h </w:instrText>
         </w:r>
         <w:r>
           <w:rPr>
@@ -1874,7 +1874,7 @@
             <w:noProof/>
             <w:webHidden/>
           </w:rPr>
-          <w:t>14</w:t>
+          <w:t>13</w:t>
         </w:r>
         <w:r>
           <w:rPr>
@@ -1902,7 +1902,7 @@
           <w14:ligatures w14:val="standardContextual"/>
         </w:rPr>
       </w:pPr>
-      <w:hyperlink w:anchor="_Toc237261889" w:history="1">
+      <w:hyperlink w:anchor="_Toc237264107" w:history="1">
         <w:r>
           <w:rPr>
             <w:rStyle w:val="Hyperlink"/>
@@ -1929,7 +1929,7 @@
             <w:noProof/>
             <w:webHidden/>
           </w:rPr>
-          <w:instrText xml:space="preserve"> PAGEREF _Toc237261889 \h </w:instrText>
+          <w:instrText xml:space="preserve"> PAGEREF _Toc237264107 \h </w:instrText>
         </w:r>
         <w:r>
           <w:rPr>
@@ -1949,7 +1949,7 @@
             <w:noProof/>
             <w:webHidden/>
           </w:rPr>
-          <w:t>14</w:t>
+          <w:t>13</w:t>
         </w:r>
         <w:r>
           <w:rPr>
@@ -1977,7 +1977,7 @@
           <w14:ligatures w14:val="standardContextual"/>
         </w:rPr>
       </w:pPr>
-      <w:hyperlink w:anchor="_Toc237261929" w:history="1">
+      <w:hyperlink w:anchor="_Toc237264108" w:history="1">
         <w:r>
           <w:rPr>
             <w:rStyle w:val="Hyperlink"/>
@@ -2004,7 +2004,7 @@
             <w:noProof/>
             <w:webHidden/>
           </w:rPr>
-          <w:instrText xml:space="preserve"> PAGEREF _Toc237261929 \h </w:instrText>
+          <w:instrText xml:space="preserve"> PAGEREF _Toc237264108 \h </w:instrText>
         </w:r>
         <w:r>
           <w:rPr>
@@ -2024,7 +2024,7 @@
             <w:noProof/>
             <w:webHidden/>
           </w:rPr>
-          <w:t>15</w:t>
+          <w:t>14</w:t>
         </w:r>
         <w:r>
           <w:rPr>
@@ -2052,7 +2052,7 @@
           <w14:ligatures w14:val="standardContextual"/>
         </w:rPr>
       </w:pPr>
-      <w:hyperlink w:anchor="_Toc237261930" w:history="1">
+      <w:hyperlink w:anchor="_Toc237264148" w:history="1">
         <w:r>
           <w:rPr>
             <w:rStyle w:val="Hyperlink"/>
@@ -2079,7 +2079,7 @@
             <w:noProof/>
             <w:webHidden/>
           </w:rPr>
-          <w:instrText xml:space="preserve"> PAGEREF _Toc237261930 \h </w:instrText>
+          <w:instrText xml:space="preserve"> PAGEREF _Toc237264148 \h </w:instrText>
         </w:r>
         <w:r>
           <w:rPr>
@@ -2099,7 +2099,7 @@
             <w:noProof/>
             <w:webHidden/>
           </w:rPr>
-          <w:t>15</w:t>
+          <w:t>14</w:t>
         </w:r>
         <w:r>
           <w:rPr>
@@ -2127,7 +2127,7 @@
           <w14:ligatures w14:val="standardContextual"/>
         </w:rPr>
       </w:pPr>
-      <w:hyperlink w:anchor="_Toc237261931" w:history="1">
+      <w:hyperlink w:anchor="_Toc237264149" w:history="1">
         <w:r>
           <w:rPr>
             <w:rStyle w:val="Hyperlink"/>
@@ -2154,7 +2154,7 @@
             <w:noProof/>
             <w:webHidden/>
           </w:rPr>
-          <w:instrText xml:space="preserve"> PAGEREF _Toc237261931 \h </w:instrText>
+          <w:instrText xml:space="preserve"> PAGEREF _Toc237264149 \h </w:instrText>
         </w:r>
         <w:r>
           <w:rPr>
@@ -2174,7 +2174,7 @@
             <w:noProof/>
             <w:webHidden/>
           </w:rPr>
-          <w:t>16</w:t>
+          <w:t>15</w:t>
         </w:r>
         <w:r>
           <w:rPr>
@@ -2203,7 +2203,7 @@
           <w14:ligatures w14:val="standardContextual"/>
         </w:rPr>
       </w:pPr>
-      <w:hyperlink w:anchor="_Toc237261932" w:history="1">
+      <w:hyperlink w:anchor="_Toc237264150" w:history="1">
         <w:r>
           <w:rPr>
             <w:rStyle w:val="Hyperlink"/>
@@ -2230,7 +2230,7 @@
             <w:noProof/>
             <w:webHidden/>
           </w:rPr>
-          <w:instrText xml:space="preserve"> PAGEREF _Toc237261932 \h </w:instrText>
+          <w:instrText xml:space="preserve"> PAGEREF _Toc237264150 \h </w:instrText>
         </w:r>
         <w:r>
           <w:rPr>
@@ -2250,7 +2250,7 @@
             <w:noProof/>
             <w:webHidden/>
           </w:rPr>
-          <w:t>18</w:t>
+          <w:t>17</w:t>
         </w:r>
         <w:r>
           <w:rPr>
@@ -2278,7 +2278,7 @@
           <w14:ligatures w14:val="standardContextual"/>
         </w:rPr>
       </w:pPr>
-      <w:hyperlink w:anchor="_Toc237261933" w:history="1">
+      <w:hyperlink w:anchor="_Toc237264151" w:history="1">
         <w:r>
           <w:rPr>
             <w:rStyle w:val="Hyperlink"/>
@@ -2305,7 +2305,7 @@
             <w:noProof/>
             <w:webHidden/>
           </w:rPr>
-          <w:instrText xml:space="preserve"> PAGEREF _Toc237261933 \h </w:instrText>
+          <w:instrText xml:space="preserve"> PAGEREF _Toc237264151 \h </w:instrText>
         </w:r>
         <w:r>
           <w:rPr>
@@ -2325,7 +2325,7 @@
             <w:noProof/>
             <w:webHidden/>
           </w:rPr>
-          <w:t>18</w:t>
+          <w:t>17</w:t>
         </w:r>
         <w:r>
           <w:rPr>
@@ -2353,7 +2353,7 @@
           <w14:ligatures w14:val="standardContextual"/>
         </w:rPr>
       </w:pPr>
-      <w:hyperlink w:anchor="_Toc237261934" w:history="1">
+      <w:hyperlink w:anchor="_Toc237264152" w:history="1">
         <w:r>
           <w:rPr>
             <w:rStyle w:val="Hyperlink"/>
@@ -2380,7 +2380,7 @@
             <w:noProof/>
             <w:webHidden/>
           </w:rPr>
-          <w:instrText xml:space="preserve"> PAGEREF _Toc237261934 \h </w:instrText>
+          <w:instrText xml:space="preserve"> PAGEREF _Toc237264152 \h </w:instrText>
         </w:r>
         <w:r>
           <w:rPr>
@@ -2400,7 +2400,7 @@
             <w:noProof/>
             <w:webHidden/>
           </w:rPr>
-          <w:t>18</w:t>
+          <w:t>17</w:t>
         </w:r>
         <w:r>
           <w:rPr>
@@ -2428,7 +2428,7 @@
           <w14:ligatures w14:val="standardContextual"/>
         </w:rPr>
       </w:pPr>
-      <w:hyperlink w:anchor="_Toc237261935" w:history="1">
+      <w:hyperlink w:anchor="_Toc237264153" w:history="1">
         <w:r>
           <w:rPr>
             <w:rStyle w:val="Hyperlink"/>
@@ -2455,7 +2455,7 @@
             <w:noProof/>
             <w:webHidden/>
           </w:rPr>
-          <w:instrText xml:space="preserve"> PAGEREF _Toc237261935 \h </w:instrText>
+          <w:instrText xml:space="preserve"> PAGEREF _Toc237264153 \h </w:instrText>
         </w:r>
         <w:r>
           <w:rPr>
@@ -2475,7 +2475,7 @@
             <w:noProof/>
             <w:webHidden/>
           </w:rPr>
-          <w:t>19</w:t>
+          <w:t>18</w:t>
         </w:r>
         <w:r>
           <w:rPr>
@@ -2503,7 +2503,7 @@
           <w14:ligatures w14:val="standardContextual"/>
         </w:rPr>
       </w:pPr>
-      <w:hyperlink w:anchor="_Toc237261936" w:history="1">
+      <w:hyperlink w:anchor="_Toc237264154" w:history="1">
         <w:r>
           <w:rPr>
             <w:rStyle w:val="Hyperlink"/>
@@ -2530,7 +2530,7 @@
             <w:noProof/>
             <w:webHidden/>
           </w:rPr>
-          <w:instrText xml:space="preserve"> PAGEREF _Toc237261936 \h </w:instrText>
+          <w:instrText xml:space="preserve"> PAGEREF _Toc237264154 \h </w:instrText>
         </w:r>
         <w:r>
           <w:rPr>
@@ -2550,7 +2550,7 @@
             <w:noProof/>
             <w:webHidden/>
           </w:rPr>
-          <w:t>20</w:t>
+          <w:t>19</w:t>
         </w:r>
         <w:r>
           <w:rPr>
@@ -2578,7 +2578,7 @@
           <w14:ligatures w14:val="standardContextual"/>
         </w:rPr>
       </w:pPr>
-      <w:hyperlink w:anchor="_Toc237261937" w:history="1">
+      <w:hyperlink w:anchor="_Toc237264155" w:history="1">
         <w:r>
           <w:rPr>
             <w:rStyle w:val="Hyperlink"/>
@@ -2605,7 +2605,7 @@
             <w:noProof/>
             <w:webHidden/>
           </w:rPr>
-          <w:instrText xml:space="preserve"> PAGEREF _Toc237261937 \h </w:instrText>
+          <w:instrText xml:space="preserve"> PAGEREF _Toc237264155 \h </w:instrText>
         </w:r>
         <w:r>
           <w:rPr>
@@ -2625,7 +2625,7 @@
             <w:noProof/>
             <w:webHidden/>
           </w:rPr>
-          <w:t>21</w:t>
+          <w:t>20</w:t>
         </w:r>
         <w:r>
           <w:rPr>
@@ -2653,7 +2653,7 @@
           <w14:ligatures w14:val="standardContextual"/>
         </w:rPr>
       </w:pPr>
-      <w:hyperlink w:anchor="_Toc237261938" w:history="1">
+      <w:hyperlink w:anchor="_Toc237264156" w:history="1">
         <w:r>
           <w:rPr>
             <w:rStyle w:val="Hyperlink"/>
@@ -2680,7 +2680,7 @@
             <w:noProof/>
             <w:webHidden/>
           </w:rPr>
-          <w:instrText xml:space="preserve"> PAGEREF _Toc237261938 \h </w:instrText>
+          <w:instrText xml:space="preserve"> PAGEREF _Toc237264156 \h </w:instrText>
         </w:r>
         <w:r>
           <w:rPr>
@@ -2700,7 +2700,7 @@
             <w:noProof/>
             <w:webHidden/>
           </w:rPr>
-          <w:t>22</w:t>
+          <w:t>21</w:t>
         </w:r>
         <w:r>
           <w:rPr>
@@ -2728,7 +2728,7 @@
           <w14:ligatures w14:val="standardContextual"/>
         </w:rPr>
       </w:pPr>
-      <w:hyperlink w:anchor="_Toc237261939" w:history="1">
+      <w:hyperlink w:anchor="_Toc237264157" w:history="1">
         <w:r>
           <w:rPr>
             <w:rStyle w:val="Hyperlink"/>
@@ -2755,7 +2755,7 @@
             <w:noProof/>
             <w:webHidden/>
           </w:rPr>
-          <w:instrText xml:space="preserve"> PAGEREF _Toc237261939 \h </w:instrText>
+          <w:instrText xml:space="preserve"> PAGEREF _Toc237264157 \h </w:instrText>
         </w:r>
         <w:r>
           <w:rPr>
@@ -2775,7 +2775,7 @@
             <w:noProof/>
             <w:webHidden/>
           </w:rPr>
-          <w:t>22</w:t>
+          <w:t>21</w:t>
         </w:r>
         <w:r>
           <w:rPr>
@@ -2803,7 +2803,7 @@
           <w14:ligatures w14:val="standardContextual"/>
         </w:rPr>
       </w:pPr>
-      <w:hyperlink w:anchor="_Toc237261940" w:history="1">
+      <w:hyperlink w:anchor="_Toc237264158" w:history="1">
         <w:r>
           <w:rPr>
             <w:rStyle w:val="Hyperlink"/>
@@ -2830,7 +2830,7 @@
             <w:noProof/>
             <w:webHidden/>
           </w:rPr>
-          <w:instrText xml:space="preserve"> PAGEREF _Toc237261940 \h </w:instrText>
+          <w:instrText xml:space="preserve"> PAGEREF _Toc237264158 \h </w:instrText>
         </w:r>
         <w:r>
           <w:rPr>
@@ -2850,7 +2850,7 @@
             <w:noProof/>
             <w:webHidden/>
           </w:rPr>
-          <w:t>22</w:t>
+          <w:t>21</w:t>
         </w:r>
         <w:r>
           <w:rPr>
@@ -2878,7 +2878,7 @@
           <w14:ligatures w14:val="standardContextual"/>
         </w:rPr>
       </w:pPr>
-      <w:hyperlink w:anchor="_Toc237261941" w:history="1">
+      <w:hyperlink w:anchor="_Toc237264159" w:history="1">
         <w:r>
           <w:rPr>
             <w:rStyle w:val="Hyperlink"/>
@@ -2905,7 +2905,7 @@
             <w:noProof/>
             <w:webHidden/>
           </w:rPr>
-          <w:instrText xml:space="preserve"> PAGEREF _Toc237261941 \h </w:instrText>
+          <w:instrText xml:space="preserve"> PAGEREF _Toc237264159 \h </w:instrText>
         </w:r>
         <w:r>
           <w:rPr>
@@ -2925,7 +2925,7 @@
             <w:noProof/>
             <w:webHidden/>
           </w:rPr>
-          <w:t>24</w:t>
+          <w:t>23</w:t>
         </w:r>
         <w:r>
           <w:rPr>
@@ -2953,7 +2953,7 @@
           <w14:ligatures w14:val="standardContextual"/>
         </w:rPr>
       </w:pPr>
-      <w:hyperlink w:anchor="_Toc237261942" w:history="1">
+      <w:hyperlink w:anchor="_Toc237264160" w:history="1">
         <w:r>
           <w:rPr>
             <w:rStyle w:val="Hyperlink"/>
@@ -2980,7 +2980,7 @@
             <w:noProof/>
             <w:webHidden/>
           </w:rPr>
-          <w:instrText xml:space="preserve"> PAGEREF _Toc237261942 \h </w:instrText>
+          <w:instrText xml:space="preserve"> PAGEREF _Toc237264160 \h </w:instrText>
         </w:r>
         <w:r>
           <w:rPr>
@@ -3000,7 +3000,7 @@
             <w:noProof/>
             <w:webHidden/>
           </w:rPr>
-          <w:t>27</w:t>
+          <w:t>26</w:t>
         </w:r>
         <w:r>
           <w:rPr>
@@ -3028,7 +3028,7 @@
           <w14:ligatures w14:val="standardContextual"/>
         </w:rPr>
       </w:pPr>
-      <w:hyperlink w:anchor="_Toc237261943" w:history="1">
+      <w:hyperlink w:anchor="_Toc237264161" w:history="1">
         <w:r>
           <w:rPr>
             <w:rStyle w:val="Hyperlink"/>
@@ -3055,7 +3055,7 @@
             <w:noProof/>
             <w:webHidden/>
           </w:rPr>
-          <w:instrText xml:space="preserve"> PAGEREF _Toc237261943 \h </w:instrText>
+          <w:instrText xml:space="preserve"> PAGEREF _Toc237264161 \h </w:instrText>
         </w:r>
         <w:r>
           <w:rPr>
@@ -3075,7 +3075,7 @@
             <w:noProof/>
             <w:webHidden/>
           </w:rPr>
-          <w:t>27</w:t>
+          <w:t>26</w:t>
         </w:r>
         <w:r>
           <w:rPr>
@@ -3103,7 +3103,7 @@
           <w14:ligatures w14:val="standardContextual"/>
         </w:rPr>
       </w:pPr>
-      <w:hyperlink w:anchor="_Toc237261944" w:history="1">
+      <w:hyperlink w:anchor="_Toc237264162" w:history="1">
         <w:r>
           <w:rPr>
             <w:rStyle w:val="Hyperlink"/>
@@ -3130,7 +3130,7 @@
             <w:noProof/>
             <w:webHidden/>
           </w:rPr>
-          <w:instrText xml:space="preserve"> PAGEREF _Toc237261944 \h </w:instrText>
+          <w:instrText xml:space="preserve"> PAGEREF _Toc237264162 \h </w:instrText>
         </w:r>
         <w:r>
           <w:rPr>
@@ -3150,7 +3150,7 @@
             <w:noProof/>
             <w:webHidden/>
           </w:rPr>
-          <w:t>28</w:t>
+          <w:t>27</w:t>
         </w:r>
         <w:r>
           <w:rPr>
@@ -3178,7 +3178,7 @@
           <w14:ligatures w14:val="standardContextual"/>
         </w:rPr>
       </w:pPr>
-      <w:hyperlink w:anchor="_Toc237261945" w:history="1">
+      <w:hyperlink w:anchor="_Toc237264163" w:history="1">
         <w:r>
           <w:rPr>
             <w:rStyle w:val="Hyperlink"/>
@@ -3205,7 +3205,7 @@
             <w:noProof/>
             <w:webHidden/>
           </w:rPr>
-          <w:instrText xml:space="preserve"> PAGEREF _Toc237261945 \h </w:instrText>
+          <w:instrText xml:space="preserve"> PAGEREF _Toc237264163 \h </w:instrText>
         </w:r>
         <w:r>
           <w:rPr>
@@ -3225,7 +3225,7 @@
             <w:noProof/>
             <w:webHidden/>
           </w:rPr>
-          <w:t>30</w:t>
+          <w:t>29</w:t>
         </w:r>
         <w:r>
           <w:rPr>
@@ -3253,7 +3253,7 @@
           <w14:ligatures w14:val="standardContextual"/>
         </w:rPr>
       </w:pPr>
-      <w:hyperlink w:anchor="_Toc237261946" w:history="1">
+      <w:hyperlink w:anchor="_Toc237264164" w:history="1">
         <w:r>
           <w:rPr>
             <w:rStyle w:val="Hyperlink"/>
@@ -3280,7 +3280,7 @@
             <w:noProof/>
             <w:webHidden/>
           </w:rPr>
-          <w:instrText xml:space="preserve"> PAGEREF _Toc237261946 \h </w:instrText>
+          <w:instrText xml:space="preserve"> PAGEREF _Toc237264164 \h </w:instrText>
         </w:r>
         <w:r>
           <w:rPr>
@@ -3300,7 +3300,7 @@
             <w:noProof/>
             <w:webHidden/>
           </w:rPr>
-          <w:t>31</w:t>
+          <w:t>30</w:t>
         </w:r>
         <w:r>
           <w:rPr>
@@ -3328,7 +3328,7 @@
           <w14:ligatures w14:val="standardContextual"/>
         </w:rPr>
       </w:pPr>
-      <w:hyperlink w:anchor="_Toc237261947" w:history="1">
+      <w:hyperlink w:anchor="_Toc237264165" w:history="1">
         <w:r>
           <w:rPr>
             <w:rStyle w:val="Hyperlink"/>
@@ -3355,7 +3355,7 @@
             <w:noProof/>
             <w:webHidden/>
           </w:rPr>
-          <w:instrText xml:space="preserve"> PAGEREF _Toc237261947 \h </w:instrText>
+          <w:instrText xml:space="preserve"> PAGEREF _Toc237264165 \h </w:instrText>
         </w:r>
         <w:r>
           <w:rPr>
@@ -3375,7 +3375,7 @@
             <w:noProof/>
             <w:webHidden/>
           </w:rPr>
-          <w:t>32</w:t>
+          <w:t>31</w:t>
         </w:r>
         <w:r>
           <w:rPr>
@@ -3403,7 +3403,7 @@
           <w14:ligatures w14:val="standardContextual"/>
         </w:rPr>
       </w:pPr>
-      <w:hyperlink w:anchor="_Toc237261948" w:history="1">
+      <w:hyperlink w:anchor="_Toc237264166" w:history="1">
         <w:r>
           <w:rPr>
             <w:rStyle w:val="Hyperlink"/>
@@ -3430,7 +3430,7 @@
             <w:noProof/>
             <w:webHidden/>
           </w:rPr>
-          <w:instrText xml:space="preserve"> PAGEREF _Toc237261948 \h </w:instrText>
+          <w:instrText xml:space="preserve"> PAGEREF _Toc237264166 \h </w:instrText>
         </w:r>
         <w:r>
           <w:rPr>
@@ -3450,7 +3450,7 @@
             <w:noProof/>
             <w:webHidden/>
           </w:rPr>
-          <w:t>33</w:t>
+          <w:t>32</w:t>
         </w:r>
         <w:r>
           <w:rPr>
@@ -3478,7 +3478,7 @@
           <w14:ligatures w14:val="standardContextual"/>
         </w:rPr>
       </w:pPr>
-      <w:hyperlink w:anchor="_Toc237261949" w:history="1">
+      <w:hyperlink w:anchor="_Toc237264167" w:history="1">
         <w:r>
           <w:rPr>
             <w:rStyle w:val="Hyperlink"/>
@@ -3505,7 +3505,7 @@
             <w:noProof/>
             <w:webHidden/>
           </w:rPr>
-          <w:instrText xml:space="preserve"> PAGEREF _Toc237261949 \h </w:instrText>
+          <w:instrText xml:space="preserve"> PAGEREF _Toc237264167 \h </w:instrText>
         </w:r>
         <w:r>
           <w:rPr>
@@ -3525,7 +3525,7 @@
             <w:noProof/>
             <w:webHidden/>
           </w:rPr>
-          <w:t>34</w:t>
+          <w:t>33</w:t>
         </w:r>
         <w:r>
           <w:rPr>
@@ -3553,7 +3553,7 @@
           <w14:ligatures w14:val="standardContextual"/>
         </w:rPr>
       </w:pPr>
-      <w:hyperlink w:anchor="_Toc237261950" w:history="1">
+      <w:hyperlink w:anchor="_Toc237264168" w:history="1">
         <w:r>
           <w:rPr>
             <w:rStyle w:val="Hyperlink"/>
@@ -3580,7 +3580,7 @@
             <w:noProof/>
             <w:webHidden/>
           </w:rPr>
-          <w:instrText xml:space="preserve"> PAGEREF _Toc237261950 \h </w:instrText>
+          <w:instrText xml:space="preserve"> PAGEREF _Toc237264168 \h </w:instrText>
         </w:r>
         <w:r>
           <w:rPr>
@@ -3600,7 +3600,7 @@
             <w:noProof/>
             <w:webHidden/>
           </w:rPr>
-          <w:t>35</w:t>
+          <w:t>34</w:t>
         </w:r>
         <w:r>
           <w:rPr>
@@ -3628,7 +3628,7 @@
           <w14:ligatures w14:val="standardContextual"/>
         </w:rPr>
       </w:pPr>
-      <w:hyperlink w:anchor="_Toc237261951" w:history="1">
+      <w:hyperlink w:anchor="_Toc237264169" w:history="1">
         <w:r>
           <w:rPr>
             <w:rStyle w:val="Hyperlink"/>
@@ -3655,7 +3655,7 @@
             <w:noProof/>
             <w:webHidden/>
           </w:rPr>
-          <w:instrText xml:space="preserve"> PAGEREF _Toc237261951 \h </w:instrText>
+          <w:instrText xml:space="preserve"> PAGEREF _Toc237264169 \h </w:instrText>
         </w:r>
         <w:r>
           <w:rPr>
@@ -3675,7 +3675,7 @@
             <w:noProof/>
             <w:webHidden/>
           </w:rPr>
-          <w:t>35</w:t>
+          <w:t>34</w:t>
         </w:r>
         <w:r>
           <w:rPr>
@@ -3703,7 +3703,7 @@
           <w14:ligatures w14:val="standardContextual"/>
         </w:rPr>
       </w:pPr>
-      <w:hyperlink w:anchor="_Toc237261952" w:history="1">
+      <w:hyperlink w:anchor="_Toc237264170" w:history="1">
         <w:r>
           <w:rPr>
             <w:rStyle w:val="Hyperlink"/>
@@ -3730,7 +3730,7 @@
             <w:noProof/>
             <w:webHidden/>
           </w:rPr>
-          <w:instrText xml:space="preserve"> PAGEREF _Toc237261952 \h </w:instrText>
+          <w:instrText xml:space="preserve"> PAGEREF _Toc237264170 \h </w:instrText>
         </w:r>
         <w:r>
           <w:rPr>
@@ -3750,7 +3750,7 @@
             <w:noProof/>
             <w:webHidden/>
           </w:rPr>
-          <w:t>37</w:t>
+          <w:t>36</w:t>
         </w:r>
         <w:r>
           <w:rPr>
@@ -3778,7 +3778,7 @@
           <w14:ligatures w14:val="standardContextual"/>
         </w:rPr>
       </w:pPr>
-      <w:hyperlink w:anchor="_Toc237261953" w:history="1">
+      <w:hyperlink w:anchor="_Toc237264171" w:history="1">
         <w:r>
           <w:rPr>
             <w:rStyle w:val="Hyperlink"/>
@@ -3805,7 +3805,7 @@
             <w:noProof/>
             <w:webHidden/>
           </w:rPr>
-          <w:instrText xml:space="preserve"> PAGEREF _Toc237261953 \h </w:instrText>
+          <w:instrText xml:space="preserve"> PAGEREF _Toc237264171 \h </w:instrText>
         </w:r>
         <w:r>
           <w:rPr>
@@ -3825,7 +3825,7 @@
             <w:noProof/>
             <w:webHidden/>
           </w:rPr>
-          <w:t>37</w:t>
+          <w:t>36</w:t>
         </w:r>
         <w:r>
           <w:rPr>
@@ -3853,7 +3853,7 @@
           <w14:ligatures w14:val="standardContextual"/>
         </w:rPr>
       </w:pPr>
-      <w:hyperlink w:anchor="_Toc237261954" w:history="1">
+      <w:hyperlink w:anchor="_Toc237264172" w:history="1">
         <w:r>
           <w:rPr>
             <w:rStyle w:val="Hyperlink"/>
@@ -3880,7 +3880,7 @@
             <w:noProof/>
             <w:webHidden/>
           </w:rPr>
-          <w:instrText xml:space="preserve"> PAGEREF _Toc237261954 \h </w:instrText>
+          <w:instrText xml:space="preserve"> PAGEREF _Toc237264172 \h </w:instrText>
         </w:r>
         <w:r>
           <w:rPr>
@@ -3900,7 +3900,7 @@
             <w:noProof/>
             <w:webHidden/>
           </w:rPr>
-          <w:t>38</w:t>
+          <w:t>37</w:t>
         </w:r>
         <w:r>
           <w:rPr>
@@ -3928,7 +3928,7 @@
           <w14:ligatures w14:val="standardContextual"/>
         </w:rPr>
       </w:pPr>
-      <w:hyperlink w:anchor="_Toc237261955" w:history="1">
+      <w:hyperlink w:anchor="_Toc237264173" w:history="1">
         <w:r>
           <w:rPr>
             <w:rStyle w:val="Hyperlink"/>
@@ -3955,7 +3955,7 @@
             <w:noProof/>
             <w:webHidden/>
           </w:rPr>
-          <w:instrText xml:space="preserve"> PAGEREF _Toc237261955 \h </w:instrText>
+          <w:instrText xml:space="preserve"> PAGEREF _Toc237264173 \h </w:instrText>
         </w:r>
         <w:r>
           <w:rPr>
@@ -3975,7 +3975,7 @@
             <w:noProof/>
             <w:webHidden/>
           </w:rPr>
-          <w:t>39</w:t>
+          <w:t>38</w:t>
         </w:r>
         <w:r>
           <w:rPr>
@@ -4003,7 +4003,7 @@
           <w14:ligatures w14:val="standardContextual"/>
         </w:rPr>
       </w:pPr>
-      <w:hyperlink w:anchor="_Toc237261956" w:history="1">
+      <w:hyperlink w:anchor="_Toc237264174" w:history="1">
         <w:r>
           <w:rPr>
             <w:rStyle w:val="Hyperlink"/>
@@ -4030,7 +4030,7 @@
             <w:noProof/>
             <w:webHidden/>
           </w:rPr>
-          <w:instrText xml:space="preserve"> PAGEREF _Toc237261956 \h </w:instrText>
+          <w:instrText xml:space="preserve"> PAGEREF _Toc237264174 \h </w:instrText>
         </w:r>
         <w:r>
           <w:rPr>
@@ -4050,7 +4050,7 @@
             <w:noProof/>
             <w:webHidden/>
           </w:rPr>
-          <w:t>40</w:t>
+          <w:t>39</w:t>
         </w:r>
         <w:r>
           <w:rPr>
@@ -4079,7 +4079,7 @@
           <w14:ligatures w14:val="standardContextual"/>
         </w:rPr>
       </w:pPr>
-      <w:hyperlink w:anchor="_Toc237261957" w:history="1">
+      <w:hyperlink w:anchor="_Toc237264175" w:history="1">
         <w:r>
           <w:rPr>
             <w:rStyle w:val="Hyperlink"/>
@@ -4106,7 +4106,7 @@
             <w:noProof/>
             <w:webHidden/>
           </w:rPr>
-          <w:instrText xml:space="preserve"> PAGEREF _Toc237261957 \h </w:instrText>
+          <w:instrText xml:space="preserve"> PAGEREF _Toc237264175 \h </w:instrText>
         </w:r>
         <w:r>
           <w:rPr>
@@ -4126,7 +4126,7 @@
             <w:noProof/>
             <w:webHidden/>
           </w:rPr>
-          <w:t>42</w:t>
+          <w:t>41</w:t>
         </w:r>
         <w:r>
           <w:rPr>
@@ -4154,7 +4154,7 @@
           <w14:ligatures w14:val="standardContextual"/>
         </w:rPr>
       </w:pPr>
-      <w:hyperlink w:anchor="_Toc237261958" w:history="1">
+      <w:hyperlink w:anchor="_Toc237264176" w:history="1">
         <w:r>
           <w:rPr>
             <w:rStyle w:val="Hyperlink"/>
@@ -4181,7 +4181,7 @@
             <w:noProof/>
             <w:webHidden/>
           </w:rPr>
-          <w:instrText xml:space="preserve"> PAGEREF _Toc237261958 \h </w:instrText>
+          <w:instrText xml:space="preserve"> PAGEREF _Toc237264176 \h </w:instrText>
         </w:r>
         <w:r>
           <w:rPr>
@@ -4201,7 +4201,7 @@
             <w:noProof/>
             <w:webHidden/>
           </w:rPr>
-          <w:t>42</w:t>
+          <w:t>41</w:t>
         </w:r>
         <w:r>
           <w:rPr>
@@ -4229,7 +4229,7 @@
           <w14:ligatures w14:val="standardContextual"/>
         </w:rPr>
       </w:pPr>
-      <w:hyperlink w:anchor="_Toc237261959" w:history="1">
+      <w:hyperlink w:anchor="_Toc237264177" w:history="1">
         <w:r>
           <w:rPr>
             <w:rStyle w:val="Hyperlink"/>
@@ -4256,7 +4256,7 @@
             <w:noProof/>
             <w:webHidden/>
           </w:rPr>
-          <w:instrText xml:space="preserve"> PAGEREF _Toc237261959 \h </w:instrText>
+          <w:instrText xml:space="preserve"> PAGEREF _Toc237264177 \h </w:instrText>
         </w:r>
         <w:r>
           <w:rPr>
@@ -4276,7 +4276,7 @@
             <w:noProof/>
             <w:webHidden/>
           </w:rPr>
-          <w:t>42</w:t>
+          <w:t>41</w:t>
         </w:r>
         <w:r>
           <w:rPr>
@@ -4304,7 +4304,7 @@
           <w14:ligatures w14:val="standardContextual"/>
         </w:rPr>
       </w:pPr>
-      <w:hyperlink w:anchor="_Toc237261960" w:history="1">
+      <w:hyperlink w:anchor="_Toc237264178" w:history="1">
         <w:r>
           <w:rPr>
             <w:rStyle w:val="Hyperlink"/>
@@ -4331,7 +4331,7 @@
             <w:noProof/>
             <w:webHidden/>
           </w:rPr>
-          <w:instrText xml:space="preserve"> PAGEREF _Toc237261960 \h </w:instrText>
+          <w:instrText xml:space="preserve"> PAGEREF _Toc237264178 \h </w:instrText>
         </w:r>
         <w:r>
           <w:rPr>
@@ -4351,7 +4351,7 @@
             <w:noProof/>
             <w:webHidden/>
           </w:rPr>
-          <w:t>43</w:t>
+          <w:t>42</w:t>
         </w:r>
         <w:r>
           <w:rPr>
@@ -4379,7 +4379,7 @@
           <w14:ligatures w14:val="standardContextual"/>
         </w:rPr>
       </w:pPr>
-      <w:hyperlink w:anchor="_Toc237261961" w:history="1">
+      <w:hyperlink w:anchor="_Toc237264179" w:history="1">
         <w:r>
           <w:rPr>
             <w:rStyle w:val="Hyperlink"/>
@@ -4406,7 +4406,7 @@
             <w:noProof/>
             <w:webHidden/>
           </w:rPr>
-          <w:instrText xml:space="preserve"> PAGEREF _Toc237261961 \h </w:instrText>
+          <w:instrText xml:space="preserve"> PAGEREF _Toc237264179 \h </w:instrText>
         </w:r>
         <w:r>
           <w:rPr>
@@ -4426,7 +4426,7 @@
             <w:noProof/>
             <w:webHidden/>
           </w:rPr>
-          <w:t>43</w:t>
+          <w:t>42</w:t>
         </w:r>
         <w:r>
           <w:rPr>
@@ -4455,7 +4455,7 @@
           <w14:ligatures w14:val="standardContextual"/>
         </w:rPr>
       </w:pPr>
-      <w:hyperlink w:anchor="_Toc237261962" w:history="1">
+      <w:hyperlink w:anchor="_Toc237264180" w:history="1">
         <w:r>
           <w:rPr>
             <w:rStyle w:val="Hyperlink"/>
@@ -4482,7 +4482,7 @@
             <w:noProof/>
             <w:webHidden/>
           </w:rPr>
-          <w:instrText xml:space="preserve"> PAGEREF _Toc237261962 \h </w:instrText>
+          <w:instrText xml:space="preserve"> PAGEREF _Toc237264180 \h </w:instrText>
         </w:r>
         <w:r>
           <w:rPr>
@@ -4502,7 +4502,7 @@
             <w:noProof/>
             <w:webHidden/>
           </w:rPr>
-          <w:t>45</w:t>
+          <w:t>44</w:t>
         </w:r>
         <w:r>
           <w:rPr>
@@ -4531,7 +4531,7 @@
           <w14:ligatures w14:val="standardContextual"/>
         </w:rPr>
       </w:pPr>
-      <w:hyperlink w:anchor="_Toc237261963" w:history="1">
+      <w:hyperlink w:anchor="_Toc237264181" w:history="1">
         <w:r>
           <w:rPr>
             <w:rStyle w:val="Hyperlink"/>
@@ -4558,7 +4558,7 @@
             <w:noProof/>
             <w:webHidden/>
           </w:rPr>
-          <w:instrText xml:space="preserve"> PAGEREF _Toc237261963 \h </w:instrText>
+          <w:instrText xml:space="preserve"> PAGEREF _Toc237264181 \h </w:instrText>
         </w:r>
         <w:r>
           <w:rPr>
@@ -4578,7 +4578,7 @@
             <w:noProof/>
             <w:webHidden/>
           </w:rPr>
-          <w:t>46</w:t>
+          <w:t>45</w:t>
         </w:r>
         <w:r>
           <w:rPr>
@@ -4606,7 +4606,7 @@
           <w14:ligatures w14:val="standardContextual"/>
         </w:rPr>
       </w:pPr>
-      <w:hyperlink w:anchor="_Toc237261964" w:history="1">
+      <w:hyperlink w:anchor="_Toc237264182" w:history="1">
         <w:r>
           <w:rPr>
             <w:rStyle w:val="Hyperlink"/>
@@ -4633,7 +4633,7 @@
             <w:noProof/>
             <w:webHidden/>
           </w:rPr>
-          <w:instrText xml:space="preserve"> PAGEREF _Toc237261964 \h </w:instrText>
+          <w:instrText xml:space="preserve"> PAGEREF _Toc237264182 \h </w:instrText>
         </w:r>
         <w:r>
           <w:rPr>
@@ -4653,7 +4653,7 @@
             <w:noProof/>
             <w:webHidden/>
           </w:rPr>
-          <w:t>46</w:t>
+          <w:t>45</w:t>
         </w:r>
         <w:r>
           <w:rPr>
@@ -4681,7 +4681,7 @@
           <w14:ligatures w14:val="standardContextual"/>
         </w:rPr>
       </w:pPr>
-      <w:hyperlink w:anchor="_Toc237261965" w:history="1">
+      <w:hyperlink w:anchor="_Toc237264183" w:history="1">
         <w:r>
           <w:rPr>
             <w:rStyle w:val="Hyperlink"/>
@@ -4708,7 +4708,7 @@
             <w:noProof/>
             <w:webHidden/>
           </w:rPr>
-          <w:instrText xml:space="preserve"> PAGEREF _Toc237261965 \h </w:instrText>
+          <w:instrText xml:space="preserve"> PAGEREF _Toc237264183 \h </w:instrText>
         </w:r>
         <w:r>
           <w:rPr>
@@ -4728,7 +4728,7 @@
             <w:noProof/>
             <w:webHidden/>
           </w:rPr>
-          <w:t>46</w:t>
+          <w:t>45</w:t>
         </w:r>
         <w:r>
           <w:rPr>
@@ -4756,7 +4756,7 @@
           <w14:ligatures w14:val="standardContextual"/>
         </w:rPr>
       </w:pPr>
-      <w:hyperlink w:anchor="_Toc237261966" w:history="1">
+      <w:hyperlink w:anchor="_Toc237264184" w:history="1">
         <w:r>
           <w:rPr>
             <w:rStyle w:val="Hyperlink"/>
@@ -4783,7 +4783,7 @@
             <w:noProof/>
             <w:webHidden/>
           </w:rPr>
-          <w:instrText xml:space="preserve"> PAGEREF _Toc237261966 \h </w:instrText>
+          <w:instrText xml:space="preserve"> PAGEREF _Toc237264184 \h </w:instrText>
         </w:r>
         <w:r>
           <w:rPr>
@@ -4803,7 +4803,7 @@
             <w:noProof/>
             <w:webHidden/>
           </w:rPr>
-          <w:t>46</w:t>
+          <w:t>45</w:t>
         </w:r>
         <w:r>
           <w:rPr>
@@ -4831,7 +4831,7 @@
           <w14:ligatures w14:val="standardContextual"/>
         </w:rPr>
       </w:pPr>
-      <w:hyperlink w:anchor="_Toc237261967" w:history="1">
+      <w:hyperlink w:anchor="_Toc237264185" w:history="1">
         <w:r>
           <w:rPr>
             <w:rStyle w:val="Hyperlink"/>
@@ -4858,7 +4858,7 @@
             <w:noProof/>
             <w:webHidden/>
           </w:rPr>
-          <w:instrText xml:space="preserve"> PAGEREF _Toc237261967 \h </w:instrText>
+          <w:instrText xml:space="preserve"> PAGEREF _Toc237264185 \h </w:instrText>
         </w:r>
         <w:r>
           <w:rPr>
@@ -4878,7 +4878,7 @@
             <w:noProof/>
             <w:webHidden/>
           </w:rPr>
-          <w:t>46</w:t>
+          <w:t>45</w:t>
         </w:r>
         <w:r>
           <w:rPr>
@@ -4906,7 +4906,7 @@
           <w14:ligatures w14:val="standardContextual"/>
         </w:rPr>
       </w:pPr>
-      <w:hyperlink w:anchor="_Toc237261968" w:history="1">
+      <w:hyperlink w:anchor="_Toc237264186" w:history="1">
         <w:r>
           <w:rPr>
             <w:rStyle w:val="Hyperlink"/>
@@ -4933,7 +4933,7 @@
             <w:noProof/>
             <w:webHidden/>
           </w:rPr>
-          <w:instrText xml:space="preserve"> PAGEREF _Toc237261968 \h </w:instrText>
+          <w:instrText xml:space="preserve"> PAGEREF _Toc237264186 \h </w:instrText>
         </w:r>
         <w:r>
           <w:rPr>
@@ -4953,7 +4953,7 @@
             <w:noProof/>
             <w:webHidden/>
           </w:rPr>
-          <w:t>46</w:t>
+          <w:t>45</w:t>
         </w:r>
         <w:r>
           <w:rPr>
@@ -4981,7 +4981,7 @@
           <w14:ligatures w14:val="standardContextual"/>
         </w:rPr>
       </w:pPr>
-      <w:hyperlink w:anchor="_Toc237261969" w:history="1">
+      <w:hyperlink w:anchor="_Toc237264187" w:history="1">
         <w:r>
           <w:rPr>
             <w:rStyle w:val="Hyperlink"/>
@@ -5008,7 +5008,7 @@
             <w:noProof/>
             <w:webHidden/>
           </w:rPr>
-          <w:instrText xml:space="preserve"> PAGEREF _Toc237261969 \h </w:instrText>
+          <w:instrText xml:space="preserve"> PAGEREF _Toc237264187 \h </w:instrText>
         </w:r>
         <w:r>
           <w:rPr>
@@ -5028,7 +5028,7 @@
             <w:noProof/>
             <w:webHidden/>
           </w:rPr>
-          <w:t>46</w:t>
+          <w:t>45</w:t>
         </w:r>
         <w:r>
           <w:rPr>
@@ -5056,7 +5056,7 @@
           <w14:ligatures w14:val="standardContextual"/>
         </w:rPr>
       </w:pPr>
-      <w:hyperlink w:anchor="_Toc237261970" w:history="1">
+      <w:hyperlink w:anchor="_Toc237264188" w:history="1">
         <w:r>
           <w:rPr>
             <w:rStyle w:val="Hyperlink"/>
@@ -5083,7 +5083,7 @@
             <w:noProof/>
             <w:webHidden/>
           </w:rPr>
-          <w:instrText xml:space="preserve"> PAGEREF _Toc237261970 \h </w:instrText>
+          <w:instrText xml:space="preserve"> PAGEREF _Toc237264188 \h </w:instrText>
         </w:r>
         <w:r>
           <w:rPr>
@@ -5103,7 +5103,7 @@
             <w:noProof/>
             <w:webHidden/>
           </w:rPr>
-          <w:t>48</w:t>
+          <w:t>47</w:t>
         </w:r>
         <w:r>
           <w:rPr>
@@ -5131,7 +5131,7 @@
           <w14:ligatures w14:val="standardContextual"/>
         </w:rPr>
       </w:pPr>
-      <w:hyperlink w:anchor="_Toc237261971" w:history="1">
+      <w:hyperlink w:anchor="_Toc237264189" w:history="1">
         <w:r>
           <w:rPr>
             <w:rStyle w:val="Hyperlink"/>
@@ -5158,7 +5158,7 @@
             <w:noProof/>
             <w:webHidden/>
           </w:rPr>
-          <w:instrText xml:space="preserve"> PAGEREF _Toc237261971 \h </w:instrText>
+          <w:instrText xml:space="preserve"> PAGEREF _Toc237264189 \h </w:instrText>
         </w:r>
         <w:r>
           <w:rPr>
@@ -5203,7 +5203,7 @@
       <w:pPr>
         <w:pStyle w:val="Heading1"/>
       </w:pPr>
-      <w:bookmarkStart w:id="2" w:name="_Toc237261872"/>
+      <w:bookmarkStart w:id="2" w:name="_Toc237264090"/>
       <w:r>
         <w:lastRenderedPageBreak/>
         <w:t>DANH MỤC BẢNG</w:t>
@@ -5236,7 +5236,7 @@
       <w:r>
         <w:fldChar w:fldCharType="separate"/>
       </w:r>
-      <w:hyperlink w:anchor="_Toc237261908" w:history="1">
+      <w:hyperlink w:anchor="_Toc237264127" w:history="1">
         <w:r>
           <w:rPr>
             <w:rStyle w:val="Hyperlink"/>
@@ -5263,7 +5263,7 @@
             <w:noProof/>
             <w:webHidden/>
           </w:rPr>
-          <w:instrText xml:space="preserve"> PAGEREF _Toc237261908 \h </w:instrText>
+          <w:instrText xml:space="preserve"> PAGEREF _Toc237264127 \h </w:instrText>
         </w:r>
         <w:r>
           <w:rPr>
@@ -5283,7 +5283,7 @@
             <w:noProof/>
             <w:webHidden/>
           </w:rPr>
-          <w:t>7</w:t>
+          <w:t>6</w:t>
         </w:r>
         <w:r>
           <w:rPr>
@@ -5311,7 +5311,7 @@
           <w14:ligatures w14:val="standardContextual"/>
         </w:rPr>
       </w:pPr>
-      <w:hyperlink w:anchor="_Toc237261909" w:history="1">
+      <w:hyperlink w:anchor="_Toc237264128" w:history="1">
         <w:r>
           <w:rPr>
             <w:rStyle w:val="Hyperlink"/>
@@ -5338,7 +5338,7 @@
             <w:noProof/>
             <w:webHidden/>
           </w:rPr>
-          <w:instrText xml:space="preserve"> PAGEREF _Toc237261909 \h </w:instrText>
+          <w:instrText xml:space="preserve"> PAGEREF _Toc237264128 \h </w:instrText>
         </w:r>
         <w:r>
           <w:rPr>
@@ -5358,7 +5358,7 @@
             <w:noProof/>
             <w:webHidden/>
           </w:rPr>
-          <w:t>8</w:t>
+          <w:t>7</w:t>
         </w:r>
         <w:r>
           <w:rPr>
@@ -5386,7 +5386,7 @@
           <w14:ligatures w14:val="standardContextual"/>
         </w:rPr>
       </w:pPr>
-      <w:hyperlink w:anchor="_Toc237261910" w:history="1">
+      <w:hyperlink w:anchor="_Toc237264129" w:history="1">
         <w:r>
           <w:rPr>
             <w:rStyle w:val="Hyperlink"/>
@@ -5413,7 +5413,7 @@
             <w:noProof/>
             <w:webHidden/>
           </w:rPr>
-          <w:instrText xml:space="preserve"> PAGEREF _Toc237261910 \h </w:instrText>
+          <w:instrText xml:space="preserve"> PAGEREF _Toc237264129 \h </w:instrText>
         </w:r>
         <w:r>
           <w:rPr>
@@ -5433,7 +5433,7 @@
             <w:noProof/>
             <w:webHidden/>
           </w:rPr>
-          <w:t>12</w:t>
+          <w:t>11</w:t>
         </w:r>
         <w:r>
           <w:rPr>
@@ -5461,7 +5461,7 @@
           <w14:ligatures w14:val="standardContextual"/>
         </w:rPr>
       </w:pPr>
-      <w:hyperlink w:anchor="_Toc237261911" w:history="1">
+      <w:hyperlink w:anchor="_Toc237264130" w:history="1">
         <w:r>
           <w:rPr>
             <w:rStyle w:val="Hyperlink"/>
@@ -5488,7 +5488,7 @@
             <w:noProof/>
             <w:webHidden/>
           </w:rPr>
-          <w:instrText xml:space="preserve"> PAGEREF _Toc237261911 \h </w:instrText>
+          <w:instrText xml:space="preserve"> PAGEREF _Toc237264130 \h </w:instrText>
         </w:r>
         <w:r>
           <w:rPr>
@@ -5508,7 +5508,7 @@
             <w:noProof/>
             <w:webHidden/>
           </w:rPr>
-          <w:t>16</w:t>
+          <w:t>15</w:t>
         </w:r>
         <w:r>
           <w:rPr>
@@ -5536,7 +5536,7 @@
           <w14:ligatures w14:val="standardContextual"/>
         </w:rPr>
       </w:pPr>
-      <w:hyperlink w:anchor="_Toc237261912" w:history="1">
+      <w:hyperlink w:anchor="_Toc237264131" w:history="1">
         <w:r>
           <w:rPr>
             <w:rStyle w:val="Hyperlink"/>
@@ -5563,7 +5563,7 @@
             <w:noProof/>
             <w:webHidden/>
           </w:rPr>
-          <w:instrText xml:space="preserve"> PAGEREF _Toc237261912 \h </w:instrText>
+          <w:instrText xml:space="preserve"> PAGEREF _Toc237264131 \h </w:instrText>
         </w:r>
         <w:r>
           <w:rPr>
@@ -5583,7 +5583,7 @@
             <w:noProof/>
             <w:webHidden/>
           </w:rPr>
-          <w:t>18</w:t>
+          <w:t>17</w:t>
         </w:r>
         <w:r>
           <w:rPr>
@@ -5611,7 +5611,7 @@
           <w14:ligatures w14:val="standardContextual"/>
         </w:rPr>
       </w:pPr>
-      <w:hyperlink w:anchor="_Toc237261913" w:history="1">
+      <w:hyperlink w:anchor="_Toc237264132" w:history="1">
         <w:r>
           <w:rPr>
             <w:rStyle w:val="Hyperlink"/>
@@ -5638,7 +5638,7 @@
             <w:noProof/>
             <w:webHidden/>
           </w:rPr>
-          <w:instrText xml:space="preserve"> PAGEREF _Toc237261913 \h </w:instrText>
+          <w:instrText xml:space="preserve"> PAGEREF _Toc237264132 \h </w:instrText>
         </w:r>
         <w:r>
           <w:rPr>
@@ -5658,7 +5658,7 @@
             <w:noProof/>
             <w:webHidden/>
           </w:rPr>
-          <w:t>20</w:t>
+          <w:t>19</w:t>
         </w:r>
         <w:r>
           <w:rPr>
@@ -5686,7 +5686,7 @@
           <w14:ligatures w14:val="standardContextual"/>
         </w:rPr>
       </w:pPr>
-      <w:hyperlink w:anchor="_Toc237261914" w:history="1">
+      <w:hyperlink w:anchor="_Toc237264133" w:history="1">
         <w:r>
           <w:rPr>
             <w:rStyle w:val="Hyperlink"/>
@@ -5713,7 +5713,7 @@
             <w:noProof/>
             <w:webHidden/>
           </w:rPr>
-          <w:instrText xml:space="preserve"> PAGEREF _Toc237261914 \h </w:instrText>
+          <w:instrText xml:space="preserve"> PAGEREF _Toc237264133 \h </w:instrText>
         </w:r>
         <w:r>
           <w:rPr>
@@ -5733,7 +5733,7 @@
             <w:noProof/>
             <w:webHidden/>
           </w:rPr>
-          <w:t>21</w:t>
+          <w:t>20</w:t>
         </w:r>
         <w:r>
           <w:rPr>
@@ -5761,7 +5761,7 @@
           <w14:ligatures w14:val="standardContextual"/>
         </w:rPr>
       </w:pPr>
-      <w:hyperlink w:anchor="_Toc237261915" w:history="1">
+      <w:hyperlink w:anchor="_Toc237264134" w:history="1">
         <w:r>
           <w:rPr>
             <w:rStyle w:val="Hyperlink"/>
@@ -5788,7 +5788,7 @@
             <w:noProof/>
             <w:webHidden/>
           </w:rPr>
-          <w:instrText xml:space="preserve"> PAGEREF _Toc237261915 \h </w:instrText>
+          <w:instrText xml:space="preserve"> PAGEREF _Toc237264134 \h </w:instrText>
         </w:r>
         <w:r>
           <w:rPr>
@@ -5808,7 +5808,7 @@
             <w:noProof/>
             <w:webHidden/>
           </w:rPr>
-          <w:t>22</w:t>
+          <w:t>21</w:t>
         </w:r>
         <w:r>
           <w:rPr>
@@ -5836,7 +5836,7 @@
           <w14:ligatures w14:val="standardContextual"/>
         </w:rPr>
       </w:pPr>
-      <w:hyperlink w:anchor="_Toc237261916" w:history="1">
+      <w:hyperlink w:anchor="_Toc237264135" w:history="1">
         <w:r>
           <w:rPr>
             <w:rStyle w:val="Hyperlink"/>
@@ -5863,7 +5863,7 @@
             <w:noProof/>
             <w:webHidden/>
           </w:rPr>
-          <w:instrText xml:space="preserve"> PAGEREF _Toc237261916 \h </w:instrText>
+          <w:instrText xml:space="preserve"> PAGEREF _Toc237264135 \h </w:instrText>
         </w:r>
         <w:r>
           <w:rPr>
@@ -5883,7 +5883,7 @@
             <w:noProof/>
             <w:webHidden/>
           </w:rPr>
-          <w:t>23</w:t>
+          <w:t>22</w:t>
         </w:r>
         <w:r>
           <w:rPr>
@@ -5911,7 +5911,7 @@
           <w14:ligatures w14:val="standardContextual"/>
         </w:rPr>
       </w:pPr>
-      <w:hyperlink w:anchor="_Toc237261917" w:history="1">
+      <w:hyperlink w:anchor="_Toc237264136" w:history="1">
         <w:r>
           <w:rPr>
             <w:rStyle w:val="Hyperlink"/>
@@ -5938,7 +5938,7 @@
             <w:noProof/>
             <w:webHidden/>
           </w:rPr>
-          <w:instrText xml:space="preserve"> PAGEREF _Toc237261917 \h </w:instrText>
+          <w:instrText xml:space="preserve"> PAGEREF _Toc237264136 \h </w:instrText>
         </w:r>
         <w:r>
           <w:rPr>
@@ -5958,7 +5958,7 @@
             <w:noProof/>
             <w:webHidden/>
           </w:rPr>
-          <w:t>24</w:t>
+          <w:t>23</w:t>
         </w:r>
         <w:r>
           <w:rPr>
@@ -5986,7 +5986,7 @@
           <w14:ligatures w14:val="standardContextual"/>
         </w:rPr>
       </w:pPr>
-      <w:hyperlink w:anchor="_Toc237261918" w:history="1">
+      <w:hyperlink w:anchor="_Toc237264137" w:history="1">
         <w:r>
           <w:rPr>
             <w:rStyle w:val="Hyperlink"/>
@@ -6013,7 +6013,7 @@
             <w:noProof/>
             <w:webHidden/>
           </w:rPr>
-          <w:instrText xml:space="preserve"> PAGEREF _Toc237261918 \h </w:instrText>
+          <w:instrText xml:space="preserve"> PAGEREF _Toc237264137 \h </w:instrText>
         </w:r>
         <w:r>
           <w:rPr>
@@ -6033,7 +6033,7 @@
             <w:noProof/>
             <w:webHidden/>
           </w:rPr>
-          <w:t>25</w:t>
+          <w:t>24</w:t>
         </w:r>
         <w:r>
           <w:rPr>
@@ -6061,7 +6061,7 @@
           <w14:ligatures w14:val="standardContextual"/>
         </w:rPr>
       </w:pPr>
-      <w:hyperlink w:anchor="_Toc237261919" w:history="1">
+      <w:hyperlink w:anchor="_Toc237264138" w:history="1">
         <w:r>
           <w:rPr>
             <w:rStyle w:val="Hyperlink"/>
@@ -6088,7 +6088,7 @@
             <w:noProof/>
             <w:webHidden/>
           </w:rPr>
-          <w:instrText xml:space="preserve"> PAGEREF _Toc237261919 \h </w:instrText>
+          <w:instrText xml:space="preserve"> PAGEREF _Toc237264138 \h </w:instrText>
         </w:r>
         <w:r>
           <w:rPr>
@@ -6108,7 +6108,7 @@
             <w:noProof/>
             <w:webHidden/>
           </w:rPr>
-          <w:t>26</w:t>
+          <w:t>25</w:t>
         </w:r>
         <w:r>
           <w:rPr>
@@ -6136,7 +6136,7 @@
           <w14:ligatures w14:val="standardContextual"/>
         </w:rPr>
       </w:pPr>
-      <w:hyperlink w:anchor="_Toc237261920" w:history="1">
+      <w:hyperlink w:anchor="_Toc237264139" w:history="1">
         <w:r>
           <w:rPr>
             <w:rStyle w:val="Hyperlink"/>
@@ -6163,7 +6163,7 @@
             <w:noProof/>
             <w:webHidden/>
           </w:rPr>
-          <w:instrText xml:space="preserve"> PAGEREF _Toc237261920 \h </w:instrText>
+          <w:instrText xml:space="preserve"> PAGEREF _Toc237264139 \h </w:instrText>
         </w:r>
         <w:r>
           <w:rPr>
@@ -6183,7 +6183,7 @@
             <w:noProof/>
             <w:webHidden/>
           </w:rPr>
-          <w:t>35</w:t>
+          <w:t>34</w:t>
         </w:r>
         <w:r>
           <w:rPr>
@@ -6211,7 +6211,7 @@
           <w14:ligatures w14:val="standardContextual"/>
         </w:rPr>
       </w:pPr>
-      <w:hyperlink w:anchor="_Toc237261921" w:history="1">
+      <w:hyperlink w:anchor="_Toc237264140" w:history="1">
         <w:r>
           <w:rPr>
             <w:rStyle w:val="Hyperlink"/>
@@ -6238,7 +6238,7 @@
             <w:noProof/>
             <w:webHidden/>
           </w:rPr>
-          <w:instrText xml:space="preserve"> PAGEREF _Toc237261921 \h </w:instrText>
+          <w:instrText xml:space="preserve"> PAGEREF _Toc237264140 \h </w:instrText>
         </w:r>
         <w:r>
           <w:rPr>
@@ -6258,7 +6258,7 @@
             <w:noProof/>
             <w:webHidden/>
           </w:rPr>
-          <w:t>36</w:t>
+          <w:t>35</w:t>
         </w:r>
         <w:r>
           <w:rPr>
@@ -6286,7 +6286,7 @@
           <w14:ligatures w14:val="standardContextual"/>
         </w:rPr>
       </w:pPr>
-      <w:hyperlink w:anchor="_Toc237261922" w:history="1">
+      <w:hyperlink w:anchor="_Toc237264141" w:history="1">
         <w:r>
           <w:rPr>
             <w:rStyle w:val="Hyperlink"/>
@@ -6313,7 +6313,7 @@
             <w:noProof/>
             <w:webHidden/>
           </w:rPr>
-          <w:instrText xml:space="preserve"> PAGEREF _Toc237261922 \h </w:instrText>
+          <w:instrText xml:space="preserve"> PAGEREF _Toc237264141 \h </w:instrText>
         </w:r>
         <w:r>
           <w:rPr>
@@ -6333,7 +6333,7 @@
             <w:noProof/>
             <w:webHidden/>
           </w:rPr>
-          <w:t>37</w:t>
+          <w:t>36</w:t>
         </w:r>
         <w:r>
           <w:rPr>
@@ -6361,7 +6361,7 @@
           <w14:ligatures w14:val="standardContextual"/>
         </w:rPr>
       </w:pPr>
-      <w:hyperlink w:anchor="_Toc237261923" w:history="1">
+      <w:hyperlink w:anchor="_Toc237264142" w:history="1">
         <w:r>
           <w:rPr>
             <w:rStyle w:val="Hyperlink"/>
@@ -6388,7 +6388,7 @@
             <w:noProof/>
             <w:webHidden/>
           </w:rPr>
-          <w:instrText xml:space="preserve"> PAGEREF _Toc237261923 \h </w:instrText>
+          <w:instrText xml:space="preserve"> PAGEREF _Toc237264142 \h </w:instrText>
         </w:r>
         <w:r>
           <w:rPr>
@@ -6408,7 +6408,7 @@
             <w:noProof/>
             <w:webHidden/>
           </w:rPr>
-          <w:t>38</w:t>
+          <w:t>37</w:t>
         </w:r>
         <w:r>
           <w:rPr>
@@ -6436,7 +6436,7 @@
           <w14:ligatures w14:val="standardContextual"/>
         </w:rPr>
       </w:pPr>
-      <w:hyperlink w:anchor="_Toc237261924" w:history="1">
+      <w:hyperlink w:anchor="_Toc237264143" w:history="1">
         <w:r>
           <w:rPr>
             <w:rStyle w:val="Hyperlink"/>
@@ -6463,7 +6463,7 @@
             <w:noProof/>
             <w:webHidden/>
           </w:rPr>
-          <w:instrText xml:space="preserve"> PAGEREF _Toc237261924 \h </w:instrText>
+          <w:instrText xml:space="preserve"> PAGEREF _Toc237264143 \h </w:instrText>
         </w:r>
         <w:r>
           <w:rPr>
@@ -6483,7 +6483,7 @@
             <w:noProof/>
             <w:webHidden/>
           </w:rPr>
-          <w:t>39</w:t>
+          <w:t>38</w:t>
         </w:r>
         <w:r>
           <w:rPr>
@@ -6511,7 +6511,7 @@
           <w14:ligatures w14:val="standardContextual"/>
         </w:rPr>
       </w:pPr>
-      <w:hyperlink w:anchor="_Toc237261925" w:history="1">
+      <w:hyperlink w:anchor="_Toc237264144" w:history="1">
         <w:r>
           <w:rPr>
             <w:rStyle w:val="Hyperlink"/>
@@ -6538,7 +6538,7 @@
             <w:noProof/>
             <w:webHidden/>
           </w:rPr>
-          <w:instrText xml:space="preserve"> PAGEREF _Toc237261925 \h </w:instrText>
+          <w:instrText xml:space="preserve"> PAGEREF _Toc237264144 \h </w:instrText>
         </w:r>
         <w:r>
           <w:rPr>
@@ -6558,7 +6558,7 @@
             <w:noProof/>
             <w:webHidden/>
           </w:rPr>
-          <w:t>39</w:t>
+          <w:t>38</w:t>
         </w:r>
         <w:r>
           <w:rPr>
@@ -6586,7 +6586,7 @@
           <w14:ligatures w14:val="standardContextual"/>
         </w:rPr>
       </w:pPr>
-      <w:hyperlink w:anchor="_Toc237261926" w:history="1">
+      <w:hyperlink w:anchor="_Toc237264145" w:history="1">
         <w:r>
           <w:rPr>
             <w:rStyle w:val="Hyperlink"/>
@@ -6613,7 +6613,7 @@
             <w:noProof/>
             <w:webHidden/>
           </w:rPr>
-          <w:instrText xml:space="preserve"> PAGEREF _Toc237261926 \h </w:instrText>
+          <w:instrText xml:space="preserve"> PAGEREF _Toc237264145 \h </w:instrText>
         </w:r>
         <w:r>
           <w:rPr>
@@ -6633,7 +6633,7 @@
             <w:noProof/>
             <w:webHidden/>
           </w:rPr>
-          <w:t>40</w:t>
+          <w:t>39</w:t>
         </w:r>
         <w:r>
           <w:rPr>
@@ -6661,7 +6661,7 @@
           <w14:ligatures w14:val="standardContextual"/>
         </w:rPr>
       </w:pPr>
-      <w:hyperlink w:anchor="_Toc237261927" w:history="1">
+      <w:hyperlink w:anchor="_Toc237264146" w:history="1">
         <w:r>
           <w:rPr>
             <w:rStyle w:val="Hyperlink"/>
@@ -6688,7 +6688,7 @@
             <w:noProof/>
             <w:webHidden/>
           </w:rPr>
-          <w:instrText xml:space="preserve"> PAGEREF _Toc237261927 \h </w:instrText>
+          <w:instrText xml:space="preserve"> PAGEREF _Toc237264146 \h </w:instrText>
         </w:r>
         <w:r>
           <w:rPr>
@@ -6708,7 +6708,7 @@
             <w:noProof/>
             <w:webHidden/>
           </w:rPr>
-          <w:t>42</w:t>
+          <w:t>41</w:t>
         </w:r>
         <w:r>
           <w:rPr>
@@ -6736,7 +6736,7 @@
           <w14:ligatures w14:val="standardContextual"/>
         </w:rPr>
       </w:pPr>
-      <w:hyperlink w:anchor="_Toc237261928" w:history="1">
+      <w:hyperlink w:anchor="_Toc237264147" w:history="1">
         <w:r>
           <w:rPr>
             <w:rStyle w:val="Hyperlink"/>
@@ -6763,7 +6763,7 @@
             <w:noProof/>
             <w:webHidden/>
           </w:rPr>
-          <w:instrText xml:space="preserve"> PAGEREF _Toc237261928 \h </w:instrText>
+          <w:instrText xml:space="preserve"> PAGEREF _Toc237264147 \h </w:instrText>
         </w:r>
         <w:r>
           <w:rPr>
@@ -6808,7 +6808,7 @@
       <w:pPr>
         <w:pStyle w:val="Heading1"/>
       </w:pPr>
-      <w:bookmarkStart w:id="3" w:name="_Toc237261873"/>
+      <w:bookmarkStart w:id="3" w:name="_Toc237264091"/>
       <w:r>
         <w:lastRenderedPageBreak/>
         <w:t>DANH MỤC HÌNH</w:t>
@@ -6841,7 +6841,7 @@
       <w:r>
         <w:fldChar w:fldCharType="separate"/>
       </w:r>
-      <w:hyperlink w:anchor="_Toc237261890" w:history="1">
+      <w:hyperlink w:anchor="_Toc237264109" w:history="1">
         <w:r>
           <w:rPr>
             <w:rStyle w:val="Hyperlink"/>
@@ -6868,7 +6868,7 @@
             <w:noProof/>
             <w:webHidden/>
           </w:rPr>
-          <w:instrText xml:space="preserve"> PAGEREF _Toc237261890 \h </w:instrText>
+          <w:instrText xml:space="preserve"> PAGEREF _Toc237264109 \h </w:instrText>
         </w:r>
         <w:r>
           <w:rPr>
@@ -6888,7 +6888,7 @@
             <w:noProof/>
             <w:webHidden/>
           </w:rPr>
-          <w:t>11</w:t>
+          <w:t>10</w:t>
         </w:r>
         <w:r>
           <w:rPr>
@@ -6916,7 +6916,7 @@
           <w14:ligatures w14:val="standardContextual"/>
         </w:rPr>
       </w:pPr>
-      <w:hyperlink w:anchor="_Toc237261891" w:history="1">
+      <w:hyperlink w:anchor="_Toc237264110" w:history="1">
         <w:r>
           <w:rPr>
             <w:rStyle w:val="Hyperlink"/>
@@ -6943,7 +6943,7 @@
             <w:noProof/>
             <w:webHidden/>
           </w:rPr>
-          <w:instrText xml:space="preserve"> PAGEREF _Toc237261891 \h </w:instrText>
+          <w:instrText xml:space="preserve"> PAGEREF _Toc237264110 \h </w:instrText>
         </w:r>
         <w:r>
           <w:rPr>
@@ -6963,7 +6963,7 @@
             <w:noProof/>
             <w:webHidden/>
           </w:rPr>
-          <w:t>19</w:t>
+          <w:t>18</w:t>
         </w:r>
         <w:r>
           <w:rPr>
@@ -6991,7 +6991,7 @@
           <w14:ligatures w14:val="standardContextual"/>
         </w:rPr>
       </w:pPr>
-      <w:hyperlink w:anchor="_Toc237261892" w:history="1">
+      <w:hyperlink w:anchor="_Toc237264111" w:history="1">
         <w:r>
           <w:rPr>
             <w:rStyle w:val="Hyperlink"/>
@@ -7018,7 +7018,7 @@
             <w:noProof/>
             <w:webHidden/>
           </w:rPr>
-          <w:instrText xml:space="preserve"> PAGEREF _Toc237261892 \h </w:instrText>
+          <w:instrText xml:space="preserve"> PAGEREF _Toc237264111 \h </w:instrText>
         </w:r>
         <w:r>
           <w:rPr>
@@ -7038,7 +7038,7 @@
             <w:noProof/>
             <w:webHidden/>
           </w:rPr>
-          <w:t>23</w:t>
+          <w:t>22</w:t>
         </w:r>
         <w:r>
           <w:rPr>
@@ -7066,7 +7066,7 @@
           <w14:ligatures w14:val="standardContextual"/>
         </w:rPr>
       </w:pPr>
-      <w:hyperlink w:anchor="_Toc237261893" w:history="1">
+      <w:hyperlink w:anchor="_Toc237264112" w:history="1">
         <w:r>
           <w:rPr>
             <w:rStyle w:val="Hyperlink"/>
@@ -7093,7 +7093,7 @@
             <w:noProof/>
             <w:webHidden/>
           </w:rPr>
-          <w:instrText xml:space="preserve"> PAGEREF _Toc237261893 \h </w:instrText>
+          <w:instrText xml:space="preserve"> PAGEREF _Toc237264112 \h </w:instrText>
         </w:r>
         <w:r>
           <w:rPr>
@@ -7113,7 +7113,7 @@
             <w:noProof/>
             <w:webHidden/>
           </w:rPr>
-          <w:t>26</w:t>
+          <w:t>25</w:t>
         </w:r>
         <w:r>
           <w:rPr>
@@ -7141,7 +7141,7 @@
           <w14:ligatures w14:val="standardContextual"/>
         </w:rPr>
       </w:pPr>
-      <w:hyperlink w:anchor="_Toc237261894" w:history="1">
+      <w:hyperlink w:anchor="_Toc237264113" w:history="1">
         <w:r>
           <w:rPr>
             <w:rStyle w:val="Hyperlink"/>
@@ -7168,7 +7168,7 @@
             <w:noProof/>
             <w:webHidden/>
           </w:rPr>
-          <w:instrText xml:space="preserve"> PAGEREF _Toc237261894 \h </w:instrText>
+          <w:instrText xml:space="preserve"> PAGEREF _Toc237264113 \h </w:instrText>
         </w:r>
         <w:r>
           <w:rPr>
@@ -7188,7 +7188,7 @@
             <w:noProof/>
             <w:webHidden/>
           </w:rPr>
-          <w:t>28</w:t>
+          <w:t>27</w:t>
         </w:r>
         <w:r>
           <w:rPr>
@@ -7216,7 +7216,7 @@
           <w14:ligatures w14:val="standardContextual"/>
         </w:rPr>
       </w:pPr>
-      <w:hyperlink w:anchor="_Toc237261895" w:history="1">
+      <w:hyperlink w:anchor="_Toc237264114" w:history="1">
         <w:r>
           <w:rPr>
             <w:rStyle w:val="Hyperlink"/>
@@ -7243,7 +7243,7 @@
             <w:noProof/>
             <w:webHidden/>
           </w:rPr>
-          <w:instrText xml:space="preserve"> PAGEREF _Toc237261895 \h </w:instrText>
+          <w:instrText xml:space="preserve"> PAGEREF _Toc237264114 \h </w:instrText>
         </w:r>
         <w:r>
           <w:rPr>
@@ -7263,7 +7263,7 @@
             <w:noProof/>
             <w:webHidden/>
           </w:rPr>
-          <w:t>29</w:t>
+          <w:t>28</w:t>
         </w:r>
         <w:r>
           <w:rPr>
@@ -7291,7 +7291,7 @@
           <w14:ligatures w14:val="standardContextual"/>
         </w:rPr>
       </w:pPr>
-      <w:hyperlink w:anchor="_Toc237261896" w:history="1">
+      <w:hyperlink w:anchor="_Toc237264115" w:history="1">
         <w:r>
           <w:rPr>
             <w:rStyle w:val="Hyperlink"/>
@@ -7318,7 +7318,7 @@
             <w:noProof/>
             <w:webHidden/>
           </w:rPr>
-          <w:instrText xml:space="preserve"> PAGEREF _Toc237261896 \h </w:instrText>
+          <w:instrText xml:space="preserve"> PAGEREF _Toc237264115 \h </w:instrText>
         </w:r>
         <w:r>
           <w:rPr>
@@ -7338,7 +7338,7 @@
             <w:noProof/>
             <w:webHidden/>
           </w:rPr>
-          <w:t>30</w:t>
+          <w:t>29</w:t>
         </w:r>
         <w:r>
           <w:rPr>
@@ -7366,13 +7366,13 @@
           <w14:ligatures w14:val="standardContextual"/>
         </w:rPr>
       </w:pPr>
-      <w:hyperlink w:anchor="_Toc237261897" w:history="1">
+      <w:hyperlink w:anchor="_Toc237264116" w:history="1">
         <w:r>
           <w:rPr>
             <w:rStyle w:val="Hyperlink"/>
             <w:noProof/>
           </w:rPr>
-          <w:t>Hình 3.7. Quy trình chọn Final Model qua ba giai đoạn TRAIN, VALIDATION và TEST</w:t>
+          <w:t>Hình 3.7. Quy trình chọn Final Model qua TRAIN, VALIDATION và TEST</w:t>
         </w:r>
         <w:r>
           <w:rPr>
@@ -7393,7 +7393,7 @@
             <w:noProof/>
             <w:webHidden/>
           </w:rPr>
-          <w:instrText xml:space="preserve"> PAGEREF _Toc237261897 \h </w:instrText>
+          <w:instrText xml:space="preserve"> PAGEREF _Toc237264116 \h </w:instrText>
         </w:r>
         <w:r>
           <w:rPr>
@@ -7413,7 +7413,7 @@
             <w:noProof/>
             <w:webHidden/>
           </w:rPr>
-          <w:t>31</w:t>
+          <w:t>30</w:t>
         </w:r>
         <w:r>
           <w:rPr>
@@ -7441,13 +7441,13 @@
           <w14:ligatures w14:val="standardContextual"/>
         </w:rPr>
       </w:pPr>
-      <w:hyperlink w:anchor="_Toc237261898" w:history="1">
+      <w:hyperlink w:anchor="_Toc237264117" w:history="1">
         <w:r>
           <w:rPr>
             <w:rStyle w:val="Hyperlink"/>
             <w:noProof/>
           </w:rPr>
-          <w:t>Hình 3.8. Lưu đồ một lượt tinh chỉnh trong Tuning Lab và điều kiện cho phép công bố mô hình</w:t>
+          <w:t>Hình 3.8. Lưu đồ Tuning Lab và điều kiện công bố mô hình</w:t>
         </w:r>
         <w:r>
           <w:rPr>
@@ -7468,7 +7468,7 @@
             <w:noProof/>
             <w:webHidden/>
           </w:rPr>
-          <w:instrText xml:space="preserve"> PAGEREF _Toc237261898 \h </w:instrText>
+          <w:instrText xml:space="preserve"> PAGEREF _Toc237264117 \h </w:instrText>
         </w:r>
         <w:r>
           <w:rPr>
@@ -7488,7 +7488,7 @@
             <w:noProof/>
             <w:webHidden/>
           </w:rPr>
-          <w:t>33</w:t>
+          <w:t>31</w:t>
         </w:r>
         <w:r>
           <w:rPr>
@@ -7516,7 +7516,7 @@
           <w14:ligatures w14:val="standardContextual"/>
         </w:rPr>
       </w:pPr>
-      <w:hyperlink w:anchor="_Toc237261899" w:history="1">
+      <w:hyperlink w:anchor="_Toc237264118" w:history="1">
         <w:r>
           <w:rPr>
             <w:rStyle w:val="Hyperlink"/>
@@ -7543,7 +7543,7 @@
             <w:noProof/>
             <w:webHidden/>
           </w:rPr>
-          <w:instrText xml:space="preserve"> PAGEREF _Toc237261899 \h </w:instrText>
+          <w:instrText xml:space="preserve"> PAGEREF _Toc237264118 \h </w:instrText>
         </w:r>
         <w:r>
           <w:rPr>
@@ -7563,7 +7563,7 @@
             <w:noProof/>
             <w:webHidden/>
           </w:rPr>
-          <w:t>33</w:t>
+          <w:t>32</w:t>
         </w:r>
         <w:r>
           <w:rPr>
@@ -7591,7 +7591,7 @@
           <w14:ligatures w14:val="standardContextual"/>
         </w:rPr>
       </w:pPr>
-      <w:hyperlink w:anchor="_Toc237261900" w:history="1">
+      <w:hyperlink w:anchor="_Toc237264119" w:history="1">
         <w:r>
           <w:rPr>
             <w:rStyle w:val="Hyperlink"/>
@@ -7618,7 +7618,7 @@
             <w:noProof/>
             <w:webHidden/>
           </w:rPr>
-          <w:instrText xml:space="preserve"> PAGEREF _Toc237261900 \h </w:instrText>
+          <w:instrText xml:space="preserve"> PAGEREF _Toc237264119 \h </w:instrText>
         </w:r>
         <w:r>
           <w:rPr>
@@ -7638,7 +7638,7 @@
             <w:noProof/>
             <w:webHidden/>
           </w:rPr>
-          <w:t>34</w:t>
+          <w:t>33</w:t>
         </w:r>
         <w:r>
           <w:rPr>
@@ -7666,7 +7666,7 @@
           <w14:ligatures w14:val="standardContextual"/>
         </w:rPr>
       </w:pPr>
-      <w:hyperlink w:anchor="_Toc237261901" w:history="1">
+      <w:hyperlink w:anchor="_Toc237264120" w:history="1">
         <w:r>
           <w:rPr>
             <w:rStyle w:val="Hyperlink"/>
@@ -7693,7 +7693,7 @@
             <w:noProof/>
             <w:webHidden/>
           </w:rPr>
-          <w:instrText xml:space="preserve"> PAGEREF _Toc237261901 \h </w:instrText>
+          <w:instrText xml:space="preserve"> PAGEREF _Toc237264120 \h </w:instrText>
         </w:r>
         <w:r>
           <w:rPr>
@@ -7713,7 +7713,7 @@
             <w:noProof/>
             <w:webHidden/>
           </w:rPr>
-          <w:t>35</w:t>
+          <w:t>34</w:t>
         </w:r>
         <w:r>
           <w:rPr>
@@ -7741,7 +7741,7 @@
           <w14:ligatures w14:val="standardContextual"/>
         </w:rPr>
       </w:pPr>
-      <w:hyperlink w:anchor="_Toc237261902" w:history="1">
+      <w:hyperlink w:anchor="_Toc237264121" w:history="1">
         <w:r>
           <w:rPr>
             <w:rStyle w:val="Hyperlink"/>
@@ -7768,7 +7768,7 @@
             <w:noProof/>
             <w:webHidden/>
           </w:rPr>
-          <w:instrText xml:space="preserve"> PAGEREF _Toc237261902 \h </w:instrText>
+          <w:instrText xml:space="preserve"> PAGEREF _Toc237264121 \h </w:instrText>
         </w:r>
         <w:r>
           <w:rPr>
@@ -7788,7 +7788,7 @@
             <w:noProof/>
             <w:webHidden/>
           </w:rPr>
-          <w:t>40</w:t>
+          <w:t>39</w:t>
         </w:r>
         <w:r>
           <w:rPr>
@@ -7816,13 +7816,13 @@
           <w14:ligatures w14:val="standardContextual"/>
         </w:rPr>
       </w:pPr>
-      <w:hyperlink w:anchor="_Toc237261903" w:history="1">
+      <w:hyperlink w:anchor="_Toc237264122" w:history="1">
         <w:r>
           <w:rPr>
             <w:rStyle w:val="Hyperlink"/>
             <w:noProof/>
           </w:rPr>
-          <w:t>Hình 3.13. Tám đặc trưng có mức quan trọng cao nhất của Random Forest legacy</w:t>
+          <w:t>Hình 3.13. Tám đặc trưng quan trọng nhất của Random Forest legacy</w:t>
         </w:r>
         <w:r>
           <w:rPr>
@@ -7843,7 +7843,7 @@
             <w:noProof/>
             <w:webHidden/>
           </w:rPr>
-          <w:instrText xml:space="preserve"> PAGEREF _Toc237261903 \h </w:instrText>
+          <w:instrText xml:space="preserve"> PAGEREF _Toc237264122 \h </w:instrText>
         </w:r>
         <w:r>
           <w:rPr>
@@ -7863,7 +7863,7 @@
             <w:noProof/>
             <w:webHidden/>
           </w:rPr>
-          <w:t>41</w:t>
+          <w:t>40</w:t>
         </w:r>
         <w:r>
           <w:rPr>
@@ -7891,7 +7891,7 @@
           <w14:ligatures w14:val="standardContextual"/>
         </w:rPr>
       </w:pPr>
-      <w:hyperlink w:anchor="_Toc237261904" w:history="1">
+      <w:hyperlink w:anchor="_Toc237264123" w:history="1">
         <w:r>
           <w:rPr>
             <w:rStyle w:val="Hyperlink"/>
@@ -7918,7 +7918,7 @@
             <w:noProof/>
             <w:webHidden/>
           </w:rPr>
-          <w:instrText xml:space="preserve"> PAGEREF _Toc237261904 \h </w:instrText>
+          <w:instrText xml:space="preserve"> PAGEREF _Toc237264123 \h </w:instrText>
         </w:r>
         <w:r>
           <w:rPr>
@@ -7938,7 +7938,7 @@
             <w:noProof/>
             <w:webHidden/>
           </w:rPr>
-          <w:t>47</w:t>
+          <w:t>46</w:t>
         </w:r>
         <w:r>
           <w:rPr>
@@ -7966,13 +7966,13 @@
           <w14:ligatures w14:val="standardContextual"/>
         </w:rPr>
       </w:pPr>
-      <w:hyperlink w:anchor="_Toc237261905" w:history="1">
+      <w:hyperlink w:anchor="_Toc237264124" w:history="1">
         <w:r>
           <w:rPr>
             <w:rStyle w:val="Hyperlink"/>
             <w:noProof/>
           </w:rPr>
-          <w:t>Hình B.2. Lưu đồ tinh chỉnh Logistic Regression với hai siêu tham số C và solver</w:t>
+          <w:t>Hình B.2. Lưu đồ tinh chỉnh Logistic Regression với C và solver</w:t>
         </w:r>
         <w:r>
           <w:rPr>
@@ -7993,7 +7993,7 @@
             <w:noProof/>
             <w:webHidden/>
           </w:rPr>
-          <w:instrText xml:space="preserve"> PAGEREF _Toc237261905 \h </w:instrText>
+          <w:instrText xml:space="preserve"> PAGEREF _Toc237264124 \h </w:instrText>
         </w:r>
         <w:r>
           <w:rPr>
@@ -8013,7 +8013,7 @@
             <w:noProof/>
             <w:webHidden/>
           </w:rPr>
-          <w:t>47</w:t>
+          <w:t>46</w:t>
         </w:r>
         <w:r>
           <w:rPr>
@@ -8041,7 +8041,7 @@
           <w14:ligatures w14:val="standardContextual"/>
         </w:rPr>
       </w:pPr>
-      <w:hyperlink w:anchor="_Toc237261906" w:history="1">
+      <w:hyperlink w:anchor="_Toc237264125" w:history="1">
         <w:r>
           <w:rPr>
             <w:rStyle w:val="Hyperlink"/>
@@ -8068,7 +8068,7 @@
             <w:noProof/>
             <w:webHidden/>
           </w:rPr>
-          <w:instrText xml:space="preserve"> PAGEREF _Toc237261906 \h </w:instrText>
+          <w:instrText xml:space="preserve"> PAGEREF _Toc237264125 \h </w:instrText>
         </w:r>
         <w:r>
           <w:rPr>
@@ -8088,7 +8088,7 @@
             <w:noProof/>
             <w:webHidden/>
           </w:rPr>
-          <w:t>48</w:t>
+          <w:t>47</w:t>
         </w:r>
         <w:r>
           <w:rPr>
@@ -8116,7 +8116,7 @@
           <w14:ligatures w14:val="standardContextual"/>
         </w:rPr>
       </w:pPr>
-      <w:hyperlink w:anchor="_Toc237261907" w:history="1">
+      <w:hyperlink w:anchor="_Toc237264126" w:history="1">
         <w:r>
           <w:rPr>
             <w:rStyle w:val="Hyperlink"/>
@@ -8143,7 +8143,7 @@
             <w:noProof/>
             <w:webHidden/>
           </w:rPr>
-          <w:instrText xml:space="preserve"> PAGEREF _Toc237261907 \h </w:instrText>
+          <w:instrText xml:space="preserve"> PAGEREF _Toc237264126 \h </w:instrText>
         </w:r>
         <w:r>
           <w:rPr>
@@ -8163,7 +8163,7 @@
             <w:noProof/>
             <w:webHidden/>
           </w:rPr>
-          <w:t>48</w:t>
+          <w:t>47</w:t>
         </w:r>
         <w:r>
           <w:rPr>
@@ -8188,7 +8188,7 @@
       <w:pPr>
         <w:pStyle w:val="Heading1"/>
       </w:pPr>
-      <w:bookmarkStart w:id="4" w:name="_Toc237261874"/>
+      <w:bookmarkStart w:id="4" w:name="_Toc237264092"/>
       <w:r>
         <w:lastRenderedPageBreak/>
         <w:t>DANH MỤC TỪ VIẾT TẮT</w:t>
@@ -8198,8 +8198,9 @@
     <w:p>
       <w:pPr>
         <w:pStyle w:val="Caption"/>
-      </w:pPr>
-      <w:bookmarkStart w:id="5" w:name="_Toc237261908"/>
+        <w:keepNext/>
+      </w:pPr>
+      <w:bookmarkStart w:id="5" w:name="_Toc237264127"/>
       <w:r>
         <w:t xml:space="preserve">Bảng </w:t>
       </w:r>
@@ -9069,7 +9070,7 @@
       <w:pPr>
         <w:pStyle w:val="Heading1"/>
       </w:pPr>
-      <w:bookmarkStart w:id="6" w:name="_Toc237261875"/>
+      <w:bookmarkStart w:id="6" w:name="_Toc237264093"/>
       <w:r>
         <w:lastRenderedPageBreak/>
         <w:t>PHÂN CÔNG CÔNG VIỆC</w:t>
@@ -9084,8 +9085,9 @@
     <w:p>
       <w:pPr>
         <w:pStyle w:val="Caption"/>
-      </w:pPr>
-      <w:bookmarkStart w:id="7" w:name="_Toc237261909"/>
+        <w:keepNext/>
+      </w:pPr>
+      <w:bookmarkStart w:id="7" w:name="_Toc237264128"/>
       <w:r>
         <w:t xml:space="preserve">Bảng </w:t>
       </w:r>
@@ -9624,7 +9626,7 @@
       <w:pPr>
         <w:pStyle w:val="Heading1"/>
       </w:pPr>
-      <w:bookmarkStart w:id="8" w:name="_Toc237261876"/>
+      <w:bookmarkStart w:id="8" w:name="_Toc237264094"/>
       <w:r>
         <w:lastRenderedPageBreak/>
         <w:t>CHƯƠNG 1: GIỚI THIỆU</w:t>
@@ -9635,7 +9637,7 @@
       <w:pPr>
         <w:pStyle w:val="Heading2"/>
       </w:pPr>
-      <w:bookmarkStart w:id="9" w:name="_Toc237261877"/>
+      <w:bookmarkStart w:id="9" w:name="_Toc237264095"/>
       <w:r>
         <w:t>1.1. Đặt vấn đề</w:t>
       </w:r>
@@ -9660,7 +9662,7 @@
       <w:pPr>
         <w:pStyle w:val="Heading2"/>
       </w:pPr>
-      <w:bookmarkStart w:id="10" w:name="_Toc237261878"/>
+      <w:bookmarkStart w:id="10" w:name="_Toc237264096"/>
       <w:r>
         <w:t>1.2. Mục tiêu</w:t>
       </w:r>
@@ -9680,6 +9682,7 @@
       <w:pPr>
         <w:spacing w:after="60"/>
         <w:ind w:left="567" w:hanging="283"/>
+        <w:jc w:val="left"/>
       </w:pPr>
       <w:r>
         <w:t>- Xây dựng pipeline dữ liệu từ tệp OHLCV thô đến tập dữ liệu học máy, gồm kiểm tra chất lượng, làm sạch, lọc mã đủ điều kiện và sinh 20 đặc trưng kỹ thuật.</w:t>
@@ -9689,6 +9692,7 @@
       <w:pPr>
         <w:spacing w:after="60"/>
         <w:ind w:left="567" w:hanging="283"/>
+        <w:jc w:val="left"/>
       </w:pPr>
       <w:r>
         <w:t>- Định nghĩa nhãn UP/NOT_UP theo đúng phiên thị trường thứ năm, loại bỏ các dòng không có giá tại phiên đích thay vì nhảy sang phiên kế tiếp.</w:t>
@@ -9698,6 +9702,7 @@
       <w:pPr>
         <w:spacing w:after="60"/>
         <w:ind w:left="567" w:hanging="283"/>
+        <w:jc w:val="left"/>
       </w:pPr>
       <w:r>
         <w:t>- Chia dữ liệu TRAIN/VALIDATION/TEST theo thời gian, có purge các dòng có nhãn vắt qua ranh giới, và kiểm chứng ràng buộc chống rò rỉ bằng mã nguồn.</w:t>
@@ -9707,6 +9712,7 @@
       <w:pPr>
         <w:spacing w:after="60"/>
         <w:ind w:left="567" w:hanging="283"/>
+        <w:jc w:val="left"/>
       </w:pPr>
       <w:r>
         <w:lastRenderedPageBreak/>
@@ -9717,6 +9723,7 @@
       <w:pPr>
         <w:spacing w:after="60"/>
         <w:ind w:left="567" w:hanging="283"/>
+        <w:jc w:val="left"/>
       </w:pPr>
       <w:r>
         <w:t>- Chọn ngưỡng quyết định từ dự báo ngoài fold (OOF) trên TRAIN, có ràng buộc precision và tỷ lệ dự báo UP để mô hình không suy biến thành luôn dự báo UP.</w:t>
@@ -9726,6 +9733,7 @@
       <w:pPr>
         <w:spacing w:after="60"/>
         <w:ind w:left="567" w:hanging="283"/>
+        <w:jc w:val="left"/>
       </w:pPr>
       <w:r>
         <w:t>- Chọn họ mô hình chỉ dựa trên VALIDATION, refit trên TRAIN+VALIDATION và đánh giá TEST đúng một lần, có so sánh với baseline luôn UP và luôn NOT_UP.</w:t>
@@ -9735,6 +9743,7 @@
       <w:pPr>
         <w:spacing w:after="60"/>
         <w:ind w:left="567" w:hanging="283"/>
+        <w:jc w:val="left"/>
       </w:pPr>
       <w:r>
         <w:t>- Phát triển ứng dụng web Flask gồm trang dự báo, so sánh hai mã, xếp hạng toàn sàn, trang đánh giá mô hình, Tuning Lab và chatbot giới hạn trong dữ liệu nội bộ.</w:t>
@@ -9744,6 +9753,7 @@
       <w:pPr>
         <w:spacing w:after="60"/>
         <w:ind w:left="567" w:hanging="283"/>
+        <w:jc w:val="left"/>
       </w:pPr>
       <w:r>
         <w:t>- Viết bộ kiểm thử tự động phủ giao thức dữ liệu, kiểm định chéo, chọn mô hình, luồng dự báo, Tuning Lab, giao diện và chatbot.</w:t>
@@ -9758,7 +9768,7 @@
       <w:pPr>
         <w:pStyle w:val="Heading2"/>
       </w:pPr>
-      <w:bookmarkStart w:id="11" w:name="_Toc237261879"/>
+      <w:bookmarkStart w:id="11" w:name="_Toc237264097"/>
       <w:r>
         <w:t>1.3. Phương pháp nghiên cứu</w:t>
       </w:r>
@@ -9773,7 +9783,7 @@
       <w:pPr>
         <w:pStyle w:val="Heading3"/>
       </w:pPr>
-      <w:bookmarkStart w:id="12" w:name="_Toc237261880"/>
+      <w:bookmarkStart w:id="12" w:name="_Toc237264098"/>
       <w:r>
         <w:t>1.3.1. Nghiên cứu lý thuyết</w:t>
       </w:r>
@@ -9788,7 +9798,7 @@
       <w:pPr>
         <w:pStyle w:val="Heading3"/>
       </w:pPr>
-      <w:bookmarkStart w:id="13" w:name="_Toc237261881"/>
+      <w:bookmarkStart w:id="13" w:name="_Toc237264099"/>
       <w:r>
         <w:t>1.3.2. Phương pháp thực nghiệm</w:t>
       </w:r>
@@ -9812,7 +9822,7 @@
       <w:pPr>
         <w:pStyle w:val="Heading2"/>
       </w:pPr>
-      <w:bookmarkStart w:id="14" w:name="_Toc237261882"/>
+      <w:bookmarkStart w:id="14" w:name="_Toc237264100"/>
       <w:r>
         <w:t>1.4. Kế hoạch thực hiện</w:t>
       </w:r>
@@ -9825,6 +9835,7 @@
     </w:p>
     <w:p>
       <w:pPr>
+        <w:keepNext/>
         <w:spacing w:before="120" w:after="60"/>
         <w:jc w:val="center"/>
       </w:pPr>
@@ -9833,7 +9844,7 @@
           <w:noProof/>
         </w:rPr>
         <w:drawing>
-          <wp:inline distT="0" distB="0" distL="0" distR="0" wp14:anchorId="09D59886" wp14:editId="6249009A">
+          <wp:inline distT="0" distB="0" distL="0" distR="0" wp14:anchorId="5EB23A7E" wp14:editId="767AE643">
             <wp:extent cx="5580000" cy="2735342"/>
             <wp:effectExtent l="0" t="0" r="0" b="0"/>
             <wp:docPr id="3" name="Picture 3" descr="Sơ đồ Gantt kế hoạch thực hiện niên luận"/>
@@ -9871,7 +9882,7 @@
       <w:pPr>
         <w:pStyle w:val="Caption"/>
       </w:pPr>
-      <w:bookmarkStart w:id="15" w:name="_Toc237261890"/>
+      <w:bookmarkStart w:id="15" w:name="_Toc237264109"/>
       <w:r>
         <w:t>Hình 1.</w:t>
       </w:r>
@@ -9905,7 +9916,7 @@
         <w:pStyle w:val="Heading1"/>
         <w:pageBreakBefore/>
       </w:pPr>
-      <w:bookmarkStart w:id="16" w:name="_Toc237261883"/>
+      <w:bookmarkStart w:id="16" w:name="_Toc237264101"/>
       <w:r>
         <w:lastRenderedPageBreak/>
         <w:t>CHƯƠNG 2: CƠ SỞ LÝ THUYẾT</w:t>
@@ -9916,7 +9927,7 @@
       <w:pPr>
         <w:pStyle w:val="Heading2"/>
       </w:pPr>
-      <w:bookmarkStart w:id="17" w:name="_Toc237261884"/>
+      <w:bookmarkStart w:id="17" w:name="_Toc237264102"/>
       <w:r>
         <w:t>2.1. Bài toán phân loại nhị phân trong dự báo chuỗi thời gian tài chính</w:t>
       </w:r>
@@ -9970,7 +9981,7 @@
       <w:pPr>
         <w:pStyle w:val="Heading2"/>
       </w:pPr>
-      <w:bookmarkStart w:id="18" w:name="_Toc237261885"/>
+      <w:bookmarkStart w:id="18" w:name="_Toc237264103"/>
       <w:r>
         <w:t>2.2. Đặc trưng kỹ thuật</w:t>
       </w:r>
@@ -9984,8 +9995,9 @@
     <w:p>
       <w:pPr>
         <w:pStyle w:val="Caption"/>
-      </w:pPr>
-      <w:bookmarkStart w:id="19" w:name="_Toc237261910"/>
+        <w:keepNext/>
+      </w:pPr>
+      <w:bookmarkStart w:id="19" w:name="_Toc237264129"/>
       <w:r>
         <w:t>Bảng 2.</w:t>
       </w:r>
@@ -10549,7 +10561,7 @@
       <w:pPr>
         <w:pStyle w:val="Heading2"/>
       </w:pPr>
-      <w:bookmarkStart w:id="20" w:name="_Toc237261886"/>
+      <w:bookmarkStart w:id="20" w:name="_Toc237264104"/>
       <w:r>
         <w:t>2.3. Ba thuật toán học máy được so sánh</w:t>
       </w:r>
@@ -10559,7 +10571,7 @@
       <w:pPr>
         <w:pStyle w:val="Heading3"/>
       </w:pPr>
-      <w:bookmarkStart w:id="21" w:name="_Toc237261887"/>
+      <w:bookmarkStart w:id="21" w:name="_Toc237264105"/>
       <w:r>
         <w:t>2.3.1. Logistic Regression</w:t>
       </w:r>
@@ -10674,7 +10686,7 @@
       <w:pPr>
         <w:pStyle w:val="Heading3"/>
       </w:pPr>
-      <w:bookmarkStart w:id="22" w:name="_Toc237261888"/>
+      <w:bookmarkStart w:id="22" w:name="_Toc237264106"/>
       <w:r>
         <w:t>2.3.2. Random Forest</w:t>
       </w:r>
@@ -10788,7 +10800,7 @@
       <w:pPr>
         <w:pStyle w:val="Heading3"/>
       </w:pPr>
-      <w:bookmarkStart w:id="23" w:name="_Toc237261889"/>
+      <w:bookmarkStart w:id="23" w:name="_Toc237264107"/>
       <w:r>
         <w:t>2.3.3. Gradient Boosting</w:t>
       </w:r>
@@ -10903,7 +10915,7 @@
       <w:pPr>
         <w:pStyle w:val="Heading2"/>
       </w:pPr>
-      <w:bookmarkStart w:id="24" w:name="_Toc237261929"/>
+      <w:bookmarkStart w:id="24" w:name="_Toc237264108"/>
       <w:r>
         <w:t>2.4. Kiểm định chéo chuỗi thời gian có purge</w:t>
       </w:r>
@@ -10918,6 +10930,7 @@
       <w:pPr>
         <w:spacing w:after="60"/>
         <w:ind w:left="567" w:hanging="283"/>
+        <w:jc w:val="left"/>
       </w:pPr>
       <w:r>
         <w:t>- gap = 5 phiên: bỏ đúng năm phiên giao dịch chung ngay trước tập kiểm định, tương ứng đúng độ dài chân trời dự báo.</w:t>
@@ -10927,6 +10940,7 @@
       <w:pPr>
         <w:spacing w:after="60"/>
         <w:ind w:left="567" w:hanging="283"/>
+        <w:jc w:val="left"/>
       </w:pPr>
       <w:r>
         <w:t>- purge nhãn: loại các dòng huấn luyện có label_end_date lớn hơn hoặc bằng phiên bắt đầu tập kiểm định, vì nhãn của chúng đã kết thúc trong vùng kiểm định.</w:t>
@@ -11010,7 +11024,7 @@
       <w:pPr>
         <w:pStyle w:val="Heading2"/>
       </w:pPr>
-      <w:bookmarkStart w:id="25" w:name="_Toc237261930"/>
+      <w:bookmarkStart w:id="25" w:name="_Toc237264148"/>
       <w:r>
         <w:t>2.5. Độ đo đánh giá và baseline hằng số</w:t>
       </w:r>
@@ -11138,7 +11152,7 @@
       <w:pPr>
         <w:pStyle w:val="Heading2"/>
       </w:pPr>
-      <w:bookmarkStart w:id="26" w:name="_Toc237261931"/>
+      <w:bookmarkStart w:id="26" w:name="_Toc237264149"/>
       <w:r>
         <w:t>2.6. Công cụ và công nghệ sử dụng</w:t>
       </w:r>
@@ -11147,8 +11161,9 @@
     <w:p>
       <w:pPr>
         <w:pStyle w:val="Caption"/>
-      </w:pPr>
-      <w:bookmarkStart w:id="27" w:name="_Toc237261911"/>
+        <w:keepNext/>
+      </w:pPr>
+      <w:bookmarkStart w:id="27" w:name="_Toc237264130"/>
       <w:r>
         <w:t>Bảng 2.</w:t>
       </w:r>
@@ -11917,7 +11932,7 @@
         <w:pStyle w:val="Heading1"/>
         <w:pageBreakBefore/>
       </w:pPr>
-      <w:bookmarkStart w:id="28" w:name="_Toc237261932"/>
+      <w:bookmarkStart w:id="28" w:name="_Toc237264150"/>
       <w:r>
         <w:lastRenderedPageBreak/>
         <w:t>CHƯƠNG 3: KẾT QUẢ ỨNG DỤNG</w:t>
@@ -11928,7 +11943,7 @@
       <w:pPr>
         <w:pStyle w:val="Heading2"/>
       </w:pPr>
-      <w:bookmarkStart w:id="29" w:name="_Toc237261933"/>
+      <w:bookmarkStart w:id="29" w:name="_Toc237264151"/>
       <w:r>
         <w:t>3.1. Đặc tả yêu cầu phần mềm</w:t>
       </w:r>
@@ -11938,7 +11953,7 @@
       <w:pPr>
         <w:pStyle w:val="Heading3"/>
       </w:pPr>
-      <w:bookmarkStart w:id="30" w:name="_Toc237261934"/>
+      <w:bookmarkStart w:id="30" w:name="_Toc237264152"/>
       <w:r>
         <w:t>3.1.1. Mô tả tổng quan</w:t>
       </w:r>
@@ -11962,8 +11977,9 @@
     <w:p>
       <w:pPr>
         <w:pStyle w:val="Caption"/>
-      </w:pPr>
-      <w:bookmarkStart w:id="31" w:name="_Toc237261912"/>
+        <w:keepNext/>
+      </w:pPr>
+      <w:bookmarkStart w:id="31" w:name="_Toc237264131"/>
       <w:r>
         <w:t>Bảng 3.</w:t>
       </w:r>
@@ -12526,7 +12542,7 @@
       <w:pPr>
         <w:pStyle w:val="Heading3"/>
       </w:pPr>
-      <w:bookmarkStart w:id="32" w:name="_Toc237261935"/>
+      <w:bookmarkStart w:id="32" w:name="_Toc237264153"/>
       <w:r>
         <w:t>3.1.2. Mô hình use case</w:t>
       </w:r>
@@ -12539,6 +12555,7 @@
     </w:p>
     <w:p>
       <w:pPr>
+        <w:keepNext/>
         <w:spacing w:before="120" w:after="60"/>
         <w:jc w:val="center"/>
       </w:pPr>
@@ -12547,7 +12564,7 @@
           <w:noProof/>
         </w:rPr>
         <w:drawing>
-          <wp:inline distT="0" distB="0" distL="0" distR="0" wp14:anchorId="25A90F6E" wp14:editId="61C1AF9F">
+          <wp:inline distT="0" distB="0" distL="0" distR="0" wp14:anchorId="63E08728" wp14:editId="37ADFC3F">
             <wp:extent cx="5580000" cy="3672663"/>
             <wp:effectExtent l="0" t="0" r="0" b="0"/>
             <wp:docPr id="4" name="Picture 4" descr="Lược đồ use case của hệ thống"/>
@@ -12585,7 +12602,7 @@
       <w:pPr>
         <w:pStyle w:val="Caption"/>
       </w:pPr>
-      <w:bookmarkStart w:id="33" w:name="_Toc237261891"/>
+      <w:bookmarkStart w:id="33" w:name="_Toc237264110"/>
       <w:r>
         <w:t>Hình 3.</w:t>
       </w:r>
@@ -12621,8 +12638,9 @@
     <w:p>
       <w:pPr>
         <w:pStyle w:val="Caption"/>
-      </w:pPr>
-      <w:bookmarkStart w:id="34" w:name="_Toc237261913"/>
+        <w:keepNext/>
+      </w:pPr>
+      <w:bookmarkStart w:id="34" w:name="_Toc237264132"/>
       <w:r>
         <w:t>Bảng 3.</w:t>
       </w:r>
@@ -13213,7 +13231,7 @@
       <w:pPr>
         <w:pStyle w:val="Heading3"/>
       </w:pPr>
-      <w:bookmarkStart w:id="35" w:name="_Toc237261936"/>
+      <w:bookmarkStart w:id="35" w:name="_Toc237264154"/>
       <w:r>
         <w:t>3.1.3. Yêu cầu cụ thể</w:t>
       </w:r>
@@ -13267,6 +13285,7 @@
       <w:pPr>
         <w:spacing w:after="60"/>
         <w:ind w:left="567" w:hanging="283"/>
+        <w:jc w:val="left"/>
       </w:pPr>
       <w:r>
         <w:t>- Chân trời dự báo là 5 phiên, lấy trên lịch phiên chung của toàn sàn, không phải dòng thứ năm của riêng từng mã.</w:t>
@@ -13276,6 +13295,7 @@
       <w:pPr>
         <w:spacing w:after="60"/>
         <w:ind w:left="567" w:hanging="283"/>
+        <w:jc w:val="left"/>
       </w:pPr>
       <w:r>
         <w:t>- Ngưỡng tăng giá để gán nhãn UP là 1%.</w:t>
@@ -13285,6 +13305,7 @@
       <w:pPr>
         <w:spacing w:after="60"/>
         <w:ind w:left="567" w:hanging="283"/>
+        <w:jc w:val="left"/>
       </w:pPr>
       <w:r>
         <w:t>- Ngưỡng quyết định được chọn từ xác suất out-of-fold trên TRAIN, lưu trong artifact và dùng lại y nguyên ở CV, VALIDATION, TEST, CLI và giao diện; mô hình đang phục vụ dùng ngưỡng 0,49.</w:t>
@@ -13294,6 +13315,7 @@
       <w:pPr>
         <w:spacing w:after="60"/>
         <w:ind w:left="567" w:hanging="283"/>
+        <w:jc w:val="left"/>
       </w:pPr>
       <w:r>
         <w:lastRenderedPageBreak/>
@@ -13304,7 +13326,7 @@
       <w:pPr>
         <w:pStyle w:val="Heading3"/>
       </w:pPr>
-      <w:bookmarkStart w:id="36" w:name="_Toc237261937"/>
+      <w:bookmarkStart w:id="36" w:name="_Toc237264155"/>
       <w:r>
         <w:t>3.1.4. Yêu cầu chức năng</w:t>
       </w:r>
@@ -13313,8 +13335,9 @@
     <w:p>
       <w:pPr>
         <w:pStyle w:val="Caption"/>
-      </w:pPr>
-      <w:bookmarkStart w:id="37" w:name="_Toc237261914"/>
+        <w:keepNext/>
+      </w:pPr>
+      <w:bookmarkStart w:id="37" w:name="_Toc237264133"/>
       <w:r>
         <w:t>Bảng 3.</w:t>
       </w:r>
@@ -13579,7 +13602,7 @@
               <w:pStyle w:val="TableText"/>
             </w:pPr>
             <w:r>
-              <w:t>Chia TRAIN/VALIDATION/TEST theo thời gian</w:t>
+              <w:t>Chia TRAIN / VALIDATION / TEST theo thời gian</w:t>
             </w:r>
           </w:p>
         </w:tc>
@@ -14092,7 +14115,7 @@
       <w:pPr>
         <w:pStyle w:val="Heading3"/>
       </w:pPr>
-      <w:bookmarkStart w:id="38" w:name="_Toc237261938"/>
+      <w:bookmarkStart w:id="38" w:name="_Toc237264156"/>
       <w:r>
         <w:t>3.1.5. Yêu cầu phi chức năng</w:t>
       </w:r>
@@ -14101,8 +14124,9 @@
     <w:p>
       <w:pPr>
         <w:pStyle w:val="Caption"/>
-      </w:pPr>
-      <w:bookmarkStart w:id="39" w:name="_Toc237261915"/>
+        <w:keepNext/>
+      </w:pPr>
+      <w:bookmarkStart w:id="39" w:name="_Toc237264134"/>
       <w:r>
         <w:t>Bảng 3.</w:t>
       </w:r>
@@ -14571,7 +14595,7 @@
       <w:pPr>
         <w:pStyle w:val="Heading2"/>
       </w:pPr>
-      <w:bookmarkStart w:id="40" w:name="_Toc237261939"/>
+      <w:bookmarkStart w:id="40" w:name="_Toc237264157"/>
       <w:r>
         <w:t>3.2. Thiết kế ứng dụng</w:t>
       </w:r>
@@ -14581,7 +14605,7 @@
       <w:pPr>
         <w:pStyle w:val="Heading3"/>
       </w:pPr>
-      <w:bookmarkStart w:id="41" w:name="_Toc237261940"/>
+      <w:bookmarkStart w:id="41" w:name="_Toc237264158"/>
       <w:r>
         <w:t>3.2.1. Kiến trúc ứng dụng</w:t>
       </w:r>
@@ -14603,6 +14627,7 @@
     </w:p>
     <w:p>
       <w:pPr>
+        <w:keepNext/>
         <w:spacing w:before="120" w:after="60"/>
         <w:jc w:val="center"/>
       </w:pPr>
@@ -14611,7 +14636,7 @@
           <w:noProof/>
         </w:rPr>
         <w:drawing>
-          <wp:inline distT="0" distB="0" distL="0" distR="0" wp14:anchorId="5E7B5D99" wp14:editId="3DC29392">
+          <wp:inline distT="0" distB="0" distL="0" distR="0" wp14:anchorId="28B2DA40" wp14:editId="706B8929">
             <wp:extent cx="5580000" cy="4199724"/>
             <wp:effectExtent l="0" t="0" r="0" b="0"/>
             <wp:docPr id="5" name="Picture 5" descr="Kiến trúc tổng thể của hệ thống HOSE Stock Trend Prediction"/>
@@ -14649,7 +14674,7 @@
       <w:pPr>
         <w:pStyle w:val="Caption"/>
       </w:pPr>
-      <w:bookmarkStart w:id="42" w:name="_Toc237261892"/>
+      <w:bookmarkStart w:id="42" w:name="_Toc237264111"/>
       <w:r>
         <w:t>Hình 3.</w:t>
       </w:r>
@@ -14681,8 +14706,9 @@
     <w:p>
       <w:pPr>
         <w:pStyle w:val="Caption"/>
-      </w:pPr>
-      <w:bookmarkStart w:id="43" w:name="_Toc237261916"/>
+        <w:keepNext/>
+      </w:pPr>
+      <w:bookmarkStart w:id="43" w:name="_Toc237264135"/>
       <w:r>
         <w:t>Bảng 3.</w:t>
       </w:r>
@@ -15328,7 +15354,7 @@
       <w:pPr>
         <w:pStyle w:val="Heading3"/>
       </w:pPr>
-      <w:bookmarkStart w:id="44" w:name="_Toc237261941"/>
+      <w:bookmarkStart w:id="44" w:name="_Toc237264159"/>
       <w:r>
         <w:t>3.2.2. Thiết kế dữ liệu</w:t>
       </w:r>
@@ -15342,8 +15368,9 @@
     <w:p>
       <w:pPr>
         <w:pStyle w:val="Caption"/>
-      </w:pPr>
-      <w:bookmarkStart w:id="45" w:name="_Toc237261917"/>
+        <w:keepNext/>
+      </w:pPr>
+      <w:bookmarkStart w:id="45" w:name="_Toc237264136"/>
       <w:r>
         <w:t>Bảng 3.</w:t>
       </w:r>
@@ -15507,7 +15534,7 @@
               <w:pStyle w:val="TableText"/>
             </w:pPr>
             <w:r>
-              <w:t>data/processed/hose_stock_clean.csv</w:t>
+              <w:t>hose_stock_clean.csv</w:t>
             </w:r>
           </w:p>
         </w:tc>
@@ -15551,7 +15578,7 @@
               <w:pStyle w:val="TableText"/>
             </w:pPr>
             <w:r>
-              <w:t>data/processed/hose_stock_features.csv</w:t>
+              <w:t>hose_stock_features.csv</w:t>
             </w:r>
           </w:p>
         </w:tc>
@@ -15595,7 +15622,7 @@
               <w:pStyle w:val="TableText"/>
             </w:pPr>
             <w:r>
-              <w:t>data/processed/ml_dataset.csv</w:t>
+              <w:t>ml_dataset.csv</w:t>
             </w:r>
           </w:p>
         </w:tc>
@@ -15729,8 +15756,9 @@
     <w:p>
       <w:pPr>
         <w:pStyle w:val="Caption"/>
-      </w:pPr>
-      <w:bookmarkStart w:id="46" w:name="_Toc237261918"/>
+        <w:keepNext/>
+      </w:pPr>
+      <w:bookmarkStart w:id="46" w:name="_Toc237264137"/>
       <w:r>
         <w:t>Bảng 3.</w:t>
       </w:r>
@@ -16125,8 +16153,9 @@
     <w:p>
       <w:pPr>
         <w:pStyle w:val="Caption"/>
-      </w:pPr>
-      <w:bookmarkStart w:id="47" w:name="_Toc237261919"/>
+        <w:keepNext/>
+      </w:pPr>
+      <w:bookmarkStart w:id="47" w:name="_Toc237264138"/>
       <w:r>
         <w:lastRenderedPageBreak/>
         <w:t>Bảng 3.</w:t>
@@ -16563,6 +16592,7 @@
     </w:p>
     <w:p>
       <w:pPr>
+        <w:keepNext/>
         <w:spacing w:before="120" w:after="60"/>
         <w:jc w:val="center"/>
       </w:pPr>
@@ -16571,7 +16601,7 @@
           <w:noProof/>
         </w:rPr>
         <w:drawing>
-          <wp:inline distT="0" distB="0" distL="0" distR="0" wp14:anchorId="6CA40B79" wp14:editId="6C590D14">
+          <wp:inline distT="0" distB="0" distL="0" distR="0" wp14:anchorId="6879E7C6" wp14:editId="27BD76C4">
             <wp:extent cx="5580000" cy="3224666"/>
             <wp:effectExtent l="0" t="0" r="0" b="0"/>
             <wp:docPr id="6" name="Picture 6" descr="Luồng dữ liệu từ tệp thô đến hiện vật mô hình và suy luận"/>
@@ -16609,7 +16639,7 @@
       <w:pPr>
         <w:pStyle w:val="Caption"/>
       </w:pPr>
-      <w:bookmarkStart w:id="48" w:name="_Toc237261893"/>
+      <w:bookmarkStart w:id="48" w:name="_Toc237264112"/>
       <w:r>
         <w:t>Hình 3.</w:t>
       </w:r>
@@ -16642,7 +16672,7 @@
       <w:pPr>
         <w:pStyle w:val="Heading3"/>
       </w:pPr>
-      <w:bookmarkStart w:id="49" w:name="_Toc237261942"/>
+      <w:bookmarkStart w:id="49" w:name="_Toc237264160"/>
       <w:r>
         <w:lastRenderedPageBreak/>
         <w:t>3.2.3. Thiết kế chi tiết</w:t>
@@ -16658,7 +16688,7 @@
       <w:pPr>
         <w:pStyle w:val="Heading4"/>
       </w:pPr>
-      <w:bookmarkStart w:id="50" w:name="_Toc237261943"/>
+      <w:bookmarkStart w:id="50" w:name="_Toc237264161"/>
       <w:r>
         <w:t>3.2.3.1. Thuật toán gán nhãn theo lịch phiên chung</w:t>
       </w:r>
@@ -16735,6 +16765,7 @@
     </w:p>
     <w:p>
       <w:pPr>
+        <w:keepNext/>
         <w:spacing w:before="120" w:after="60"/>
         <w:jc w:val="center"/>
       </w:pPr>
@@ -16744,7 +16775,7 @@
         </w:rPr>
         <w:lastRenderedPageBreak/>
         <w:drawing>
-          <wp:inline distT="0" distB="0" distL="0" distR="0" wp14:anchorId="2F57964D" wp14:editId="4E2DE050">
+          <wp:inline distT="0" distB="0" distL="0" distR="0" wp14:anchorId="2A81FCE5" wp14:editId="57CF9FCD">
             <wp:extent cx="5580000" cy="6617880"/>
             <wp:effectExtent l="0" t="0" r="0" b="0"/>
             <wp:docPr id="7" name="Picture 7" descr="Lưu đồ thuật toán gán nhãn theo lịch phiên chung của thị trường"/>
@@ -16782,7 +16813,7 @@
       <w:pPr>
         <w:pStyle w:val="Caption"/>
       </w:pPr>
-      <w:bookmarkStart w:id="51" w:name="_Toc237261894"/>
+      <w:bookmarkStart w:id="51" w:name="_Toc237264113"/>
       <w:r>
         <w:t>Hình 3.</w:t>
       </w:r>
@@ -16815,7 +16846,7 @@
       <w:pPr>
         <w:pStyle w:val="Heading4"/>
       </w:pPr>
-      <w:bookmarkStart w:id="52" w:name="_Toc237261944"/>
+      <w:bookmarkStart w:id="52" w:name="_Toc237264162"/>
       <w:r>
         <w:t>3.2.3.2. Kiểm định chéo theo ngày, có gap và purge</w:t>
       </w:r>
@@ -16906,6 +16937,7 @@
     </w:p>
     <w:p>
       <w:pPr>
+        <w:keepNext/>
         <w:spacing w:before="120" w:after="60"/>
         <w:jc w:val="center"/>
       </w:pPr>
@@ -16914,7 +16946,7 @@
           <w:noProof/>
         </w:rPr>
         <w:drawing>
-          <wp:inline distT="0" distB="0" distL="0" distR="0" wp14:anchorId="51033CD2" wp14:editId="04412361">
+          <wp:inline distT="0" distB="0" distL="0" distR="0" wp14:anchorId="533267AB" wp14:editId="4FBFF00D">
             <wp:extent cx="5580000" cy="5859000"/>
             <wp:effectExtent l="0" t="0" r="0" b="0"/>
             <wp:docPr id="8" name="Picture 8" descr="Lưu đồ chia kiểm định chéo theo ngày giao dịch, có gap và purge"/>
@@ -16952,7 +16984,7 @@
       <w:pPr>
         <w:pStyle w:val="Caption"/>
       </w:pPr>
-      <w:bookmarkStart w:id="53" w:name="_Toc237261895"/>
+      <w:bookmarkStart w:id="53" w:name="_Toc237264114"/>
       <w:r>
         <w:t>Hình 3.</w:t>
       </w:r>
@@ -16986,7 +17018,7 @@
       <w:pPr>
         <w:pStyle w:val="Heading4"/>
       </w:pPr>
-      <w:bookmarkStart w:id="54" w:name="_Toc237261945"/>
+      <w:bookmarkStart w:id="54" w:name="_Toc237264163"/>
       <w:r>
         <w:t>3.2.3.3. Chọn ngưỡng quyết định từ xác suất OOF</w:t>
       </w:r>
@@ -17004,6 +17036,7 @@
     </w:p>
     <w:p>
       <w:pPr>
+        <w:keepNext/>
         <w:spacing w:before="120" w:after="60"/>
         <w:jc w:val="center"/>
       </w:pPr>
@@ -17012,7 +17045,7 @@
           <w:noProof/>
         </w:rPr>
         <w:drawing>
-          <wp:inline distT="0" distB="0" distL="0" distR="0" wp14:anchorId="51F6E09B" wp14:editId="07138622">
+          <wp:inline distT="0" distB="0" distL="0" distR="0" wp14:anchorId="1168EFE7" wp14:editId="01C827D8">
             <wp:extent cx="4680000" cy="4442078"/>
             <wp:effectExtent l="0" t="0" r="0" b="0"/>
             <wp:docPr id="9" name="Picture 9" descr="Lưu đồ chọn ngưỡng quyết định từ xác suất out-of-fold"/>
@@ -17050,7 +17083,7 @@
       <w:pPr>
         <w:pStyle w:val="Caption"/>
       </w:pPr>
-      <w:bookmarkStart w:id="55" w:name="_Toc237261896"/>
+      <w:bookmarkStart w:id="55" w:name="_Toc237264115"/>
       <w:r>
         <w:t>Hình 3.</w:t>
       </w:r>
@@ -17084,7 +17117,7 @@
       <w:pPr>
         <w:pStyle w:val="Heading4"/>
       </w:pPr>
-      <w:bookmarkStart w:id="56" w:name="_Toc237261946"/>
+      <w:bookmarkStart w:id="56" w:name="_Toc237264164"/>
       <w:r>
         <w:t>3.2.3.4. Quy trình chọn Final Model</w:t>
       </w:r>
@@ -17099,6 +17132,7 @@
       <w:pPr>
         <w:spacing w:after="60"/>
         <w:ind w:left="567" w:hanging="283"/>
+        <w:jc w:val="left"/>
       </w:pPr>
       <w:r>
         <w:t>1. Giai đoạn TRAIN: ba cấu hình đã chốt trong Tuning Lab được fit trên toàn bộ TRAIN, tạo ba ứng viên.</w:t>
@@ -17108,6 +17142,7 @@
       <w:pPr>
         <w:spacing w:after="60"/>
         <w:ind w:left="567" w:hanging="283"/>
+        <w:jc w:val="left"/>
       </w:pPr>
       <w:r>
         <w:t>2. Giai đoạn VALIDATION: ba ứng viên được chấm và xếp hạng theo F1_UP, rồi Recall_UP, rồi độ đơn giản; ứng viên đứng đầu bắt buộc phải vượt baseline tốt nhất.</w:t>
@@ -17117,6 +17152,7 @@
       <w:pPr>
         <w:spacing w:after="60"/>
         <w:ind w:left="567" w:hanging="283"/>
+        <w:jc w:val="left"/>
       </w:pPr>
       <w:r>
         <w:t>3. Giai đoạn TEST: mô hình thắng được fit lại trên TRAIN cộng VALIDATION rồi đánh giá TEST đúng một lần; đúng đối tượng vừa đánh giá được lưu thành final_model.pkl, không refit thêm.</w:t>
@@ -17124,6 +17160,7 @@
     </w:p>
     <w:p>
       <w:pPr>
+        <w:keepNext/>
         <w:spacing w:before="120" w:after="60"/>
         <w:jc w:val="center"/>
       </w:pPr>
@@ -17132,16 +17169,16 @@
           <w:noProof/>
         </w:rPr>
         <w:drawing>
-          <wp:inline distT="0" distB="0" distL="0" distR="0" wp14:anchorId="130D8871" wp14:editId="09381279">
+          <wp:inline distT="0" distB="0" distL="0" distR="0" wp14:anchorId="76AD4269" wp14:editId="6FD9B825">
             <wp:extent cx="5580000" cy="2418269"/>
             <wp:effectExtent l="0" t="0" r="0" b="0"/>
-            <wp:docPr id="10" name="Picture 10" descr="Quy trình chọn Final Model qua ba giai đoạn TRAIN, VALIDATION và TEST"/>
+            <wp:docPr id="10" name="Picture 10" descr="Quy trình chọn Final Model qua TRAIN, VALIDATION và TEST"/>
             <wp:cNvGraphicFramePr/>
             <a:graphic xmlns:a="http://schemas.openxmlformats.org/drawingml/2006/main">
               <a:graphicData uri="http://schemas.openxmlformats.org/drawingml/2006/picture">
                 <pic:pic xmlns:pic="http://schemas.openxmlformats.org/drawingml/2006/picture">
                   <pic:nvPicPr>
-                    <pic:cNvPr id="10" name="image10.png" descr="Quy trình chọn Final Model qua ba giai đoạn TRAIN, VALIDATION và TEST"/>
+                    <pic:cNvPr id="10" name="image10.png" descr="Quy trình chọn Final Model qua TRAIN, VALIDATION và TEST"/>
                     <pic:cNvPicPr/>
                   </pic:nvPicPr>
                   <pic:blipFill>
@@ -17170,7 +17207,7 @@
       <w:pPr>
         <w:pStyle w:val="Caption"/>
       </w:pPr>
-      <w:bookmarkStart w:id="57" w:name="_Toc237261897"/>
+      <w:bookmarkStart w:id="57" w:name="_Toc237264116"/>
       <w:r>
         <w:t>Hình 3.</w:t>
       </w:r>
@@ -17190,7 +17227,7 @@
         <w:fldChar w:fldCharType="end"/>
       </w:r>
       <w:r>
-        <w:t>. Quy trình chọn Final Model qua ba giai đoạn TRAIN, VALIDATION và TEST</w:t>
+        <w:t>. Quy trình chọn Final Model qua TRAIN, VALIDATION và TEST</w:t>
       </w:r>
       <w:bookmarkEnd w:id="57"/>
     </w:p>
@@ -17208,7 +17245,7 @@
       <w:pPr>
         <w:pStyle w:val="Heading4"/>
       </w:pPr>
-      <w:bookmarkStart w:id="58" w:name="_Toc237261947"/>
+      <w:bookmarkStart w:id="58" w:name="_Toc237264165"/>
       <w:r>
         <w:lastRenderedPageBreak/>
         <w:t>3.2.3.5. Tuning Lab và bảo toàn tính hợp lệ của thí nghiệm</w:t>
@@ -17227,6 +17264,7 @@
     </w:p>
     <w:p>
       <w:pPr>
+        <w:keepNext/>
         <w:spacing w:before="120" w:after="60"/>
         <w:jc w:val="center"/>
       </w:pPr>
@@ -17235,16 +17273,16 @@
           <w:noProof/>
         </w:rPr>
         <w:drawing>
-          <wp:inline distT="0" distB="0" distL="0" distR="0" wp14:anchorId="47296102" wp14:editId="197B5448">
-            <wp:extent cx="5580000" cy="5993588"/>
+          <wp:inline distT="0" distB="0" distL="0" distR="0" wp14:anchorId="0E7A59E8" wp14:editId="06D7D381">
+            <wp:extent cx="5328000" cy="5722910"/>
             <wp:effectExtent l="0" t="0" r="0" b="0"/>
-            <wp:docPr id="11" name="Picture 11" descr="Lưu đồ một lượt tinh chỉnh trong Tuning Lab và điều kiện cho phép công bố mô hình"/>
+            <wp:docPr id="11" name="Picture 11" descr="Lưu đồ Tuning Lab và điều kiện công bố mô hình"/>
             <wp:cNvGraphicFramePr/>
             <a:graphic xmlns:a="http://schemas.openxmlformats.org/drawingml/2006/main">
               <a:graphicData uri="http://schemas.openxmlformats.org/drawingml/2006/picture">
                 <pic:pic xmlns:pic="http://schemas.openxmlformats.org/drawingml/2006/picture">
                   <pic:nvPicPr>
-                    <pic:cNvPr id="11" name="image11.png" descr="Lưu đồ một lượt tinh chỉnh trong Tuning Lab và điều kiện cho phép công bố mô hình"/>
+                    <pic:cNvPr id="11" name="image11.png" descr="Lưu đồ Tuning Lab và điều kiện công bố mô hình"/>
                     <pic:cNvPicPr/>
                   </pic:nvPicPr>
                   <pic:blipFill>
@@ -17256,7 +17294,7 @@
                   <pic:spPr>
                     <a:xfrm>
                       <a:off x="0" y="0"/>
-                      <a:ext cx="5580000" cy="5993588"/>
+                      <a:ext cx="5328000" cy="5722910"/>
                     </a:xfrm>
                     <a:prstGeom prst="rect">
                       <a:avLst/>
@@ -17273,33 +17311,33 @@
       <w:pPr>
         <w:pStyle w:val="Caption"/>
       </w:pPr>
-      <w:bookmarkStart w:id="59" w:name="_Toc237261898"/>
+      <w:bookmarkStart w:id="59" w:name="_Toc237264117"/>
+      <w:r>
+        <w:t>Hình 3.</w:t>
+      </w:r>
+      <w:r>
+        <w:fldChar w:fldCharType="begin"/>
+      </w:r>
+      <w:r>
+        <w:instrText xml:space="preserve"> SEQ Hinh \* ARABIC </w:instrText>
+      </w:r>
+      <w:r>
+        <w:fldChar w:fldCharType="separate"/>
+      </w:r>
+      <w:r>
+        <w:t>8</w:t>
+      </w:r>
+      <w:r>
+        <w:fldChar w:fldCharType="end"/>
+      </w:r>
+      <w:r>
+        <w:t>. Lưu đồ Tuning Lab và điều kiện công bố mô hình</w:t>
+      </w:r>
+      <w:bookmarkEnd w:id="59"/>
+    </w:p>
+    <w:p>
       <w:r>
         <w:lastRenderedPageBreak/>
-        <w:t>Hình 3.</w:t>
-      </w:r>
-      <w:r>
-        <w:fldChar w:fldCharType="begin"/>
-      </w:r>
-      <w:r>
-        <w:instrText xml:space="preserve"> SEQ Hinh \* ARABIC </w:instrText>
-      </w:r>
-      <w:r>
-        <w:fldChar w:fldCharType="separate"/>
-      </w:r>
-      <w:r>
-        <w:t>8</w:t>
-      </w:r>
-      <w:r>
-        <w:fldChar w:fldCharType="end"/>
-      </w:r>
-      <w:r>
-        <w:t>. Lưu đồ một lượt tinh chỉnh trong Tuning Lab và điều kiện cho phép công bố mô hình</w:t>
-      </w:r>
-      <w:bookmarkEnd w:id="59"/>
-    </w:p>
-    <w:p>
-      <w:r>
         <w:t>Lưu đồ trên cho thấy ba chốt chặn đặt trước khi tốn chi phí tính toán: kiểm tra kiểu và miền giá trị theo TUNABLE_PARAM_SCHEMA, kiểm tra đã có tác vụ nền nào đang chạy, và kiểm tra is_config_complete trước khi pipeline được phép công bố. Ba nhánh rẽ phải là ba trường hợp dừng sớm; chỉ khi cả ba chốt đều đạt thì scripts/run_pipeline.py mới được mở khóa tập TEST và ghi hiện vật mới.</w:t>
       </w:r>
     </w:p>
@@ -17307,7 +17345,7 @@
       <w:pPr>
         <w:pStyle w:val="Heading4"/>
       </w:pPr>
-      <w:bookmarkStart w:id="60" w:name="_Toc237261948"/>
+      <w:bookmarkStart w:id="60" w:name="_Toc237264166"/>
       <w:r>
         <w:t>3.2.3.6. Luồng suy luận trên giao diện và dòng lệnh</w:t>
       </w:r>
@@ -17344,6 +17382,7 @@
     </w:p>
     <w:p>
       <w:pPr>
+        <w:keepNext/>
         <w:spacing w:before="120" w:after="60"/>
         <w:jc w:val="center"/>
       </w:pPr>
@@ -17352,7 +17391,7 @@
           <w:noProof/>
         </w:rPr>
         <w:drawing>
-          <wp:inline distT="0" distB="0" distL="0" distR="0" wp14:anchorId="2B5D1DBB" wp14:editId="2E4A6507">
+          <wp:inline distT="0" distB="0" distL="0" distR="0" wp14:anchorId="20D9B483" wp14:editId="5AEEC55A">
             <wp:extent cx="5580000" cy="3503548"/>
             <wp:effectExtent l="0" t="0" r="0" b="0"/>
             <wp:docPr id="12" name="Picture 12" descr="Lược đồ tuần tự một lượt dự báo từ giao diện đến hiện vật mô hình"/>
@@ -17390,7 +17429,7 @@
       <w:pPr>
         <w:pStyle w:val="Caption"/>
       </w:pPr>
-      <w:bookmarkStart w:id="61" w:name="_Toc237261899"/>
+      <w:bookmarkStart w:id="61" w:name="_Toc237264118"/>
       <w:r>
         <w:t>Hình 3.</w:t>
       </w:r>
@@ -17416,15 +17455,12 @@
     </w:p>
     <w:p>
       <w:r>
-        <w:t xml:space="preserve">Lược đồ tuần tự trên cho thấy giao diện không giữ bất kỳ tri thức nào về mô hình. Trình duyệt chỉ gửi mã cần dự báo, tầng dịch vụ đọc dữ liệu đã làm sạch, sinh đặc </w:t>
-      </w:r>
-      <w:r>
-        <w:lastRenderedPageBreak/>
-        <w:t>trưng, lấy thứ tự cột từ metadata rồi gọi predict_proba; ngưỡng quyết định cũng đến từ metadata. Nhờ vậy khi hiện vật được thay, không dòng mã giao diện nào phải sửa.</w:t>
-      </w:r>
-    </w:p>
-    <w:p>
-      <w:pPr>
+        <w:t>Lược đồ tuần tự trên cho thấy giao diện không giữ bất kỳ tri thức nào về mô hình. Trình duyệt chỉ gửi mã cần dự báo, tầng dịch vụ đọc dữ liệu đã làm sạch, sinh đặc trưng, lấy thứ tự cột từ metadata rồi gọi predict_proba; ngưỡng quyết định cũng đến từ metadata. Nhờ vậy khi hiện vật được thay, không dòng mã giao diện nào phải sửa.</w:t>
+      </w:r>
+    </w:p>
+    <w:p>
+      <w:pPr>
+        <w:keepNext/>
         <w:spacing w:before="120" w:after="60"/>
         <w:jc w:val="center"/>
       </w:pPr>
@@ -17432,8 +17468,9 @@
         <w:rPr>
           <w:noProof/>
         </w:rPr>
+        <w:lastRenderedPageBreak/>
         <w:drawing>
-          <wp:inline distT="0" distB="0" distL="0" distR="0" wp14:anchorId="77128C11" wp14:editId="1D944FCE">
+          <wp:inline distT="0" distB="0" distL="0" distR="0" wp14:anchorId="1515FDA4" wp14:editId="07B03E4B">
             <wp:extent cx="5580000" cy="3502261"/>
             <wp:effectExtent l="0" t="0" r="0" b="0"/>
             <wp:docPr id="13" name="Picture 13" descr="Giao diện xếp hạng tín hiệu toàn sàn"/>
@@ -17471,7 +17508,7 @@
       <w:pPr>
         <w:pStyle w:val="Caption"/>
       </w:pPr>
-      <w:bookmarkStart w:id="62" w:name="_Toc237261900"/>
+      <w:bookmarkStart w:id="62" w:name="_Toc237264119"/>
       <w:r>
         <w:t>Hình 3.</w:t>
       </w:r>
@@ -17504,7 +17541,7 @@
       <w:pPr>
         <w:pStyle w:val="Heading4"/>
       </w:pPr>
-      <w:bookmarkStart w:id="63" w:name="_Toc237261949"/>
+      <w:bookmarkStart w:id="63" w:name="_Toc237264167"/>
       <w:r>
         <w:t>3.2.3.7. Chatbot chọn action và truy vấn dữ liệu nội bộ</w:t>
       </w:r>
@@ -17522,6 +17559,7 @@
     </w:p>
     <w:p>
       <w:pPr>
+        <w:keepNext/>
         <w:spacing w:before="120" w:after="60"/>
         <w:jc w:val="center"/>
       </w:pPr>
@@ -17531,7 +17569,7 @@
         </w:rPr>
         <w:lastRenderedPageBreak/>
         <w:drawing>
-          <wp:inline distT="0" distB="0" distL="0" distR="0" wp14:anchorId="5DC64D67" wp14:editId="1B9451C5">
+          <wp:inline distT="0" distB="0" distL="0" distR="0" wp14:anchorId="0F528230" wp14:editId="6B593517">
             <wp:extent cx="5580000" cy="3248691"/>
             <wp:effectExtent l="0" t="0" r="0" b="0"/>
             <wp:docPr id="14" name="Picture 14" descr="Luồng một lượt hỏi đáp của chatbot theo action decision"/>
@@ -17569,7 +17607,7 @@
       <w:pPr>
         <w:pStyle w:val="Caption"/>
       </w:pPr>
-      <w:bookmarkStart w:id="64" w:name="_Toc237261901"/>
+      <w:bookmarkStart w:id="64" w:name="_Toc237264120"/>
       <w:r>
         <w:t>Hình 3.</w:t>
       </w:r>
@@ -17602,7 +17640,7 @@
       <w:pPr>
         <w:pStyle w:val="Heading2"/>
       </w:pPr>
-      <w:bookmarkStart w:id="65" w:name="_Toc237261950"/>
+      <w:bookmarkStart w:id="65" w:name="_Toc237264168"/>
       <w:r>
         <w:t>3.3. Kiểm thử</w:t>
       </w:r>
@@ -17612,7 +17650,7 @@
       <w:pPr>
         <w:pStyle w:val="Heading3"/>
       </w:pPr>
-      <w:bookmarkStart w:id="66" w:name="_Toc237261951"/>
+      <w:bookmarkStart w:id="66" w:name="_Toc237264169"/>
       <w:r>
         <w:t>3.3.1. Kế hoạch kiểm thử</w:t>
       </w:r>
@@ -17626,8 +17664,9 @@
     <w:p>
       <w:pPr>
         <w:pStyle w:val="Caption"/>
-      </w:pPr>
-      <w:bookmarkStart w:id="67" w:name="_Toc237261920"/>
+        <w:keepNext/>
+      </w:pPr>
+      <w:bookmarkStart w:id="67" w:name="_Toc237264139"/>
       <w:r>
         <w:t>Bảng 3.</w:t>
       </w:r>
@@ -17930,8 +17969,9 @@
     <w:p>
       <w:pPr>
         <w:pStyle w:val="Caption"/>
-      </w:pPr>
-      <w:bookmarkStart w:id="68" w:name="_Toc237261921"/>
+        <w:keepNext/>
+      </w:pPr>
+      <w:bookmarkStart w:id="68" w:name="_Toc237264140"/>
       <w:r>
         <w:t>Bảng 3.</w:t>
       </w:r>
@@ -18802,7 +18842,7 @@
       <w:pPr>
         <w:pStyle w:val="Heading3"/>
       </w:pPr>
-      <w:bookmarkStart w:id="69" w:name="_Toc237261952"/>
+      <w:bookmarkStart w:id="69" w:name="_Toc237264170"/>
       <w:r>
         <w:t>3.3.2. Kết quả và phân tích</w:t>
       </w:r>
@@ -18812,7 +18852,7 @@
       <w:pPr>
         <w:pStyle w:val="Heading4"/>
       </w:pPr>
-      <w:bookmarkStart w:id="70" w:name="_Toc237261953"/>
+      <w:bookmarkStart w:id="70" w:name="_Toc237264171"/>
       <w:r>
         <w:t>3.3.2.1. Kết quả kiểm định chéo trên TRAIN</w:t>
       </w:r>
@@ -18826,8 +18866,9 @@
     <w:p>
       <w:pPr>
         <w:pStyle w:val="Caption"/>
-      </w:pPr>
-      <w:bookmarkStart w:id="71" w:name="_Toc237261922"/>
+        <w:keepNext/>
+      </w:pPr>
+      <w:bookmarkStart w:id="71" w:name="_Toc237264141"/>
       <w:r>
         <w:t>Bảng 3.</w:t>
       </w:r>
@@ -18873,13 +18914,13 @@
         <w:tblLook w:val="0000" w:firstRow="0" w:lastRow="0" w:firstColumn="0" w:lastColumn="0" w:noHBand="0" w:noVBand="0"/>
       </w:tblPr>
       <w:tblGrid>
-        <w:gridCol w:w="1734"/>
-        <w:gridCol w:w="2652"/>
-        <w:gridCol w:w="918"/>
+        <w:gridCol w:w="1683"/>
+        <w:gridCol w:w="2397"/>
+        <w:gridCol w:w="969"/>
         <w:gridCol w:w="1020"/>
-        <w:gridCol w:w="1122"/>
-        <w:gridCol w:w="969"/>
-        <w:gridCol w:w="836"/>
+        <w:gridCol w:w="1071"/>
+        <w:gridCol w:w="1020"/>
+        <w:gridCol w:w="1091"/>
       </w:tblGrid>
       <w:tr>
         <w:trPr>
@@ -18888,7 +18929,7 @@
         </w:trPr>
         <w:tc>
           <w:tcPr>
-            <w:tcW w:w="1700" w:type="dxa"/>
+            <w:tcW w:w="1650" w:type="dxa"/>
             <w:shd w:val="clear" w:color="auto" w:fill="EDEDED"/>
           </w:tcPr>
           <w:p>
@@ -18905,7 +18946,7 @@
         </w:tc>
         <w:tc>
           <w:tcPr>
-            <w:tcW w:w="2600" w:type="dxa"/>
+            <w:tcW w:w="2350" w:type="dxa"/>
             <w:shd w:val="clear" w:color="auto" w:fill="EDEDED"/>
           </w:tcPr>
           <w:p>
@@ -18922,7 +18963,7 @@
         </w:tc>
         <w:tc>
           <w:tcPr>
-            <w:tcW w:w="900" w:type="dxa"/>
+            <w:tcW w:w="950" w:type="dxa"/>
             <w:shd w:val="clear" w:color="auto" w:fill="EDEDED"/>
           </w:tcPr>
           <w:p>
@@ -18933,7 +18974,7 @@
               <w:rPr>
                 <w:b/>
               </w:rPr>
-              <w:t>CV F1_UP</w:t>
+              <w:t>CV F1 UP</w:t>
             </w:r>
           </w:p>
         </w:tc>
@@ -18956,7 +18997,7 @@
         </w:tc>
         <w:tc>
           <w:tcPr>
-            <w:tcW w:w="1100" w:type="dxa"/>
+            <w:tcW w:w="1050" w:type="dxa"/>
             <w:shd w:val="clear" w:color="auto" w:fill="EDEDED"/>
           </w:tcPr>
           <w:p>
@@ -18967,13 +19008,13 @@
               <w:rPr>
                 <w:b/>
               </w:rPr>
-              <w:t>Precision_UP</w:t>
-            </w:r>
-          </w:p>
-        </w:tc>
-        <w:tc>
-          <w:tcPr>
-            <w:tcW w:w="950" w:type="dxa"/>
+              <w:t>Precision UP</w:t>
+            </w:r>
+          </w:p>
+        </w:tc>
+        <w:tc>
+          <w:tcPr>
+            <w:tcW w:w="1000" w:type="dxa"/>
             <w:shd w:val="clear" w:color="auto" w:fill="EDEDED"/>
           </w:tcPr>
           <w:p>
@@ -18984,13 +19025,13 @@
               <w:rPr>
                 <w:b/>
               </w:rPr>
-              <w:t>Recall_UP</w:t>
-            </w:r>
-          </w:p>
-        </w:tc>
-        <w:tc>
-          <w:tcPr>
-            <w:tcW w:w="820" w:type="dxa"/>
+              <w:t>Recall UP</w:t>
+            </w:r>
+          </w:p>
+        </w:tc>
+        <w:tc>
+          <w:tcPr>
+            <w:tcW w:w="1070" w:type="dxa"/>
             <w:shd w:val="clear" w:color="auto" w:fill="EDEDED"/>
           </w:tcPr>
           <w:p>
@@ -19012,7 +19053,7 @@
         </w:trPr>
         <w:tc>
           <w:tcPr>
-            <w:tcW w:w="1700" w:type="dxa"/>
+            <w:tcW w:w="1650" w:type="dxa"/>
           </w:tcPr>
           <w:p>
             <w:pPr>
@@ -19025,7 +19066,7 @@
         </w:tc>
         <w:tc>
           <w:tcPr>
-            <w:tcW w:w="2600" w:type="dxa"/>
+            <w:tcW w:w="2350" w:type="dxa"/>
           </w:tcPr>
           <w:p>
             <w:pPr>
@@ -19038,7 +19079,7 @@
         </w:tc>
         <w:tc>
           <w:tcPr>
-            <w:tcW w:w="900" w:type="dxa"/>
+            <w:tcW w:w="950" w:type="dxa"/>
           </w:tcPr>
           <w:p>
             <w:pPr>
@@ -19064,7 +19105,7 @@
         </w:tc>
         <w:tc>
           <w:tcPr>
-            <w:tcW w:w="1100" w:type="dxa"/>
+            <w:tcW w:w="1050" w:type="dxa"/>
           </w:tcPr>
           <w:p>
             <w:pPr>
@@ -19077,7 +19118,7 @@
         </w:tc>
         <w:tc>
           <w:tcPr>
-            <w:tcW w:w="950" w:type="dxa"/>
+            <w:tcW w:w="1000" w:type="dxa"/>
           </w:tcPr>
           <w:p>
             <w:pPr>
@@ -19090,7 +19131,7 @@
         </w:tc>
         <w:tc>
           <w:tcPr>
-            <w:tcW w:w="820" w:type="dxa"/>
+            <w:tcW w:w="1070" w:type="dxa"/>
           </w:tcPr>
           <w:p>
             <w:pPr>
@@ -19108,7 +19149,7 @@
         </w:trPr>
         <w:tc>
           <w:tcPr>
-            <w:tcW w:w="1700" w:type="dxa"/>
+            <w:tcW w:w="1650" w:type="dxa"/>
           </w:tcPr>
           <w:p>
             <w:pPr>
@@ -19121,7 +19162,7 @@
         </w:tc>
         <w:tc>
           <w:tcPr>
-            <w:tcW w:w="2600" w:type="dxa"/>
+            <w:tcW w:w="2350" w:type="dxa"/>
           </w:tcPr>
           <w:p>
             <w:pPr>
@@ -19134,7 +19175,7 @@
         </w:tc>
         <w:tc>
           <w:tcPr>
-            <w:tcW w:w="900" w:type="dxa"/>
+            <w:tcW w:w="950" w:type="dxa"/>
           </w:tcPr>
           <w:p>
             <w:pPr>
@@ -19160,7 +19201,7 @@
         </w:tc>
         <w:tc>
           <w:tcPr>
-            <w:tcW w:w="1100" w:type="dxa"/>
+            <w:tcW w:w="1050" w:type="dxa"/>
           </w:tcPr>
           <w:p>
             <w:pPr>
@@ -19173,7 +19214,7 @@
         </w:tc>
         <w:tc>
           <w:tcPr>
-            <w:tcW w:w="950" w:type="dxa"/>
+            <w:tcW w:w="1000" w:type="dxa"/>
           </w:tcPr>
           <w:p>
             <w:pPr>
@@ -19186,7 +19227,7 @@
         </w:tc>
         <w:tc>
           <w:tcPr>
-            <w:tcW w:w="820" w:type="dxa"/>
+            <w:tcW w:w="1070" w:type="dxa"/>
           </w:tcPr>
           <w:p>
             <w:pPr>
@@ -19204,7 +19245,7 @@
         </w:trPr>
         <w:tc>
           <w:tcPr>
-            <w:tcW w:w="1700" w:type="dxa"/>
+            <w:tcW w:w="1650" w:type="dxa"/>
           </w:tcPr>
           <w:p>
             <w:pPr>
@@ -19217,7 +19258,7 @@
         </w:tc>
         <w:tc>
           <w:tcPr>
-            <w:tcW w:w="2600" w:type="dxa"/>
+            <w:tcW w:w="2350" w:type="dxa"/>
           </w:tcPr>
           <w:p>
             <w:pPr>
@@ -19230,7 +19271,7 @@
         </w:tc>
         <w:tc>
           <w:tcPr>
-            <w:tcW w:w="900" w:type="dxa"/>
+            <w:tcW w:w="950" w:type="dxa"/>
           </w:tcPr>
           <w:p>
             <w:pPr>
@@ -19256,7 +19297,7 @@
         </w:tc>
         <w:tc>
           <w:tcPr>
-            <w:tcW w:w="1100" w:type="dxa"/>
+            <w:tcW w:w="1050" w:type="dxa"/>
           </w:tcPr>
           <w:p>
             <w:pPr>
@@ -19269,7 +19310,7 @@
         </w:tc>
         <w:tc>
           <w:tcPr>
-            <w:tcW w:w="950" w:type="dxa"/>
+            <w:tcW w:w="1000" w:type="dxa"/>
           </w:tcPr>
           <w:p>
             <w:pPr>
@@ -19282,7 +19323,7 @@
         </w:tc>
         <w:tc>
           <w:tcPr>
-            <w:tcW w:w="820" w:type="dxa"/>
+            <w:tcW w:w="1070" w:type="dxa"/>
           </w:tcPr>
           <w:p>
             <w:pPr>
@@ -19320,13 +19361,16 @@
       <w:pPr>
         <w:pStyle w:val="Heading4"/>
       </w:pPr>
-      <w:bookmarkStart w:id="72" w:name="_Toc237261954"/>
+      <w:bookmarkStart w:id="72" w:name="_Toc237264172"/>
       <w:r>
         <w:t>3.3.2.2. Kết quả VALIDATION của artifact legacy</w:t>
       </w:r>
       <w:bookmarkEnd w:id="72"/>
     </w:p>
     <w:p>
+      <w:pPr>
+        <w:jc w:val="left"/>
+      </w:pPr>
       <w:r>
         <w:t>Snapshot hiện hành chưa có kết quả VALIDATION. Bảng dưới thuộc release legacy ngày 20/07/2026: ba ứng viên được fit trên TRAIN cũ rồi chấm trên VALIDATION 67.047 dòng, từ 11/07/2025 đến 03/04/2026. Nguồn là reports/model_comparison.csv và metadata của artifact đang phục vụ.</w:t>
       </w:r>
@@ -19334,8 +19378,9 @@
     <w:p>
       <w:pPr>
         <w:pStyle w:val="Caption"/>
-      </w:pPr>
-      <w:bookmarkStart w:id="73" w:name="_Toc237261923"/>
+        <w:keepNext/>
+      </w:pPr>
+      <w:bookmarkStart w:id="73" w:name="_Toc237264142"/>
       <w:r>
         <w:t>Bảng 3.</w:t>
       </w:r>
@@ -19440,7 +19485,7 @@
               <w:rPr>
                 <w:b/>
               </w:rPr>
-              <w:t>Precision_UP</w:t>
+              <w:t>Precision UP</w:t>
             </w:r>
           </w:p>
         </w:tc>
@@ -19457,7 +19502,7 @@
               <w:rPr>
                 <w:b/>
               </w:rPr>
-              <w:t>Recall_UP</w:t>
+              <w:t>Recall UP</w:t>
             </w:r>
           </w:p>
         </w:tc>
@@ -19474,7 +19519,7 @@
               <w:rPr>
                 <w:b/>
               </w:rPr>
-              <w:t>F1_UP</w:t>
+              <w:t>F1 UP</w:t>
             </w:r>
           </w:p>
         </w:tc>
@@ -19491,7 +19536,7 @@
               <w:rPr>
                 <w:b/>
               </w:rPr>
-              <w:t>F1_NOT_UP</w:t>
+              <w:t>F1 NOT UP</w:t>
             </w:r>
           </w:p>
         </w:tc>
@@ -19940,7 +19985,7 @@
       <w:pPr>
         <w:pStyle w:val="Heading4"/>
       </w:pPr>
-      <w:bookmarkStart w:id="74" w:name="_Toc237261955"/>
+      <w:bookmarkStart w:id="74" w:name="_Toc237264173"/>
       <w:r>
         <w:t>3.3.2.3. Kết quả TEST lịch sử của artifact legacy</w:t>
       </w:r>
@@ -19954,8 +19999,9 @@
     <w:p>
       <w:pPr>
         <w:pStyle w:val="Caption"/>
-      </w:pPr>
-      <w:bookmarkStart w:id="75" w:name="_Toc237261924"/>
+        <w:keepNext/>
+      </w:pPr>
+      <w:bookmarkStart w:id="75" w:name="_Toc237264143"/>
       <w:r>
         <w:t>Bảng 3.</w:t>
       </w:r>
@@ -20060,7 +20106,7 @@
               <w:rPr>
                 <w:b/>
               </w:rPr>
-              <w:t>Precision_UP</w:t>
+              <w:t>Precision UP</w:t>
             </w:r>
           </w:p>
         </w:tc>
@@ -20077,7 +20123,7 @@
               <w:rPr>
                 <w:b/>
               </w:rPr>
-              <w:t>Recall_UP</w:t>
+              <w:t>Recall UP</w:t>
             </w:r>
           </w:p>
         </w:tc>
@@ -20094,7 +20140,7 @@
               <w:rPr>
                 <w:b/>
               </w:rPr>
-              <w:t>F1_UP</w:t>
+              <w:t>F1 UP</w:t>
             </w:r>
           </w:p>
         </w:tc>
@@ -20111,7 +20157,7 @@
               <w:rPr>
                 <w:b/>
               </w:rPr>
-              <w:t>F1_NOT_UP</w:t>
+              <w:t>F1 NOT UP</w:t>
             </w:r>
           </w:p>
         </w:tc>
@@ -20384,8 +20430,9 @@
     <w:p>
       <w:pPr>
         <w:pStyle w:val="Caption"/>
-      </w:pPr>
-      <w:bookmarkStart w:id="76" w:name="_Toc237261925"/>
+        <w:keepNext/>
+      </w:pPr>
+      <w:bookmarkStart w:id="76" w:name="_Toc237264144"/>
       <w:r>
         <w:t>Bảng 3.</w:t>
       </w:r>
@@ -20582,6 +20629,7 @@
     </w:p>
     <w:p>
       <w:pPr>
+        <w:keepNext/>
         <w:spacing w:before="120" w:after="60"/>
         <w:jc w:val="center"/>
       </w:pPr>
@@ -20591,7 +20639,7 @@
         </w:rPr>
         <w:lastRenderedPageBreak/>
         <w:drawing>
-          <wp:inline distT="0" distB="0" distL="0" distR="0" wp14:anchorId="2411B4E1" wp14:editId="5654EC0F">
+          <wp:inline distT="0" distB="0" distL="0" distR="0" wp14:anchorId="5856A266" wp14:editId="0EA10464">
             <wp:extent cx="5580000" cy="3921081"/>
             <wp:effectExtent l="0" t="0" r="0" b="0"/>
             <wp:docPr id="15" name="Picture 15" descr="Ma trận nhầm lẫn của artifact Random Forest legacy trên TEST"/>
@@ -20629,7 +20677,7 @@
       <w:pPr>
         <w:pStyle w:val="Caption"/>
       </w:pPr>
-      <w:bookmarkStart w:id="77" w:name="_Toc237261902"/>
+      <w:bookmarkStart w:id="77" w:name="_Toc237264121"/>
       <w:r>
         <w:t>Hình 3.</w:t>
       </w:r>
@@ -20655,7 +20703,7 @@
     </w:p>
     <w:p>
       <w:r>
-        <w:t>Hình trên trực quan hóa đúng bốn ô của bảng vừa nêu. Ô sáng nhất nằm ở hàng thực tế NOT_UP, cho thấy phần lớn dữ liệu TEST thuộc lớp NOT_UP. Hai ô lỗi có ý nghĩa khác nhau với người dùng: 6.371 dòng dự báo UP nhưng thực tế không tăng là tín hiệu sai gây thiệt hại nếu hành động theo, còn 2.245 dòng UP bị bỏ sót chỉ là cơ hội không được báo. Ngưỡng 0,49 nghiêng về phía tăng recall nên loại lỗi thứ nhất chiếm tỷ trọng lớn hơn.</w:t>
+        <w:t>Hình trên trực quan hóa đúng bốn ô của bảng vừa nêu. Ô có giá trị lớn nhất nằm ở hàng thực tế NOT_UP, cho thấy phần lớn dữ liệu TEST thuộc lớp NOT_UP. Hai ô lỗi có ý nghĩa khác nhau với người dùng: 6.371 dòng dự báo UP nhưng thực tế không tăng là tín hiệu sai gây thiệt hại nếu hành động theo, còn 2.245 dòng UP bị bỏ sót chỉ là cơ hội không được báo. Ngưỡng 0,49 nghiêng về phía tăng recall nên loại lỗi thứ nhất chiếm tỷ trọng lớn hơn.</w:t>
       </w:r>
     </w:p>
     <w:p>
@@ -20667,7 +20715,7 @@
       <w:pPr>
         <w:pStyle w:val="Heading4"/>
       </w:pPr>
-      <w:bookmarkStart w:id="78" w:name="_Toc237261956"/>
+      <w:bookmarkStart w:id="78" w:name="_Toc237264174"/>
       <w:r>
         <w:t>3.3.2.4. Mức quan trọng của đặc trưng</w:t>
       </w:r>
@@ -20681,8 +20729,9 @@
     <w:p>
       <w:pPr>
         <w:pStyle w:val="Caption"/>
-      </w:pPr>
-      <w:bookmarkStart w:id="79" w:name="_Toc237261926"/>
+        <w:keepNext/>
+      </w:pPr>
+      <w:bookmarkStart w:id="79" w:name="_Toc237264145"/>
       <w:r>
         <w:t>Bảng 3.</w:t>
       </w:r>
@@ -21150,6 +21199,7 @@
     </w:p>
     <w:p>
       <w:pPr>
+        <w:keepNext/>
         <w:spacing w:before="120" w:after="60"/>
         <w:jc w:val="center"/>
       </w:pPr>
@@ -21158,16 +21208,16 @@
           <w:noProof/>
         </w:rPr>
         <w:drawing>
-          <wp:inline distT="0" distB="0" distL="0" distR="0" wp14:anchorId="12F0F0DD" wp14:editId="405519F7">
+          <wp:inline distT="0" distB="0" distL="0" distR="0" wp14:anchorId="523221EE" wp14:editId="684C8ABD">
             <wp:extent cx="5580000" cy="3258354"/>
             <wp:effectExtent l="0" t="0" r="0" b="0"/>
-            <wp:docPr id="16" name="Picture 16" descr="Tám đặc trưng có mức quan trọng cao nhất của Random Forest legacy"/>
+            <wp:docPr id="16" name="Picture 16" descr="Tám đặc trưng quan trọng nhất của Random Forest legacy"/>
             <wp:cNvGraphicFramePr/>
             <a:graphic xmlns:a="http://schemas.openxmlformats.org/drawingml/2006/main">
               <a:graphicData uri="http://schemas.openxmlformats.org/drawingml/2006/picture">
                 <pic:pic xmlns:pic="http://schemas.openxmlformats.org/drawingml/2006/picture">
                   <pic:nvPicPr>
-                    <pic:cNvPr id="16" name="image16.png" descr="Tám đặc trưng có mức quan trọng cao nhất của Random Forest legacy"/>
+                    <pic:cNvPr id="16" name="image16.png" descr="Tám đặc trưng quan trọng nhất của Random Forest legacy"/>
                     <pic:cNvPicPr/>
                   </pic:nvPicPr>
                   <pic:blipFill>
@@ -21196,7 +21246,7 @@
       <w:pPr>
         <w:pStyle w:val="Caption"/>
       </w:pPr>
-      <w:bookmarkStart w:id="80" w:name="_Toc237261903"/>
+      <w:bookmarkStart w:id="80" w:name="_Toc237264122"/>
       <w:r>
         <w:t>Hình 3.</w:t>
       </w:r>
@@ -21216,7 +21266,7 @@
         <w:fldChar w:fldCharType="end"/>
       </w:r>
       <w:r>
-        <w:t>. Tám đặc trưng có mức quan trọng cao nhất của Random Forest legacy</w:t>
+        <w:t>. Tám đặc trưng quan trọng nhất của Random Forest legacy</w:t>
       </w:r>
       <w:bookmarkEnd w:id="80"/>
     </w:p>
@@ -21230,7 +21280,7 @@
         <w:pStyle w:val="Heading1"/>
         <w:pageBreakBefore/>
       </w:pPr>
-      <w:bookmarkStart w:id="81" w:name="_Toc237261957"/>
+      <w:bookmarkStart w:id="81" w:name="_Toc237264175"/>
       <w:r>
         <w:lastRenderedPageBreak/>
         <w:t>CHƯƠNG 4: KẾT LUẬN</w:t>
@@ -21241,7 +21291,7 @@
       <w:pPr>
         <w:pStyle w:val="Heading2"/>
       </w:pPr>
-      <w:bookmarkStart w:id="82" w:name="_Toc237261958"/>
+      <w:bookmarkStart w:id="82" w:name="_Toc237264176"/>
       <w:r>
         <w:t>4.1. Tổng kết kết quả đạt được</w:t>
       </w:r>
@@ -21260,8 +21310,9 @@
     <w:p>
       <w:pPr>
         <w:pStyle w:val="Caption"/>
-      </w:pPr>
-      <w:bookmarkStart w:id="83" w:name="_Toc237261927"/>
+        <w:keepNext/>
+      </w:pPr>
+      <w:bookmarkStart w:id="83" w:name="_Toc237264146"/>
       <w:r>
         <w:t>Bảng 4.</w:t>
       </w:r>
@@ -21603,7 +21654,7 @@
       <w:pPr>
         <w:pStyle w:val="Heading2"/>
       </w:pPr>
-      <w:bookmarkStart w:id="84" w:name="_Toc237261959"/>
+      <w:bookmarkStart w:id="84" w:name="_Toc237264177"/>
       <w:r>
         <w:t>4.2. Sản phẩm giao nộp</w:t>
       </w:r>
@@ -21613,6 +21664,7 @@
       <w:pPr>
         <w:spacing w:after="60"/>
         <w:ind w:left="567" w:hanging="283"/>
+        <w:jc w:val="left"/>
       </w:pPr>
       <w:r>
         <w:t>- Mã nguồn hệ thống gồm config, services, scripts, templates, static và app.py.</w:t>
@@ -21622,6 +21674,7 @@
       <w:pPr>
         <w:spacing w:after="60"/>
         <w:ind w:left="567" w:hanging="283"/>
+        <w:jc w:val="left"/>
       </w:pPr>
       <w:r>
         <w:lastRenderedPageBreak/>
@@ -21632,6 +21685,7 @@
       <w:pPr>
         <w:spacing w:after="60"/>
         <w:ind w:left="567" w:hanging="283"/>
+        <w:jc w:val="left"/>
       </w:pPr>
       <w:r>
         <w:t>- Hiện vật mô hình: models/final_model.pkl và models/model_metadata.json.</w:t>
@@ -21641,6 +21695,7 @@
       <w:pPr>
         <w:spacing w:after="60"/>
         <w:ind w:left="567" w:hanging="283"/>
+        <w:jc w:val="left"/>
       </w:pPr>
       <w:r>
         <w:t>- Mười bảy tệp báo cáo trong thư mục reports, gồm tuning_results.csv, cv_fold_results.csv, model_comparison.csv, final_model_evaluation.csv, classification_report.csv, confusion_matrix.csv/png, feature_importance.csv, split_summary.csv, pipeline_summary.json và model_selection_report.txt.</w:t>
@@ -21650,6 +21705,7 @@
       <w:pPr>
         <w:spacing w:after="60"/>
         <w:ind w:left="567" w:hanging="283"/>
+        <w:jc w:val="left"/>
       </w:pPr>
       <w:r>
         <w:t>- Sổ ghi thực nghiệm: experiments/tuning_history.csv, manual_config.json, evaluation_registry.json và các bản lưu trữ theo mốc phát hành.</w:t>
@@ -21659,6 +21715,7 @@
       <w:pPr>
         <w:spacing w:after="60"/>
         <w:ind w:left="567" w:hanging="283"/>
+        <w:jc w:val="left"/>
       </w:pPr>
       <w:r>
         <w:t>- Bộ kiểm thử tự động gồm 10 tệp, 153 test và 42 subtest cho dữ liệu, mô hình, chatbot và giao diện.</w:t>
@@ -21668,6 +21725,7 @@
       <w:pPr>
         <w:spacing w:after="60"/>
         <w:ind w:left="567" w:hanging="283"/>
+        <w:jc w:val="left"/>
       </w:pPr>
       <w:r>
         <w:t>- Tài liệu kỹ thuật: README.md, docs/GIAI_THICH_PROJECT.md, docs/SO_DO_KIEN_TRUC_HE_THONG.md và các sơ đồ trong docs/diagrams.</w:t>
@@ -21677,7 +21735,7 @@
       <w:pPr>
         <w:pStyle w:val="Heading2"/>
       </w:pPr>
-      <w:bookmarkStart w:id="85" w:name="_Toc237261960"/>
+      <w:bookmarkStart w:id="85" w:name="_Toc237264178"/>
       <w:r>
         <w:t>4.3. Hạn chế</w:t>
       </w:r>
@@ -21687,6 +21745,7 @@
       <w:pPr>
         <w:spacing w:after="60"/>
         <w:ind w:left="567" w:hanging="283"/>
+        <w:jc w:val="left"/>
       </w:pPr>
       <w:r>
         <w:t>- Chất lượng dự báo chưa vượt baseline hằng số trên TEST; hệ thống chỉ nên dùng để học tập và nghiên cứu, không dùng cho quyết định đầu tư.</w:t>
@@ -21696,6 +21755,7 @@
       <w:pPr>
         <w:spacing w:after="60"/>
         <w:ind w:left="567" w:hanging="283"/>
+        <w:jc w:val="left"/>
       </w:pPr>
       <w:r>
         <w:t>- Đặc trưng chỉ khai thác giá và khối lượng theo ngày; chưa có dữ liệu cơ bản, dòng tiền khối ngoại, chỉ số ngành hay tin tức.</w:t>
@@ -21705,6 +21765,7 @@
       <w:pPr>
         <w:spacing w:after="60"/>
         <w:ind w:left="567" w:hanging="283"/>
+        <w:jc w:val="left"/>
       </w:pPr>
       <w:r>
         <w:t>- Ngưỡng quyết định được chọn từ xác suất OOF trên TRAIN theo một tiêu chí duy nhất và giữ cố định; chưa hiệu chỉnh lại theo chế độ thị trường.</w:t>
@@ -21714,6 +21775,7 @@
       <w:pPr>
         <w:spacing w:after="60"/>
         <w:ind w:left="567" w:hanging="283"/>
+        <w:jc w:val="left"/>
       </w:pPr>
       <w:r>
         <w:t>- Suy luận dùng dữ liệu tĩnh đến phiên gần nhất trong tệp, không phải giá trực tuyến.</w:t>
@@ -21723,6 +21785,7 @@
       <w:pPr>
         <w:spacing w:after="60"/>
         <w:ind w:left="567" w:hanging="283"/>
+        <w:jc w:val="left"/>
       </w:pPr>
       <w:r>
         <w:t>- Ngày dự kiến cho năm phiên tiếp theo mới bỏ thứ bảy và chủ nhật, chưa dùng lịch nghỉ lễ chính thức của HOSE; ngày hiển thị chỉ là ước tính.</w:t>
@@ -21732,6 +21795,7 @@
       <w:pPr>
         <w:spacing w:after="60"/>
         <w:ind w:left="567" w:hanging="283"/>
+        <w:jc w:val="left"/>
       </w:pPr>
       <w:r>
         <w:t>- Ứng dụng web không có xác thực người dùng và chỉ chạy một tiến trình; khóa tuning là khóa trong tiến trình nên chưa an toàn khi triển khai nhiều worker.</w:t>
@@ -21741,6 +21805,7 @@
       <w:pPr>
         <w:spacing w:after="60"/>
         <w:ind w:left="567" w:hanging="283"/>
+        <w:jc w:val="left"/>
       </w:pPr>
       <w:r>
         <w:t>- Chưa có kiểm thử hiệu năng và kiểm thử chấp nhận có người dùng thực tham gia.</w:t>
@@ -21750,7 +21815,7 @@
       <w:pPr>
         <w:pStyle w:val="Heading2"/>
       </w:pPr>
-      <w:bookmarkStart w:id="86" w:name="_Toc237261961"/>
+      <w:bookmarkStart w:id="86" w:name="_Toc237264179"/>
       <w:r>
         <w:t>4.4. Hướng phát triển</w:t>
       </w:r>
@@ -21760,6 +21825,7 @@
       <w:pPr>
         <w:spacing w:after="60"/>
         <w:ind w:left="567" w:hanging="283"/>
+        <w:jc w:val="left"/>
       </w:pPr>
       <w:r>
         <w:t>- Mở rộng đặc trưng: chỉ số thị trường VN-Index, sức mạnh tương đối theo ngành, dữ liệu giao dịch khối ngoại và các chỉ báo cơ bản theo quý.</w:t>
@@ -21769,6 +21835,7 @@
       <w:pPr>
         <w:spacing w:after="60"/>
         <w:ind w:left="567" w:hanging="283"/>
+        <w:jc w:val="left"/>
       </w:pPr>
       <w:r>
         <w:t>- Thử nhóm mô hình mạnh hơn cho dữ liệu bảng như XGBoost, LightGBM hoặc mô hình chuỗi thời gian LSTM, đồng thời giữ nguyên giao thức chống rò rỉ hiện có.</w:t>
@@ -21778,6 +21845,7 @@
       <w:pPr>
         <w:spacing w:after="60"/>
         <w:ind w:left="567" w:hanging="283"/>
+        <w:jc w:val="left"/>
       </w:pPr>
       <w:r>
         <w:t>- Thay việc chọn một ngưỡng cố định bằng hiệu chỉnh xác suất, ví dụ Platt scaling hoặc isotonic regression, rồi chọn ngưỡng theo mục tiêu kinh doanh.</w:t>
@@ -21787,6 +21855,7 @@
       <w:pPr>
         <w:spacing w:after="60"/>
         <w:ind w:left="567" w:hanging="283"/>
+        <w:jc w:val="left"/>
       </w:pPr>
       <w:r>
         <w:lastRenderedPageBreak/>
@@ -21797,6 +21866,7 @@
       <w:pPr>
         <w:spacing w:after="60"/>
         <w:ind w:left="567" w:hanging="283"/>
+        <w:jc w:val="left"/>
       </w:pPr>
       <w:r>
         <w:t>- Tự động hóa walk-forward định kỳ: mỗi tháng dịch cửa sổ, chạy lại pipeline và theo dõi độ trôi của chất lượng dự báo qua thời gian.</w:t>
@@ -21806,6 +21876,7 @@
       <w:pPr>
         <w:spacing w:after="60"/>
         <w:ind w:left="567" w:hanging="283"/>
+        <w:jc w:val="left"/>
       </w:pPr>
       <w:r>
         <w:t>- Bổ sung xác thực người dùng, khóa liên tiến trình và ghi vết truy cập trước khi triển khai hệ thống ra mạng.</w:t>
@@ -21816,7 +21887,7 @@
         <w:pStyle w:val="Heading1"/>
         <w:pageBreakBefore/>
       </w:pPr>
-      <w:bookmarkStart w:id="87" w:name="_Toc237261962"/>
+      <w:bookmarkStart w:id="87" w:name="_Toc237264180"/>
       <w:r>
         <w:lastRenderedPageBreak/>
         <w:t>TÀI LIỆU THAM KHẢO</w:t>
@@ -21831,6 +21902,7 @@
     <w:p>
       <w:pPr>
         <w:spacing w:after="30"/>
+        <w:jc w:val="left"/>
       </w:pPr>
       <w:r>
         <w:t>[1] F. Pedregosa et al., “Scikit-learn: Machine learning in Python,” Journal of Machine Learning Research, vol. 12, pp. 2825–2830, 2011.</w:t>
@@ -21839,6 +21911,7 @@
     <w:p>
       <w:pPr>
         <w:spacing w:after="30"/>
+        <w:jc w:val="left"/>
       </w:pPr>
       <w:r>
         <w:t>[2] L. Breiman, “Random forests,” Machine Learning, vol. 45, no. 1, pp. 5–32, 2001.</w:t>
@@ -21847,6 +21920,7 @@
     <w:p>
       <w:pPr>
         <w:spacing w:after="30"/>
+        <w:jc w:val="left"/>
       </w:pPr>
       <w:r>
         <w:t>[3] J. H. Friedman, “Greedy function approximation: A gradient boosting machine,” The Annals of Statistics, vol. 29, no. 5, pp. 1189–1232, 2001.</w:t>
@@ -21855,6 +21929,7 @@
     <w:p>
       <w:pPr>
         <w:spacing w:after="30"/>
+        <w:jc w:val="left"/>
       </w:pPr>
       <w:r>
         <w:t>[4] T. Hastie, R. Tibshirani, and J. Friedman, The Elements of Statistical Learning: Data Mining, Inference, and Prediction, 2nd ed. New York, NY, USA: Springer, 2009.</w:t>
@@ -21863,6 +21938,7 @@
     <w:p>
       <w:pPr>
         <w:spacing w:after="30"/>
+        <w:jc w:val="left"/>
       </w:pPr>
       <w:r>
         <w:t>[5] M. L. de Prado, Advances in Financial Machine Learning. Hoboken, NJ, USA: Wiley, 2018.</w:t>
@@ -21871,6 +21947,7 @@
     <w:p>
       <w:pPr>
         <w:spacing w:after="30"/>
+        <w:jc w:val="left"/>
       </w:pPr>
       <w:r>
         <w:t>[6] C. Bergmeir and J. M. Benítez, “On the use of cross-validation for time series predictor evaluation,” Information Sciences, vol. 191, pp. 192–213, 2012.</w:t>
@@ -21879,6 +21956,7 @@
     <w:p>
       <w:pPr>
         <w:spacing w:after="30"/>
+        <w:jc w:val="left"/>
       </w:pPr>
       <w:r>
         <w:t>[7] E. F. Fama, “Efficient capital markets: A review of theory and empirical work,” The Journal of Finance, vol. 25, no. 2, pp. 383–417, 1970.</w:t>
@@ -21887,6 +21965,7 @@
     <w:p>
       <w:pPr>
         <w:spacing w:after="30"/>
+        <w:jc w:val="left"/>
       </w:pPr>
       <w:r>
         <w:t>[8] J. J. Murphy, Technical Analysis of the Financial Markets. New York, NY, USA: New York Institute of Finance, 1999.</w:t>
@@ -21895,6 +21974,7 @@
     <w:p>
       <w:pPr>
         <w:spacing w:after="30"/>
+        <w:jc w:val="left"/>
       </w:pPr>
       <w:r>
         <w:t>[9] J. W. Wilder, New Concepts in Technical Trading Systems. Greensboro, NC, USA: Trend Research, 1978.</w:t>
@@ -21903,6 +21983,7 @@
     <w:p>
       <w:pPr>
         <w:spacing w:after="30"/>
+        <w:jc w:val="left"/>
       </w:pPr>
       <w:r>
         <w:t>[10] W. McKinney, “Data structures for statistical computing in Python,” in Proc. 9th Python in Science Conf. (SciPy), Austin, TX, USA, 2010, pp. 56–61.</w:t>
@@ -21911,6 +21992,7 @@
     <w:p>
       <w:pPr>
         <w:spacing w:after="30"/>
+        <w:jc w:val="left"/>
       </w:pPr>
       <w:r>
         <w:t>[11] C. R. Harris et al., “Array programming with NumPy,” Nature, vol. 585, pp. 357–362, 2020.</w:t>
@@ -21919,6 +22001,7 @@
     <w:p>
       <w:pPr>
         <w:spacing w:after="30"/>
+        <w:jc w:val="left"/>
       </w:pPr>
       <w:r>
         <w:t>[12] Pallets Projects, “Flask documentation (3.1.x).” [Online]. Available: https://flask.palletsprojects.com. [Accessed: Jul. 25, 2026].</w:t>
@@ -21927,6 +22010,7 @@
     <w:p>
       <w:pPr>
         <w:spacing w:after="30"/>
+        <w:jc w:val="left"/>
       </w:pPr>
       <w:r>
         <w:t>[13] scikit-learn developers, “TimeSeriesSplit — scikit-learn 1.8 documentation.” [Online]. Available: https://scikit-learn.org/stable/modules/generated/sklearn.model_selection.TimeSeriesSplit.html. [Accessed: Jul. 25, 2026].</w:t>
@@ -21935,6 +22019,7 @@
     <w:p>
       <w:pPr>
         <w:spacing w:after="30"/>
+        <w:jc w:val="left"/>
       </w:pPr>
       <w:r>
         <w:t>[14] Vnstock developers, “Vnstock: Python library for Vietnamese stock market data.” [Online]. Available: https://vnstocks.com. [Accessed: Jul. 25, 2026].</w:t>
@@ -21943,6 +22028,7 @@
     <w:p>
       <w:pPr>
         <w:spacing w:after="30"/>
+        <w:jc w:val="left"/>
       </w:pPr>
       <w:r>
         <w:t>[15] Ho Chi Minh City Stock Exchange, “Trading rules and market information.” [Online]. Available: https://www.hsx.vn. [Accessed: Jul. 25, 2026].</w:t>
@@ -21953,7 +22039,7 @@
         <w:pStyle w:val="Heading1"/>
         <w:pageBreakBefore/>
       </w:pPr>
-      <w:bookmarkStart w:id="88" w:name="_Toc237261963"/>
+      <w:bookmarkStart w:id="88" w:name="_Toc237264181"/>
       <w:r>
         <w:lastRenderedPageBreak/>
         <w:t>PHỤ LỤC</w:t>
@@ -21964,7 +22050,7 @@
       <w:pPr>
         <w:pStyle w:val="Heading2"/>
       </w:pPr>
-      <w:bookmarkStart w:id="89" w:name="_Toc237261964"/>
+      <w:bookmarkStart w:id="89" w:name="_Toc237264182"/>
       <w:r>
         <w:t>Phụ lục A. Hướng dẫn cài đặt và sử dụng</w:t>
       </w:r>
@@ -21974,7 +22060,7 @@
       <w:pPr>
         <w:pStyle w:val="Heading3"/>
       </w:pPr>
-      <w:bookmarkStart w:id="90" w:name="_Toc237261965"/>
+      <w:bookmarkStart w:id="90" w:name="_Toc237264183"/>
       <w:r>
         <w:t>A.1. Cài đặt môi trường</w:t>
       </w:r>
@@ -22018,7 +22104,7 @@
       <w:pPr>
         <w:pStyle w:val="Heading3"/>
       </w:pPr>
-      <w:bookmarkStart w:id="91" w:name="_Toc237261966"/>
+      <w:bookmarkStart w:id="91" w:name="_Toc237264184"/>
       <w:r>
         <w:t>A.2. Chạy pipeline huấn luyện</w:t>
       </w:r>
@@ -22060,7 +22146,7 @@
         <w:keepLines/>
       </w:pPr>
       <w:r>
-        <w:t>python scripts/run_pipeline.py         # chay cong baseline; chi cong bo neu dat</w:t>
+        <w:t>python scripts/run_pipeline.py         # chay pipeline</w:t>
       </w:r>
     </w:p>
     <w:p>
@@ -22072,7 +22158,7 @@
       <w:pPr>
         <w:pStyle w:val="Heading3"/>
       </w:pPr>
-      <w:bookmarkStart w:id="92" w:name="_Toc237261967"/>
+      <w:bookmarkStart w:id="92" w:name="_Toc237264185"/>
       <w:r>
         <w:t>A.3. Dự báo</w:t>
       </w:r>
@@ -22106,7 +22192,7 @@
       <w:pPr>
         <w:pStyle w:val="Heading3"/>
       </w:pPr>
-      <w:bookmarkStart w:id="93" w:name="_Toc237261968"/>
+      <w:bookmarkStart w:id="93" w:name="_Toc237264186"/>
       <w:r>
         <w:t>A.4. Chạy kiểm thử</w:t>
       </w:r>
@@ -22125,7 +22211,7 @@
       <w:pPr>
         <w:pStyle w:val="Heading2"/>
       </w:pPr>
-      <w:bookmarkStart w:id="94" w:name="_Toc237261969"/>
+      <w:bookmarkStart w:id="94" w:name="_Toc237264187"/>
       <w:r>
         <w:t>Phụ lục B. Sơ đồ bổ sung</w:t>
       </w:r>
@@ -22138,6 +22224,7 @@
     </w:p>
     <w:p>
       <w:pPr>
+        <w:keepNext/>
         <w:spacing w:before="120" w:after="60"/>
         <w:jc w:val="center"/>
       </w:pPr>
@@ -22147,7 +22234,7 @@
         </w:rPr>
         <w:lastRenderedPageBreak/>
         <w:drawing>
-          <wp:inline distT="0" distB="0" distL="0" distR="0" wp14:anchorId="1BD1DDBE" wp14:editId="5D3480A9">
+          <wp:inline distT="0" distB="0" distL="0" distR="0" wp14:anchorId="5B736859" wp14:editId="7577098D">
             <wp:extent cx="5580000" cy="3224666"/>
             <wp:effectExtent l="0" t="0" r="0" b="0"/>
             <wp:docPr id="17" name="Picture 17" descr="Sơ đồ luồng dữ liệu và trạng thái release hiện hành"/>
@@ -22185,7 +22272,7 @@
       <w:pPr>
         <w:pStyle w:val="Caption"/>
       </w:pPr>
-      <w:bookmarkStart w:id="95" w:name="_Toc237261904"/>
+      <w:bookmarkStart w:id="95" w:name="_Toc237264123"/>
       <w:r>
         <w:t>Hình B.</w:t>
       </w:r>
@@ -22211,11 +22298,12 @@
     </w:p>
     <w:p>
       <w:r>
-        <w:t>Sơ đồ mở rộng luồng dữ liệu ở mục 3.2.2, chỉ rõ tên tệp đầu vào và đầu ra của từng bước cùng số dòng còn lại sau mỗi lần lọc, nên có thể đối chiếu trực tiếp với các con số trong bảng hiện vật dữ liệu.</w:t>
-      </w:r>
-    </w:p>
-    <w:p>
-      <w:pPr>
+        <w:t>Sơ đồ mở rộng mục 3.2.2, nêu tệp đầu vào, đầu ra và số dòng sau từng bước để đối chiếu trực tiếp với bảng hiện vật dữ liệu.</w:t>
+      </w:r>
+    </w:p>
+    <w:p>
+      <w:pPr>
+        <w:keepNext/>
         <w:spacing w:before="120" w:after="60"/>
         <w:jc w:val="center"/>
       </w:pPr>
@@ -22224,16 +22312,16 @@
           <w:noProof/>
         </w:rPr>
         <w:drawing>
-          <wp:inline distT="0" distB="0" distL="0" distR="0" wp14:anchorId="4238CDE7" wp14:editId="183FF016">
+          <wp:inline distT="0" distB="0" distL="0" distR="0" wp14:anchorId="72B663A6" wp14:editId="5A19DA34">
             <wp:extent cx="5580000" cy="1957360"/>
             <wp:effectExtent l="0" t="0" r="0" b="0"/>
-            <wp:docPr id="18" name="Picture 18" descr="Lưu đồ tinh chỉnh Logistic Regression với hai siêu tham số C và solver"/>
+            <wp:docPr id="18" name="Picture 18" descr="Lưu đồ tinh chỉnh Logistic Regression với C và solver"/>
             <wp:cNvGraphicFramePr/>
             <a:graphic xmlns:a="http://schemas.openxmlformats.org/drawingml/2006/main">
               <a:graphicData uri="http://schemas.openxmlformats.org/drawingml/2006/picture">
                 <pic:pic xmlns:pic="http://schemas.openxmlformats.org/drawingml/2006/picture">
                   <pic:nvPicPr>
-                    <pic:cNvPr id="18" name="image18.png" descr="Lưu đồ tinh chỉnh Logistic Regression với hai siêu tham số C và solver"/>
+                    <pic:cNvPr id="18" name="image18.png" descr="Lưu đồ tinh chỉnh Logistic Regression với C và solver"/>
                     <pic:cNvPicPr/>
                   </pic:nvPicPr>
                   <pic:blipFill>
@@ -22262,7 +22350,7 @@
       <w:pPr>
         <w:pStyle w:val="Caption"/>
       </w:pPr>
-      <w:bookmarkStart w:id="96" w:name="_Toc237261905"/>
+      <w:bookmarkStart w:id="96" w:name="_Toc237264124"/>
       <w:r>
         <w:t>Hình B.</w:t>
       </w:r>
@@ -22282,17 +22370,18 @@
         <w:fldChar w:fldCharType="end"/>
       </w:r>
       <w:r>
-        <w:t>. Lưu đồ tinh chỉnh Logistic Regression với hai siêu tham số C và solver</w:t>
+        <w:t>. Lưu đồ tinh chỉnh Logistic Regression với C và solver</w:t>
       </w:r>
       <w:bookmarkEnd w:id="96"/>
     </w:p>
     <w:p>
       <w:r>
-        <w:t>Lưu đồ cho thấy không gian tham số của Logistic Regression chỉ gồm hai trục là C và solver, nên một lượt tinh chỉnh kết thúc nhanh nhất trong ba họ mô hình.</w:t>
-      </w:r>
-    </w:p>
-    <w:p>
-      <w:pPr>
+        <w:t>Logistic Regression chỉ tinh chỉnh C và solver nên chạy nhanh nhất trong ba họ mô hình.</w:t>
+      </w:r>
+    </w:p>
+    <w:p>
+      <w:pPr>
+        <w:keepNext/>
         <w:spacing w:before="120" w:after="60"/>
         <w:jc w:val="center"/>
       </w:pPr>
@@ -22300,8 +22389,9 @@
         <w:rPr>
           <w:noProof/>
         </w:rPr>
+        <w:lastRenderedPageBreak/>
         <w:drawing>
-          <wp:inline distT="0" distB="0" distL="0" distR="0" wp14:anchorId="67EA354F" wp14:editId="1F0C162E">
+          <wp:inline distT="0" distB="0" distL="0" distR="0" wp14:anchorId="2CD4E352" wp14:editId="7E217FE0">
             <wp:extent cx="5580000" cy="1957360"/>
             <wp:effectExtent l="0" t="0" r="0" b="0"/>
             <wp:docPr id="19" name="Picture 19" descr="Lưu đồ tinh chỉnh Random Forest với bốn nhóm siêu tham số"/>
@@ -22339,9 +22429,8 @@
       <w:pPr>
         <w:pStyle w:val="Caption"/>
       </w:pPr>
-      <w:bookmarkStart w:id="97" w:name="_Toc237261906"/>
-      <w:r>
-        <w:lastRenderedPageBreak/>
+      <w:bookmarkStart w:id="97" w:name="_Toc237264125"/>
+      <w:r>
         <w:t>Hình B.</w:t>
       </w:r>
       <w:r>
@@ -22371,6 +22460,7 @@
     </w:p>
     <w:p>
       <w:pPr>
+        <w:keepNext/>
         <w:spacing w:before="120" w:after="60"/>
         <w:jc w:val="center"/>
       </w:pPr>
@@ -22379,7 +22469,7 @@
           <w:noProof/>
         </w:rPr>
         <w:drawing>
-          <wp:inline distT="0" distB="0" distL="0" distR="0" wp14:anchorId="2DBBAD91" wp14:editId="13FE58C3">
+          <wp:inline distT="0" distB="0" distL="0" distR="0" wp14:anchorId="6633B254" wp14:editId="684D2764">
             <wp:extent cx="5580000" cy="1957360"/>
             <wp:effectExtent l="0" t="0" r="0" b="0"/>
             <wp:docPr id="20" name="Picture 20" descr="Lưu đồ tinh chỉnh Gradient Boosting với bốn nhóm siêu tham số"/>
@@ -22417,7 +22507,7 @@
       <w:pPr>
         <w:pStyle w:val="Caption"/>
       </w:pPr>
-      <w:bookmarkStart w:id="98" w:name="_Toc237261907"/>
+      <w:bookmarkStart w:id="98" w:name="_Toc237264126"/>
       <w:r>
         <w:t>Hình B.</w:t>
       </w:r>
@@ -22450,7 +22540,7 @@
       <w:pPr>
         <w:pStyle w:val="Heading2"/>
       </w:pPr>
-      <w:bookmarkStart w:id="99" w:name="_Toc237261970"/>
+      <w:bookmarkStart w:id="99" w:name="_Toc237264188"/>
       <w:r>
         <w:t>Phụ lục C. Cấu trúc thư mục mã nguồn</w:t>
       </w:r>
@@ -22579,8 +22669,9 @@
       <w:pPr>
         <w:pStyle w:val="Heading2"/>
       </w:pPr>
-      <w:bookmarkStart w:id="100" w:name="_Toc237261971"/>
-      <w:r>
+      <w:bookmarkStart w:id="100" w:name="_Toc237264189"/>
+      <w:r>
+        <w:lastRenderedPageBreak/>
         <w:t>Phụ lục D. Artifact legacy đang phục vụ</w:t>
       </w:r>
       <w:bookmarkEnd w:id="100"/>
@@ -22588,8 +22679,9 @@
     <w:p>
       <w:pPr>
         <w:pStyle w:val="Caption"/>
-      </w:pPr>
-      <w:bookmarkStart w:id="101" w:name="_Toc237261928"/>
+        <w:keepNext/>
+      </w:pPr>
+      <w:bookmarkStart w:id="101" w:name="_Toc237264147"/>
       <w:r>
         <w:t>Bảng D.</w:t>
       </w:r>
@@ -22846,7 +22938,6 @@
               <w:pStyle w:val="TableText"/>
             </w:pPr>
             <w:r>
-              <w:lastRenderedPageBreak/>
               <w:t>min_samples_leaf</w:t>
             </w:r>
           </w:p>
@@ -23740,11 +23831,47 @@
     <w:name w:val="toc 1"/>
     <w:uiPriority w:val="39"/>
     <w:pPr>
-      <w:spacing w:after="95"/>
+      <w:spacing w:after="20"/>
       <w:ind w:left="25" w:right="129" w:hanging="10"/>
     </w:pPr>
     <w:rPr>
       <w:b/>
+      <w:sz w:val="24"/>
+    </w:rPr>
+  </w:style>
+  <w:style w:type="paragraph" w:styleId="TOC2">
+    <w:name w:val="toc 2"/>
+    <w:basedOn w:val="Normal"/>
+    <w:uiPriority w:val="39"/>
+    <w:pPr>
+      <w:spacing w:after="20"/>
+      <w:ind w:left="260"/>
+    </w:pPr>
+    <w:rPr>
+      <w:sz w:val="24"/>
+    </w:rPr>
+  </w:style>
+  <w:style w:type="paragraph" w:styleId="TOC3">
+    <w:name w:val="toc 3"/>
+    <w:basedOn w:val="Normal"/>
+    <w:uiPriority w:val="39"/>
+    <w:pPr>
+      <w:spacing w:after="20"/>
+      <w:ind w:left="520"/>
+    </w:pPr>
+    <w:rPr>
+      <w:sz w:val="24"/>
+    </w:rPr>
+  </w:style>
+  <w:style w:type="paragraph" w:styleId="TOC4">
+    <w:name w:val="toc 4"/>
+    <w:basedOn w:val="Normal"/>
+    <w:uiPriority w:val="39"/>
+    <w:pPr>
+      <w:spacing w:after="20"/>
+      <w:ind w:left="780"/>
+    </w:pPr>
+    <w:rPr>
       <w:sz w:val="24"/>
     </w:rPr>
   </w:style>
@@ -23851,51 +23978,12 @@
       <w:contextualSpacing/>
     </w:pPr>
   </w:style>
-  <w:style w:type="paragraph" w:styleId="TOC2">
-    <w:name w:val="toc 2"/>
-    <w:basedOn w:val="Normal"/>
-    <w:next w:val="Normal"/>
-    <w:autoRedefine/>
-    <w:uiPriority w:val="39"/>
-    <w:unhideWhenUsed/>
-    <w:rsid w:val="003F5CD2"/>
-    <w:pPr>
-      <w:spacing w:after="100"/>
-      <w:ind w:left="260"/>
-    </w:pPr>
-  </w:style>
-  <w:style w:type="paragraph" w:styleId="TOC3">
-    <w:name w:val="toc 3"/>
-    <w:basedOn w:val="Normal"/>
-    <w:next w:val="Normal"/>
-    <w:autoRedefine/>
-    <w:uiPriority w:val="39"/>
-    <w:unhideWhenUsed/>
-    <w:rsid w:val="003F5CD2"/>
-    <w:pPr>
-      <w:spacing w:after="100"/>
-      <w:ind w:left="520"/>
-    </w:pPr>
-  </w:style>
-  <w:style w:type="paragraph" w:styleId="TOC4">
-    <w:name w:val="toc 4"/>
-    <w:basedOn w:val="Normal"/>
-    <w:next w:val="Normal"/>
-    <w:autoRedefine/>
-    <w:uiPriority w:val="39"/>
-    <w:unhideWhenUsed/>
-    <w:rsid w:val="003F5CD2"/>
-    <w:pPr>
-      <w:spacing w:after="100"/>
-      <w:ind w:left="780"/>
-    </w:pPr>
-  </w:style>
   <w:style w:type="character" w:styleId="Hyperlink">
     <w:name w:val="Hyperlink"/>
     <w:basedOn w:val="DefaultParagraphFont"/>
     <w:uiPriority w:val="99"/>
     <w:unhideWhenUsed/>
-    <w:rsid w:val="003F5CD2"/>
+    <w:rsid w:val="0084287C"/>
     <w:rPr>
       <w:color w:val="0563C1" w:themeColor="hyperlink"/>
       <w:u w:val="single"/>
@@ -23907,7 +23995,7 @@
     <w:next w:val="Normal"/>
     <w:uiPriority w:val="99"/>
     <w:unhideWhenUsed/>
-    <w:rsid w:val="00A1447F"/>
+    <w:rsid w:val="009733DA"/>
     <w:pPr>
       <w:spacing w:after="0"/>
     </w:pPr>
